--- a/Article/POLOAR：逻辑与方程.docx
+++ b/Article/POLOAR：逻辑与方程.docx
@@ -4,12 +4,141 @@
   <w:body>
     <w:p>
       <w:pPr>
-        <w:spacing w:before="480" w:after="480" w:line="288" w:lineRule="auto"/>
+        <w:rPr>
+          <w:rFonts w:hint="eastAsia"/>
+        </w:rPr>
+      </w:pPr>
+    </w:p>
+    <w:p>
+      <w:pPr>
+        <w:spacing w:beforeLines="1000" w:before="2400" w:after="840"/>
+        <w:jc w:val="center"/>
+        <w:rPr>
+          <w:rFonts w:asciiTheme="majorEastAsia" w:eastAsiaTheme="majorEastAsia" w:hAnsiTheme="majorEastAsia" w:hint="eastAsia"/>
+          <w:sz w:val="72"/>
+          <w:szCs w:val="72"/>
+          <w:u w:val="single"/>
+        </w:rPr>
+      </w:pPr>
+      <w:r>
+        <w:rPr>
+          <w:rFonts w:asciiTheme="majorEastAsia" w:eastAsiaTheme="majorEastAsia" w:hAnsiTheme="majorEastAsia" w:hint="eastAsia"/>
+          <w:sz w:val="72"/>
+          <w:szCs w:val="72"/>
+          <w:u w:val="single"/>
+        </w:rPr>
+        <w:t>POLOAR</w:t>
+      </w:r>
+    </w:p>
+    <w:p>
+      <w:pPr>
+        <w:jc w:val="center"/>
+        <w:rPr>
+          <w:rFonts w:asciiTheme="majorEastAsia" w:eastAsiaTheme="majorEastAsia" w:hAnsiTheme="majorEastAsia" w:hint="eastAsia"/>
+          <w:sz w:val="32"/>
+          <w:szCs w:val="32"/>
+        </w:rPr>
+      </w:pPr>
+      <w:r>
+        <w:rPr>
+          <w:rFonts w:asciiTheme="majorEastAsia" w:eastAsiaTheme="majorEastAsia" w:hAnsiTheme="majorEastAsia" w:hint="eastAsia"/>
+          <w:sz w:val="32"/>
+          <w:szCs w:val="32"/>
+        </w:rPr>
+        <w:t xml:space="preserve">D:  </w:t>
+      </w:r>
+      <w:r>
+        <w:rPr>
+          <w:rFonts w:asciiTheme="majorEastAsia" w:eastAsiaTheme="majorEastAsia" w:hAnsiTheme="majorEastAsia" w:hint="eastAsia"/>
+          <w:sz w:val="32"/>
+          <w:szCs w:val="32"/>
+        </w:rPr>
+        <w:t>2026/3/29</w:t>
+      </w:r>
+    </w:p>
+    <w:p>
+      <w:pPr>
+        <w:spacing w:after="7280"/>
+        <w:jc w:val="center"/>
+        <w:rPr>
+          <w:rFonts w:asciiTheme="majorEastAsia" w:eastAsiaTheme="majorEastAsia" w:hAnsiTheme="majorEastAsia" w:cs="Arial" w:hint="eastAsia"/>
+          <w:sz w:val="32"/>
+          <w:szCs w:val="32"/>
+        </w:rPr>
+      </w:pPr>
+      <w:r>
+        <w:rPr>
+          <w:rFonts w:asciiTheme="majorEastAsia" w:eastAsiaTheme="majorEastAsia" w:hAnsiTheme="majorEastAsia" w:cs="Arial" w:hint="eastAsia"/>
+          <w:sz w:val="32"/>
+          <w:szCs w:val="32"/>
+        </w:rPr>
+        <w:t xml:space="preserve">V:  </w:t>
+      </w:r>
+      <w:r>
+        <w:rPr>
+          <w:rFonts w:asciiTheme="majorEastAsia" w:eastAsiaTheme="majorEastAsia" w:hAnsiTheme="majorEastAsia" w:cs="Arial" w:hint="eastAsia"/>
+          <w:sz w:val="32"/>
+          <w:szCs w:val="32"/>
+        </w:rPr>
+        <w:t>2.3.2</w:t>
+      </w:r>
+    </w:p>
+    <w:p>
+      <w:pPr>
+        <w:jc w:val="center"/>
+        <w:rPr>
+          <w:rFonts w:hint="eastAsia"/>
+        </w:rPr>
+      </w:pPr>
+      <w:r>
+        <w:rPr>
+          <w:rFonts w:asciiTheme="majorEastAsia" w:eastAsiaTheme="majorEastAsia" w:hAnsiTheme="majorEastAsia" w:cs="Arial" w:hint="eastAsia"/>
+          <w:sz w:val="32"/>
+          <w:szCs w:val="32"/>
+        </w:rPr>
+        <w:t>Lin</w:t>
+      </w:r>
+      <w:r>
+        <w:br w:type="page"/>
+      </w:r>
+    </w:p>
+    <w:p>
+      <w:pPr>
+        <w:pBdr>
+          <w:bottom w:val="single" w:sz="4" w:space="1" w:color="auto"/>
+        </w:pBdr>
+        <w:spacing w:before="1080" w:after="480" w:line="288" w:lineRule="auto"/>
+        <w:jc w:val="center"/>
         <w:rPr>
           <w:rFonts w:ascii="Arial" w:eastAsia="等线" w:hAnsi="Arial" w:cs="Arial"/>
           <w:b/>
           <w:sz w:val="52"/>
         </w:rPr>
+        <w:sectPr>
+          <w:headerReference w:type="even" r:id="rId8"/>
+          <w:headerReference w:type="default" r:id="rId9"/>
+          <w:footerReference w:type="even" r:id="rId10"/>
+          <w:footerReference w:type="default" r:id="rId11"/>
+          <w:headerReference w:type="first" r:id="rId12"/>
+          <w:footerReference w:type="first" r:id="rId13"/>
+          <w:pgSz w:w="11905" w:h="16840"/>
+          <w:pgMar w:top="1440" w:right="1800" w:bottom="1440" w:left="1800" w:header="720" w:footer="720" w:gutter="0"/>
+          <w:cols w:space="720"/>
+        </w:sectPr>
+      </w:pPr>
+    </w:p>
+    <w:p>
+      <w:pPr>
+        <w:pBdr>
+          <w:bottom w:val="single" w:sz="4" w:space="1" w:color="auto"/>
+        </w:pBdr>
+        <w:spacing w:before="1080" w:after="480" w:line="288" w:lineRule="auto"/>
+        <w:jc w:val="center"/>
+        <w:rPr>
+          <w:rFonts w:ascii="Arial" w:eastAsia="等线" w:hAnsi="Arial" w:cs="Arial"/>
+          <w:b/>
+          <w:sz w:val="52"/>
+        </w:rPr>
       </w:pPr>
       <w:r>
         <w:rPr>
@@ -17,52 +146,20 @@
           <w:b/>
           <w:sz w:val="52"/>
         </w:rPr>
+        <w:lastRenderedPageBreak/>
         <w:t>POLOAR</w:t>
       </w:r>
     </w:p>
     <w:p>
       <w:pPr>
         <w:spacing w:before="480" w:after="480" w:line="288" w:lineRule="auto"/>
+        <w:jc w:val="center"/>
         <w:rPr>
           <w:rFonts w:ascii="Arial" w:eastAsia="等线" w:hAnsi="Arial" w:cs="Arial"/>
           <w:b/>
           <w:sz w:val="52"/>
         </w:rPr>
       </w:pPr>
-      <w:r>
-        <w:rPr>
-          <w:rFonts w:ascii="Arial" w:eastAsia="等线" w:hAnsi="Arial" w:cs="Arial"/>
-          <w:b/>
-          <w:sz w:val="52"/>
-        </w:rPr>
-        <w:t>遍历</w:t>
-      </w:r>
-      <w:r>
-        <w:rPr>
-          <w:rFonts w:ascii="Arial" w:eastAsia="等线" w:hAnsi="Arial" w:cs="Arial" w:hint="eastAsia"/>
-          <w:b/>
-          <w:sz w:val="52"/>
-        </w:rPr>
-        <w:t>统一</w:t>
-      </w:r>
-      <w:r>
-        <w:rPr>
-          <w:rFonts w:ascii="Arial" w:eastAsia="等线" w:hAnsi="Arial" w:cs="Arial"/>
-          <w:b/>
-          <w:sz w:val="52"/>
-        </w:rPr>
-        <w:t>理论：基于质能、熵与普朗克常数的系统演化方程</w:t>
-      </w:r>
-    </w:p>
-    <w:p>
-      <w:pPr>
-        <w:spacing w:before="480" w:after="480" w:line="288" w:lineRule="auto"/>
-        <w:rPr>
-          <w:rFonts w:ascii="Arial" w:eastAsia="等线" w:hAnsi="Arial" w:cs="Arial"/>
-          <w:b/>
-          <w:sz w:val="52"/>
-        </w:rPr>
-      </w:pPr>
     </w:p>
     <w:p>
       <w:pPr>
@@ -87,61 +184,13 @@
         <w:rPr>
           <w:rFonts w:hint="eastAsia"/>
         </w:rPr>
-        <w:t>章为摸索。第</w:t>
-      </w:r>
-      <w:r>
-        <w:rPr>
-          <w:rFonts w:hint="eastAsia"/>
-        </w:rPr>
-        <w:t>八</w:t>
-      </w:r>
-      <w:r>
-        <w:rPr>
-          <w:rFonts w:hint="eastAsia"/>
-        </w:rPr>
-        <w:t>章为开始优化</w:t>
-      </w:r>
-      <w:r>
-        <w:rPr>
-          <w:rFonts w:hint="eastAsia"/>
-        </w:rPr>
-        <w:t>，第</w:t>
-      </w:r>
-      <w:r>
-        <w:rPr>
-          <w:rFonts w:hint="eastAsia"/>
-        </w:rPr>
-        <w:t>九</w:t>
-      </w:r>
-      <w:r>
-        <w:rPr>
-          <w:rFonts w:hint="eastAsia"/>
-        </w:rPr>
-        <w:t>章</w:t>
-      </w:r>
-      <w:r>
-        <w:rPr>
-          <w:rFonts w:hint="eastAsia"/>
-        </w:rPr>
-        <w:t>后</w:t>
-      </w:r>
-      <w:r>
-        <w:rPr>
-          <w:rFonts w:hint="eastAsia"/>
-        </w:rPr>
-        <w:t>是成熟的应用阶段</w:t>
-      </w:r>
-      <w:r>
-        <w:rPr>
-          <w:rFonts w:hint="eastAsia"/>
-        </w:rPr>
-        <w:t>。我们展示理论完整的生命发展</w:t>
-      </w:r>
-      <w:r>
-        <w:rPr>
-          <w:rFonts w:hint="eastAsia"/>
-        </w:rPr>
-        <w:t>。</w:t>
+        <w:t>章为</w:t>
+      </w:r>
+      <w:r>
+        <w:rPr>
+          <w:rFonts w:hint="eastAsia"/>
+        </w:rPr>
+        <w:t>旧的基础章节。</w:t>
       </w:r>
     </w:p>
     <w:p>
@@ -175,159 +224,75 @@
         <w:rPr>
           <w:rFonts w:ascii="Arial" w:eastAsia="等线" w:hAnsi="Arial" w:cs="Arial"/>
         </w:rPr>
-        <w:t>本文提出了一种打破学科壁垒的</w:t>
+        <w:t>本文提出了</w:t>
+      </w:r>
+      <w:proofErr w:type="gramStart"/>
+      <w:r>
+        <w:rPr>
+          <w:rFonts w:ascii="Arial" w:eastAsia="等线" w:hAnsi="Arial" w:cs="Arial"/>
+        </w:rPr>
+        <w:t>一</w:t>
+      </w:r>
+      <w:proofErr w:type="gramEnd"/>
+      <w:r>
+        <w:rPr>
+          <w:rFonts w:ascii="Arial" w:eastAsia="等线" w:hAnsi="Arial" w:cs="Arial"/>
+        </w:rPr>
+        <w:t>物理框架</w:t>
+      </w:r>
+      <w:r>
+        <w:rPr>
+          <w:rFonts w:ascii="Arial" w:eastAsia="等线" w:hAnsi="Arial" w:cs="Arial"/>
+        </w:rPr>
+        <w:t>——</w:t>
+      </w:r>
+      <w:r>
+        <w:rPr>
+          <w:rFonts w:ascii="Arial" w:eastAsia="等线" w:hAnsi="Arial" w:cs="Arial"/>
+        </w:rPr>
+        <w:t>PUTE</w:t>
       </w:r>
       <w:r>
         <w:rPr>
           <w:rFonts w:ascii="Arial" w:eastAsia="等线" w:hAnsi="Arial" w:cs="Arial" w:hint="eastAsia"/>
         </w:rPr>
-        <w:t>理论和</w:t>
+        <w:t>、</w:t>
+      </w:r>
+      <w:r>
+        <w:rPr>
+          <w:rFonts w:ascii="Arial" w:eastAsia="等线" w:hAnsi="Arial" w:cs="Arial" w:hint="eastAsia"/>
+        </w:rPr>
+        <w:t>PUNA</w:t>
+      </w:r>
+      <w:r>
+        <w:rPr>
+          <w:rFonts w:ascii="Arial" w:eastAsia="等线" w:hAnsi="Arial" w:cs="Arial" w:hint="eastAsia"/>
+        </w:rPr>
+        <w:t>、</w:t>
+      </w:r>
+      <w:r>
+        <w:rPr>
+          <w:rFonts w:ascii="Arial" w:eastAsia="等线" w:hAnsi="Arial" w:cs="Arial" w:hint="eastAsia"/>
+        </w:rPr>
+        <w:t>PULO</w:t>
       </w:r>
       <w:r>
         <w:rPr>
           <w:rFonts w:ascii="Arial" w:eastAsia="等线" w:hAnsi="Arial" w:cs="Arial"/>
         </w:rPr>
-        <w:t>一统物理框架</w:t>
+        <w:t>一统方程。该理论主张</w:t>
+      </w:r>
+      <w:r>
+        <w:rPr>
+          <w:rFonts w:ascii="Arial" w:eastAsia="等线" w:hAnsi="Arial" w:cs="Arial" w:hint="eastAsia"/>
+        </w:rPr>
+        <w:t>物质与能量的统一解释</w:t>
       </w:r>
       <w:r>
         <w:rPr>
           <w:rFonts w:ascii="Arial" w:eastAsia="等线" w:hAnsi="Arial" w:cs="Arial"/>
         </w:rPr>
-        <w:t>——</w:t>
-      </w:r>
-      <w:r>
-        <w:rPr>
-          <w:rFonts w:ascii="Arial" w:eastAsia="等线" w:hAnsi="Arial" w:cs="Arial"/>
-        </w:rPr>
-        <w:t>PUTE</w:t>
-      </w:r>
-      <w:r>
-        <w:rPr>
-          <w:rFonts w:ascii="Arial" w:eastAsia="等线" w:hAnsi="Arial" w:cs="Arial" w:hint="eastAsia"/>
-        </w:rPr>
-        <w:t>、</w:t>
-      </w:r>
-      <w:r>
-        <w:rPr>
-          <w:rFonts w:ascii="Arial" w:eastAsia="等线" w:hAnsi="Arial" w:cs="Arial" w:hint="eastAsia"/>
-        </w:rPr>
-        <w:t>PUNA</w:t>
-      </w:r>
-      <w:r>
-        <w:rPr>
-          <w:rFonts w:ascii="Arial" w:eastAsia="等线" w:hAnsi="Arial" w:cs="Arial" w:hint="eastAsia"/>
-        </w:rPr>
-        <w:t>、</w:t>
-      </w:r>
-      <w:r>
-        <w:rPr>
-          <w:rFonts w:ascii="Arial" w:eastAsia="等线" w:hAnsi="Arial" w:cs="Arial" w:hint="eastAsia"/>
-        </w:rPr>
-        <w:t>PULO</w:t>
-      </w:r>
-      <w:r>
-        <w:rPr>
-          <w:rFonts w:ascii="Arial" w:eastAsia="等线" w:hAnsi="Arial" w:cs="Arial"/>
-        </w:rPr>
-        <w:t>一统方程。该理论主张：宇宙中所有存在形式（从基本粒子、无机物质到复杂意识体）本质上都在执行同一种物理程序：状态遍历。通过锁定光子为绝对标尺，本文量化了系统的质能储备、热力学复杂度与主观反应速率之间的耦合关系。研究发现，意识的本质是系统复杂度相对于物理能效预算的</w:t>
-      </w:r>
-      <w:proofErr w:type="gramStart"/>
-      <w:r>
-        <w:rPr>
-          <w:rFonts w:ascii="Arial" w:eastAsia="等线" w:hAnsi="Arial" w:cs="Arial"/>
-        </w:rPr>
-        <w:t>指数级</w:t>
-      </w:r>
-      <w:proofErr w:type="gramEnd"/>
-      <w:r>
-        <w:rPr>
-          <w:rFonts w:ascii="Arial" w:eastAsia="等线" w:hAnsi="Arial" w:cs="Arial"/>
-        </w:rPr>
-        <w:t>透支，而</w:t>
-      </w:r>
-      <w:r>
-        <w:rPr>
-          <w:rFonts w:ascii="Arial" w:eastAsia="等线" w:hAnsi="Arial" w:cs="Arial"/>
-        </w:rPr>
-        <w:t>“</w:t>
-      </w:r>
-      <w:r>
-        <w:rPr>
-          <w:rFonts w:ascii="Arial" w:eastAsia="等线" w:hAnsi="Arial" w:cs="Arial"/>
-        </w:rPr>
-        <w:t>主观时间</w:t>
-      </w:r>
-      <w:r>
-        <w:rPr>
-          <w:rFonts w:ascii="Arial" w:eastAsia="等线" w:hAnsi="Arial" w:cs="Arial"/>
-        </w:rPr>
-        <w:t>”</w:t>
-      </w:r>
-      <w:r>
-        <w:rPr>
-          <w:rFonts w:ascii="Arial" w:eastAsia="等线" w:hAnsi="Arial" w:cs="Arial"/>
-        </w:rPr>
-        <w:t>则是系统为处理这种负债而产生的压缩算法。</w:t>
-      </w:r>
-      <w:r>
-        <w:rPr>
-          <w:rFonts w:ascii="Arial" w:eastAsia="等线" w:hAnsi="Arial" w:cs="Arial" w:hint="eastAsia"/>
-        </w:rPr>
-        <w:t>本文同样展示</w:t>
-      </w:r>
-      <w:r>
-        <w:rPr>
-          <w:rFonts w:ascii="Arial" w:eastAsia="等线" w:hAnsi="Arial" w:cs="Arial" w:hint="eastAsia"/>
-        </w:rPr>
-        <w:t>各个</w:t>
-      </w:r>
-      <w:r>
-        <w:rPr>
-          <w:rFonts w:ascii="Arial" w:eastAsia="等线" w:hAnsi="Arial" w:cs="Arial" w:hint="eastAsia"/>
-        </w:rPr>
-        <w:t>PUTE</w:t>
-      </w:r>
-      <w:r>
-        <w:rPr>
-          <w:rFonts w:ascii="Arial" w:eastAsia="等线" w:hAnsi="Arial" w:cs="Arial" w:hint="eastAsia"/>
-        </w:rPr>
-        <w:t>的推理路线</w:t>
-      </w:r>
-      <w:r>
-        <w:rPr>
-          <w:rFonts w:ascii="Arial" w:eastAsia="等线" w:hAnsi="Arial" w:cs="Arial" w:hint="eastAsia"/>
-        </w:rPr>
-        <w:t>，每个</w:t>
-      </w:r>
-      <w:r>
-        <w:rPr>
-          <w:rFonts w:ascii="Arial" w:eastAsia="等线" w:hAnsi="Arial" w:cs="Arial" w:hint="eastAsia"/>
-        </w:rPr>
-        <w:t>PUTE</w:t>
-      </w:r>
-      <w:r>
-        <w:rPr>
-          <w:rFonts w:ascii="Arial" w:eastAsia="等线" w:hAnsi="Arial" w:cs="Arial" w:hint="eastAsia"/>
-        </w:rPr>
-        <w:t>有单独使用的潜力</w:t>
-      </w:r>
-      <w:r>
-        <w:rPr>
-          <w:rFonts w:ascii="Arial" w:eastAsia="等线" w:hAnsi="Arial" w:cs="Arial" w:hint="eastAsia"/>
-        </w:rPr>
-        <w:t>，以及展示</w:t>
-      </w:r>
-      <w:r>
-        <w:rPr>
-          <w:rFonts w:ascii="Arial" w:eastAsia="等线" w:hAnsi="Arial" w:cs="Arial" w:hint="eastAsia"/>
-        </w:rPr>
-        <w:t>PUNA</w:t>
-      </w:r>
-      <w:r>
-        <w:rPr>
-          <w:rFonts w:ascii="Arial" w:eastAsia="等线" w:hAnsi="Arial" w:cs="Arial" w:hint="eastAsia"/>
-        </w:rPr>
-        <w:t>的推理。</w:t>
+        <w:t>。通过锁定光子为绝对标尺，本文量化了系统的质能储备、热力学复杂度与主观反应速率之间的耦合关系。</w:t>
       </w:r>
     </w:p>
     <w:p>
@@ -592,7 +557,6 @@
         <w:rPr>
           <w:rFonts w:ascii="Arial" w:eastAsia="等线" w:hAnsi="Arial" w:cs="Arial"/>
         </w:rPr>
-        <w:lastRenderedPageBreak/>
         <w:t>宇宙本身没有时间，因为它是无限的，可以同时遍历所有概率。</w:t>
       </w:r>
     </w:p>
@@ -647,6 +611,65 @@
         </w:rPr>
         <w:br w:type="page"/>
       </w:r>
+    </w:p>
+    <w:p>
+      <w:pPr>
+        <w:spacing w:before="120" w:after="120" w:line="288" w:lineRule="auto"/>
+        <w:rPr>
+          <w:rFonts w:ascii="Arial" w:eastAsia="等线" w:hAnsi="Arial" w:cs="Arial"/>
+        </w:rPr>
+        <w:sectPr>
+          <w:footerReference w:type="default" r:id="rId14"/>
+          <w:type w:val="continuous"/>
+          <w:pgSz w:w="11905" w:h="16840"/>
+          <w:pgMar w:top="1440" w:right="1800" w:bottom="1440" w:left="1800" w:header="720" w:footer="720" w:gutter="0"/>
+          <w:pgNumType w:start="1"/>
+          <w:cols w:space="720"/>
+        </w:sectPr>
+      </w:pPr>
+    </w:p>
+    <w:p>
+      <w:pPr>
+        <w:widowControl/>
+        <w:rPr>
+          <w:rFonts w:ascii="Arial" w:eastAsia="等线" w:hAnsi="Arial" w:cs="Arial"/>
+        </w:rPr>
+        <w:sectPr>
+          <w:headerReference w:type="default" r:id="rId15"/>
+          <w:type w:val="continuous"/>
+          <w:pgSz w:w="11905" w:h="16840"/>
+          <w:pgMar w:top="1440" w:right="1800" w:bottom="1440" w:left="1800" w:header="720" w:footer="720" w:gutter="0"/>
+          <w:cols w:space="720"/>
+        </w:sectPr>
+      </w:pPr>
+      <w:r>
+        <w:rPr>
+          <w:rFonts w:ascii="Arial" w:eastAsia="等线" w:hAnsi="Arial" w:cs="Arial"/>
+        </w:rPr>
+        <w:br w:type="page"/>
+      </w:r>
+    </w:p>
+    <w:p>
+      <w:pPr>
+        <w:widowControl/>
+        <w:rPr>
+          <w:rFonts w:ascii="Arial" w:eastAsia="等线" w:hAnsi="Arial" w:cs="Arial"/>
+        </w:rPr>
+      </w:pPr>
+      <w:r>
+        <w:rPr>
+          <w:rFonts w:ascii="Arial" w:eastAsia="等线" w:hAnsi="Arial" w:cs="Arial"/>
+        </w:rPr>
+        <w:br w:type="page"/>
+      </w:r>
+    </w:p>
+    <w:p>
+      <w:pPr>
+        <w:widowControl/>
+        <w:rPr>
+          <w:rFonts w:ascii="Arial" w:eastAsia="等线" w:hAnsi="Arial" w:cs="Arial"/>
+        </w:rPr>
+      </w:pPr>
     </w:p>
     <w:p>
       <w:pPr>
@@ -1953,13 +1976,13 @@
       <w:pPr>
         <w:spacing w:before="120" w:after="120" w:line="288" w:lineRule="auto"/>
         <w:rPr>
-          <w:rFonts w:hint="eastAsia"/>
-        </w:rPr>
-      </w:pPr>
-      <w:r>
-        <w:rPr>
           <w:rFonts w:ascii="Arial" w:eastAsia="等线" w:hAnsi="Arial" w:cs="Arial"/>
         </w:rPr>
+      </w:pPr>
+      <w:r>
+        <w:rPr>
+          <w:rFonts w:ascii="Arial" w:eastAsia="等线" w:hAnsi="Arial" w:cs="Arial"/>
+        </w:rPr>
         <w:t>分子</w:t>
       </w:r>
       <w:r>
@@ -1998,6 +2021,80 @@
         </w:rPr>
         <w:t>。</w:t>
       </w:r>
+    </w:p>
+    <w:p>
+      <w:pPr>
+        <w:spacing w:before="120" w:after="120" w:line="288" w:lineRule="auto"/>
+        <w:rPr>
+          <w:rFonts w:ascii="Arial" w:eastAsia="等线" w:hAnsi="Arial" w:cs="Arial"/>
+        </w:rPr>
+      </w:pPr>
+      <w:r>
+        <w:rPr>
+          <w:rFonts w:ascii="Arial" w:eastAsia="等线" w:hAnsi="Arial" w:cs="Arial" w:hint="eastAsia"/>
+        </w:rPr>
+        <w:t>L</w:t>
+      </w:r>
+      <w:r>
+        <w:rPr>
+          <w:rFonts w:ascii="Arial" w:eastAsia="等线" w:hAnsi="Arial" w:cs="Arial" w:hint="eastAsia"/>
+        </w:rPr>
+        <w:t>没有量纲，是纯粹的刻度比值</w:t>
+      </w:r>
+    </w:p>
+    <w:p>
+      <w:pPr>
+        <w:spacing w:before="120" w:after="120" w:line="288" w:lineRule="auto"/>
+        <w:rPr>
+          <w:rFonts w:hint="eastAsia"/>
+        </w:rPr>
+      </w:pPr>
+      <w:r>
+        <w:rPr>
+          <w:rFonts w:ascii="Arial" w:eastAsia="等线" w:hAnsi="Arial" w:cs="Arial" w:hint="eastAsia"/>
+        </w:rPr>
+        <w:t>L</w:t>
+      </w:r>
+      <w:r>
+        <w:rPr>
+          <w:rFonts w:ascii="Arial" w:eastAsia="等线" w:hAnsi="Arial" w:cs="Arial" w:hint="eastAsia"/>
+        </w:rPr>
+        <w:t>的单位为</w:t>
+      </w:r>
+      <w:r>
+        <w:t>“褶”</w:t>
+      </w:r>
+      <w:r>
+        <w:rPr>
+          <w:rFonts w:hint="eastAsia"/>
+        </w:rPr>
+        <w:t>，</w:t>
+      </w:r>
+      <w:r>
+        <w:t xml:space="preserve"> (Fold, </w:t>
+      </w:r>
+      <w:proofErr w:type="spellStart"/>
+      <w:r>
+        <w:t>Fld</w:t>
+      </w:r>
+      <w:proofErr w:type="spellEnd"/>
+      <w:r>
+        <w:t>)</w:t>
+      </w:r>
+      <w:r>
+        <w:rPr>
+          <w:rFonts w:hint="eastAsia"/>
+        </w:rPr>
+        <w:t>。</w:t>
+      </w:r>
+    </w:p>
+    <w:p>
+      <w:pPr>
+        <w:spacing w:before="120" w:after="120" w:line="288" w:lineRule="auto"/>
+        <w:rPr>
+          <w:rFonts w:hint="eastAsia"/>
+        </w:rPr>
+      </w:pPr>
     </w:p>
     <w:p>
       <w:pPr>
@@ -2676,12 +2773,42 @@
         </w:rPr>
       </w:pPr>
       <w:bookmarkStart w:id="9" w:name="heading_6"/>
-      <w:r>
+    </w:p>
+    <w:p>
+      <w:pPr>
+        <w:widowControl/>
         <w:rPr>
           <w:rFonts w:ascii="Arial" w:eastAsia="等线" w:hAnsi="Arial" w:cs="Arial"/>
           <w:b/>
           <w:sz w:val="36"/>
         </w:rPr>
+      </w:pPr>
+      <w:r>
+        <w:rPr>
+          <w:rFonts w:ascii="Arial" w:eastAsia="等线" w:hAnsi="Arial" w:cs="Arial"/>
+          <w:b/>
+          <w:sz w:val="36"/>
+        </w:rPr>
+        <w:br w:type="page"/>
+      </w:r>
+    </w:p>
+    <w:p>
+      <w:pPr>
+        <w:spacing w:before="380" w:after="140" w:line="288" w:lineRule="auto"/>
+        <w:outlineLvl w:val="0"/>
+        <w:rPr>
+          <w:rFonts w:ascii="Arial" w:eastAsia="等线" w:hAnsi="Arial" w:cs="Arial"/>
+          <w:b/>
+          <w:sz w:val="36"/>
+        </w:rPr>
+      </w:pPr>
+      <w:r>
+        <w:rPr>
+          <w:rFonts w:ascii="Arial" w:eastAsia="等线" w:hAnsi="Arial" w:cs="Arial"/>
+          <w:b/>
+          <w:sz w:val="36"/>
+        </w:rPr>
+        <w:lastRenderedPageBreak/>
         <w:t>五、物理诊断与发现</w:t>
       </w:r>
       <w:bookmarkEnd w:id="9"/>
@@ -3036,7 +3163,6 @@
         <w:rPr>
           <w:rFonts w:hint="eastAsia"/>
         </w:rPr>
-        <w:lastRenderedPageBreak/>
         <w:t>对于铁原子而言，它每秒钟能将它那简单的地图完整遍历数万亿次。由于它没有任何“未完成”的状态，它不需要“等待”物理程序的运行。在铁原子的视角下，遍历是瞬时的（Instantaneous）。瞬时性意味着</w:t>
       </w:r>
       <w:r>
@@ -3484,6 +3610,7 @@
         </w:rPr>
       </w:pPr>
       <w:r>
+        <w:lastRenderedPageBreak/>
         <w:t>由于</w:t>
       </w:r>
       <w:r>
@@ -3738,7 +3865,6 @@
           <w:b/>
           <w:sz w:val="32"/>
         </w:rPr>
-        <w:lastRenderedPageBreak/>
         <w:t xml:space="preserve">3. </w:t>
       </w:r>
       <w:r>
@@ -3995,9 +4121,12 @@
     </w:p>
     <w:p>
       <w:pPr>
-        <w:pStyle w:val="1"/>
-        <w:rPr>
-          <w:rFonts w:hint="eastAsia"/>
+        <w:widowControl/>
+        <w:rPr>
+          <w:rFonts w:hint="eastAsia"/>
+          <w:b/>
+          <w:bCs/>
+          <w:kern w:val="44"/>
           <w:sz w:val="36"/>
           <w:szCs w:val="36"/>
         </w:rPr>
@@ -4008,6 +4137,25 @@
           <w:sz w:val="36"/>
           <w:szCs w:val="36"/>
         </w:rPr>
+        <w:br w:type="page"/>
+      </w:r>
+    </w:p>
+    <w:p>
+      <w:pPr>
+        <w:pStyle w:val="1"/>
+        <w:rPr>
+          <w:rFonts w:hint="eastAsia"/>
+          <w:sz w:val="36"/>
+          <w:szCs w:val="36"/>
+        </w:rPr>
+      </w:pPr>
+      <w:r>
+        <w:rPr>
+          <w:rFonts w:hint="eastAsia"/>
+          <w:sz w:val="36"/>
+          <w:szCs w:val="36"/>
+        </w:rPr>
+        <w:lastRenderedPageBreak/>
         <w:t>六、关于</w:t>
       </w:r>
       <w:r>
@@ -4623,7 +4771,6 @@
         <w:rPr>
           <w:rFonts w:hint="eastAsia"/>
         </w:rPr>
-        <w:lastRenderedPageBreak/>
         <w:t>3：我们进行上述二式的组合</w:t>
       </w:r>
     </w:p>
@@ -4946,6 +5093,7 @@
         <w:rPr>
           <w:rFonts w:hint="eastAsia"/>
         </w:rPr>
+        <w:lastRenderedPageBreak/>
         <w:t>此时，</w:t>
       </w:r>
       <m:oMath>
@@ -5570,14 +5718,7 @@
               <w:rPr>
                 <w:rFonts w:ascii="Arial" w:eastAsia="等线" w:hAnsi="Arial" w:cs="Arial"/>
               </w:rPr>
-              <w:t xml:space="preserve"> </w:t>
-            </w:r>
-            <w:r>
-              <w:rPr>
-                <w:rFonts w:ascii="Arial" w:eastAsia="等线" w:hAnsi="Arial" w:cs="Arial"/>
-              </w:rPr>
-              <w:lastRenderedPageBreak/>
-              <w:t xml:space="preserve">der </w:t>
+              <w:t xml:space="preserve"> der </w:t>
             </w:r>
             <w:proofErr w:type="spellStart"/>
             <w:r>
@@ -6717,14 +6858,7 @@
               <w:rPr>
                 <w:rFonts w:ascii="Arial" w:eastAsia="等线" w:hAnsi="Arial" w:cs="Arial"/>
               </w:rPr>
-              <w:t xml:space="preserve">Mohr, P.J. et </w:t>
-            </w:r>
-            <w:r>
-              <w:rPr>
-                <w:rFonts w:ascii="Arial" w:eastAsia="等线" w:hAnsi="Arial" w:cs="Arial"/>
-              </w:rPr>
-              <w:lastRenderedPageBreak/>
-              <w:t>al. (2021). CODATA Recommended Values</w:t>
+              <w:t>Mohr, P.J. et al. (2021). CODATA Recommended Values</w:t>
             </w:r>
           </w:p>
         </w:tc>
@@ -6975,7 +7109,14 @@
               <w:rPr>
                 <w:rFonts w:ascii="Arial" w:eastAsia="等线" w:hAnsi="Arial" w:cs="Arial"/>
               </w:rPr>
-              <w:t xml:space="preserve"> ~10⁻²² s</w:t>
+              <w:t xml:space="preserve"> ~10⁻²² </w:t>
+            </w:r>
+            <w:r>
+              <w:rPr>
+                <w:rFonts w:ascii="Arial" w:eastAsia="等线" w:hAnsi="Arial" w:cs="Arial"/>
+              </w:rPr>
+              <w:lastRenderedPageBreak/>
+              <w:t>s</w:t>
             </w:r>
           </w:p>
         </w:tc>
@@ -7001,6 +7142,7 @@
               <w:rPr>
                 <w:rFonts w:ascii="Arial" w:eastAsia="等线" w:hAnsi="Arial" w:cs="Arial"/>
               </w:rPr>
+              <w:lastRenderedPageBreak/>
               <w:t>Halzen</w:t>
             </w:r>
             <w:proofErr w:type="spellEnd"/>
@@ -7008,7 +7150,14 @@
               <w:rPr>
                 <w:rFonts w:ascii="Arial" w:eastAsia="等线" w:hAnsi="Arial" w:cs="Arial"/>
               </w:rPr>
-              <w:t>, F. &amp; Martin, A.D. (1984). Quarks and Leptons</w:t>
+              <w:t xml:space="preserve">, F. &amp; Martin, A.D. </w:t>
+            </w:r>
+            <w:r>
+              <w:rPr>
+                <w:rFonts w:ascii="Arial" w:eastAsia="等线" w:hAnsi="Arial" w:cs="Arial"/>
+              </w:rPr>
+              <w:lastRenderedPageBreak/>
+              <w:t>(1984). Quarks and Leptons</w:t>
             </w:r>
           </w:p>
         </w:tc>
@@ -7036,6 +7185,7 @@
               <w:rPr>
                 <w:rFonts w:ascii="Arial" w:eastAsia="等线" w:hAnsi="Arial" w:cs="Arial"/>
               </w:rPr>
+              <w:lastRenderedPageBreak/>
               <w:t>自复制</w:t>
             </w:r>
             <w:r>
@@ -8103,6 +8253,7 @@
               <w:rPr>
                 <w:rFonts w:ascii="Arial" w:eastAsia="等线" w:hAnsi="Arial" w:cs="Arial"/>
               </w:rPr>
+              <w:lastRenderedPageBreak/>
               <w:t>Königlich</w:t>
             </w:r>
             <w:proofErr w:type="spellEnd"/>
@@ -8731,14 +8882,7 @@
               <w:rPr>
                 <w:rFonts w:ascii="Arial" w:eastAsia="等线" w:hAnsi="Arial" w:cs="Arial"/>
               </w:rPr>
-              <w:t xml:space="preserve"> </w:t>
-            </w:r>
-            <w:r>
-              <w:rPr>
-                <w:rFonts w:ascii="Arial" w:eastAsia="等线" w:hAnsi="Arial" w:cs="Arial"/>
-              </w:rPr>
-              <w:lastRenderedPageBreak/>
-              <w:t>S = (4πGM²k_B)/(</w:t>
+              <w:t xml:space="preserve"> S = (4πGM²k_B)/(</w:t>
             </w:r>
             <w:proofErr w:type="spellStart"/>
             <w:r>
@@ -8777,15 +8921,7 @@
               <w:rPr>
                 <w:rFonts w:ascii="Arial" w:eastAsia="等线" w:hAnsi="Arial" w:cs="Arial"/>
               </w:rPr>
-              <w:lastRenderedPageBreak/>
-              <w:t xml:space="preserve">Hawking, </w:t>
-            </w:r>
-            <w:r>
-              <w:rPr>
-                <w:rFonts w:ascii="Arial" w:eastAsia="等线" w:hAnsi="Arial" w:cs="Arial"/>
-              </w:rPr>
-              <w:lastRenderedPageBreak/>
-              <w:t>S.W. (1975). Communications in Mathematical Physics, 43(3), 199</w:t>
+              <w:t>Hawking, S.W. (1975). Communications in Mathematical Physics, 43(3), 199</w:t>
             </w:r>
           </w:p>
         </w:tc>
@@ -21187,16 +21323,15 @@
         <w:rPr>
           <w:rFonts w:ascii="Arial" w:eastAsiaTheme="minorHAnsi" w:hAnsi="Arial" w:cs="Arial" w:hint="eastAsia"/>
         </w:rPr>
-        <w:t xml:space="preserve"> </w:t>
-      </w:r>
-      <w:r>
-        <w:rPr>
-          <w:rFonts w:ascii="Arial" w:eastAsiaTheme="minorHAnsi" w:hAnsi="Arial" w:cs="Arial" w:hint="eastAsia"/>
-        </w:rPr>
-        <w:t>: PULO 1.0</w:t>
-      </w:r>
-    </w:p>
-    <w:p>
+        <w:t xml:space="preserve"> : PULO 1.0</w:t>
+      </w:r>
+    </w:p>
+    <w:p>
+      <w:pPr>
+        <w:rPr>
+          <w:rFonts w:hint="eastAsia"/>
+        </w:rPr>
+      </w:pPr>
       <w:r>
         <w:rPr>
           <w:rFonts w:hint="eastAsia"/>
@@ -21217,6 +21352,11 @@
       </w:r>
     </w:p>
     <w:p>
+      <w:pPr>
+        <w:rPr>
+          <w:rFonts w:hint="eastAsia"/>
+        </w:rPr>
+      </w:pPr>
       <w:r>
         <w:rPr>
           <w:rFonts w:hint="eastAsia"/>
@@ -21225,6 +21365,11 @@
       </w:r>
     </w:p>
     <w:p>
+      <w:pPr>
+        <w:rPr>
+          <w:rFonts w:hint="eastAsia"/>
+        </w:rPr>
+      </w:pPr>
       <w:bookmarkStart w:id="36" w:name="OLE_LINK43"/>
       <m:oMathPara>
         <m:oMath>
@@ -21309,7 +21454,13 @@
         </m:oMath>
       </m:oMathPara>
     </w:p>
-    <w:p/>
+    <w:p>
+      <w:pPr>
+        <w:rPr>
+          <w:rFonts w:hint="eastAsia"/>
+        </w:rPr>
+      </w:pPr>
+    </w:p>
     <w:p>
       <w:pPr>
         <w:rPr>
@@ -21393,6 +21544,11 @@
     </w:p>
     <w:bookmarkEnd w:id="36"/>
     <w:p>
+      <w:pPr>
+        <w:rPr>
+          <w:rFonts w:hint="eastAsia"/>
+        </w:rPr>
+      </w:pPr>
       <w:r>
         <w:t>PULO 1.0 就是 </w:t>
       </w:r>
@@ -21445,6 +21601,11 @@
       </w:r>
     </w:p>
     <w:p>
+      <w:pPr>
+        <w:rPr>
+          <w:rFonts w:hint="eastAsia"/>
+        </w:rPr>
+      </w:pPr>
       <w:r>
         <w:t>PULO 1.0 说：它们成正比。比例常数是 </w:t>
       </w:r>
@@ -21494,13 +21655,29 @@
         <w:t>，由光速和玻尔兹曼常数决定。</w:t>
       </w:r>
     </w:p>
-    <w:p/>
-    <w:p>
+    <w:p>
+      <w:pPr>
+        <w:rPr>
+          <w:rFonts w:hint="eastAsia"/>
+        </w:rPr>
+      </w:pPr>
+    </w:p>
+    <w:p>
+      <w:pPr>
+        <w:rPr>
+          <w:rFonts w:hint="eastAsia"/>
+        </w:rPr>
+      </w:pPr>
       <w:r>
         <w:t>R 是系统的“遍历速率”——单位时间内，系统完成一次“状态遍历”的次数。单位是赫兹（Hz）。</w:t>
       </w:r>
     </w:p>
     <w:p>
+      <w:pPr>
+        <w:rPr>
+          <w:rFonts w:hint="eastAsia"/>
+        </w:rPr>
+      </w:pPr>
       <w:r>
         <w:rPr>
           <w:rFonts w:ascii="Cambria Math" w:hAnsi="Cambria Math" w:cs="Cambria Math"/>
@@ -21512,11 +21689,21 @@
       </w:r>
     </w:p>
     <w:p>
+      <w:pPr>
+        <w:rPr>
+          <w:rFonts w:hint="eastAsia"/>
+        </w:rPr>
+      </w:pPr>
       <w:r>
         <w:t>对均匀系统（如铁块、RNA溶液）</w:t>
       </w:r>
     </w:p>
     <w:p>
+      <w:pPr>
+        <w:rPr>
+          <w:rFonts w:hint="eastAsia"/>
+        </w:rPr>
+      </w:pPr>
       <w:r>
         <w:rPr>
           <w:rFonts w:ascii="Cambria Math" w:hAnsi="Cambria Math" w:cs="Cambria Math"/>
@@ -21537,21 +21724,41 @@
       </w:r>
     </w:p>
     <w:p>
+      <w:pPr>
+        <w:rPr>
+          <w:rFonts w:hint="eastAsia"/>
+        </w:rPr>
+      </w:pPr>
       <w:r>
         <w:t>S：总熵（J/K），从量热法或热力学公式测</w:t>
       </w:r>
     </w:p>
     <w:p>
+      <w:pPr>
+        <w:rPr>
+          <w:rFonts w:hint="eastAsia"/>
+        </w:rPr>
+      </w:pPr>
       <w:r>
         <w:t>L：系统特征长度（m），从几何尺寸取（如直径、边长）</w:t>
       </w:r>
     </w:p>
     <w:p>
+      <w:pPr>
+        <w:rPr>
+          <w:rFonts w:hint="eastAsia"/>
+        </w:rPr>
+      </w:pPr>
       <w:r>
         <w:t>对非均匀系统（如大脑）</w:t>
       </w:r>
     </w:p>
     <w:p>
+      <w:pPr>
+        <w:rPr>
+          <w:rFonts w:hint="eastAsia"/>
+        </w:rPr>
+      </w:pPr>
       <w:r>
         <w:rPr>
           <w:rFonts w:ascii="Cambria Math" w:hAnsi="Cambria Math" w:cs="Cambria Math"/>
@@ -21563,6 +21770,11 @@
       </w:r>
     </w:p>
     <w:p>
+      <w:pPr>
+        <w:rPr>
+          <w:rFonts w:hint="eastAsia"/>
+        </w:rPr>
+      </w:pPr>
       <w:r>
         <w:t>把系统分成小体元</w:t>
       </w:r>
@@ -21599,6 +21811,11 @@
       </w:pPr>
     </w:p>
     <w:p>
+      <w:pPr>
+        <w:rPr>
+          <w:rFonts w:hint="eastAsia"/>
+        </w:rPr>
+      </w:pPr>
       <w:r>
         <w:rPr>
           <w:rFonts w:hint="eastAsia"/>
@@ -21607,6 +21824,11 @@
       </w:r>
     </w:p>
     <w:p>
+      <w:pPr>
+        <w:rPr>
+          <w:rFonts w:hint="eastAsia"/>
+        </w:rPr>
+      </w:pPr>
       <m:oMathPara>
         <m:oMath>
           <m:sSub>
@@ -21740,6 +21962,11 @@
       </m:oMathPara>
     </w:p>
     <w:p>
+      <w:pPr>
+        <w:rPr>
+          <w:rFonts w:hint="eastAsia"/>
+        </w:rPr>
+      </w:pPr>
       <w:r>
         <w:rPr>
           <w:rFonts w:hint="eastAsia"/>
@@ -21802,6 +22029,11 @@
       </w:r>
     </w:p>
     <w:p>
+      <w:pPr>
+        <w:rPr>
+          <w:rFonts w:hint="eastAsia"/>
+        </w:rPr>
+      </w:pPr>
       <w:r>
         <w:lastRenderedPageBreak/>
         <w:t>PULO 1.0 的 R 不是主观时间。它是底层遍历速率，是宇宙</w:t>
@@ -21816,6 +22048,11 @@
       </w:r>
     </w:p>
     <w:p>
+      <w:pPr>
+        <w:rPr>
+          <w:rFonts w:hint="eastAsia"/>
+        </w:rPr>
+      </w:pPr>
       <w:r>
         <w:t xml:space="preserve">PUTE </w:t>
       </w:r>
@@ -28886,7 +29123,7 @@
                     </pic:cNvPicPr>
                   </pic:nvPicPr>
                   <pic:blipFill>
-                    <a:blip r:embed="rId8">
+                    <a:blip r:embed="rId16">
                       <a:extLst>
                         <a:ext uri="{28A0092B-C50C-407E-A947-70E740481C1C}">
                           <a14:useLocalDpi xmlns:a14="http://schemas.microsoft.com/office/drawing/2010/main" val="0"/>
@@ -28979,7 +29216,7 @@
                     </pic:cNvPicPr>
                   </pic:nvPicPr>
                   <pic:blipFill>
-                    <a:blip r:embed="rId9">
+                    <a:blip r:embed="rId17">
                       <a:extLst>
                         <a:ext uri="{28A0092B-C50C-407E-A947-70E740481C1C}">
                           <a14:useLocalDpi xmlns:a14="http://schemas.microsoft.com/office/drawing/2010/main" val="0"/>
@@ -29033,7 +29270,7 @@
                     </pic:cNvPicPr>
                   </pic:nvPicPr>
                   <pic:blipFill>
-                    <a:blip r:embed="rId10">
+                    <a:blip r:embed="rId18">
                       <a:extLst>
                         <a:ext uri="{28A0092B-C50C-407E-A947-70E740481C1C}">
                           <a14:useLocalDpi xmlns:a14="http://schemas.microsoft.com/office/drawing/2010/main" val="0"/>
@@ -29094,7 +29331,7 @@
                     </pic:cNvPicPr>
                   </pic:nvPicPr>
                   <pic:blipFill>
-                    <a:blip r:embed="rId11">
+                    <a:blip r:embed="rId19">
                       <a:extLst>
                         <a:ext uri="{28A0092B-C50C-407E-A947-70E740481C1C}">
                           <a14:useLocalDpi xmlns:a14="http://schemas.microsoft.com/office/drawing/2010/main" val="0"/>
@@ -29247,7 +29484,7 @@
                     </pic:cNvPicPr>
                   </pic:nvPicPr>
                   <pic:blipFill>
-                    <a:blip r:embed="rId12">
+                    <a:blip r:embed="rId20">
                       <a:extLst>
                         <a:ext uri="{28A0092B-C50C-407E-A947-70E740481C1C}">
                           <a14:useLocalDpi xmlns:a14="http://schemas.microsoft.com/office/drawing/2010/main" val="0"/>
@@ -29320,7 +29557,7 @@
                     </pic:cNvPicPr>
                   </pic:nvPicPr>
                   <pic:blipFill>
-                    <a:blip r:embed="rId13">
+                    <a:blip r:embed="rId21">
                       <a:extLst>
                         <a:ext uri="{28A0092B-C50C-407E-A947-70E740481C1C}">
                           <a14:useLocalDpi xmlns:a14="http://schemas.microsoft.com/office/drawing/2010/main" val="0"/>
@@ -29394,7 +29631,7 @@
                     </pic:cNvPicPr>
                   </pic:nvPicPr>
                   <pic:blipFill>
-                    <a:blip r:embed="rId14">
+                    <a:blip r:embed="rId22">
                       <a:extLst>
                         <a:ext uri="{28A0092B-C50C-407E-A947-70E740481C1C}">
                           <a14:useLocalDpi xmlns:a14="http://schemas.microsoft.com/office/drawing/2010/main" val="0"/>
@@ -30466,6 +30703,78 @@
           <w:rFonts w:hint="eastAsia"/>
         </w:rPr>
       </w:pPr>
+      <w:r>
+        <w:rPr>
+          <w:rFonts w:hint="eastAsia"/>
+        </w:rPr>
+        <w:br w:type="page"/>
+      </w:r>
+    </w:p>
+    <w:p>
+      <w:pPr>
+        <w:widowControl/>
+        <w:rPr>
+          <w:rFonts w:hint="eastAsia"/>
+        </w:rPr>
+      </w:pPr>
+    </w:p>
+    <w:p>
+      <w:pPr>
+        <w:widowControl/>
+        <w:rPr>
+          <w:rFonts w:hint="eastAsia"/>
+        </w:rPr>
+      </w:pPr>
+    </w:p>
+    <w:p>
+      <w:pPr>
+        <w:pStyle w:val="2"/>
+      </w:pPr>
+      <w:r>
+        <w:rPr>
+          <w:rFonts w:hint="eastAsia"/>
+        </w:rPr>
+        <w:t>5</w:t>
+      </w:r>
+      <w:r>
+        <w:rPr>
+          <w:rFonts w:hint="eastAsia"/>
+        </w:rPr>
+        <w:t>：关于</w:t>
+      </w:r>
+      <w:r>
+        <w:rPr>
+          <w:rFonts w:hint="eastAsia"/>
+        </w:rPr>
+        <w:t>意识</w:t>
+      </w:r>
+      <w:r>
+        <w:rPr>
+          <w:rFonts w:hint="eastAsia"/>
+        </w:rPr>
+        <w:t>2026/3/27：</w:t>
+      </w:r>
+    </w:p>
+    <w:p>
+      <w:r>
+        <w:rPr>
+          <w:rFonts w:hint="eastAsia"/>
+        </w:rPr>
+        <w:t>我们可以用最方便理解的人类的左右脑来进行解释，方便理解。</w:t>
+      </w:r>
+    </w:p>
+    <w:p>
+      <w:pPr>
+        <w:rPr>
+          <w:rFonts w:hint="eastAsia"/>
+        </w:rPr>
+      </w:pPr>
+      <w:r>
+        <w:rPr>
+          <w:rFonts w:hint="eastAsia"/>
+        </w:rPr>
+        <w:t>胼胝体是左右脑沟通的渠道，根据现有科学研究，</w:t>
+      </w:r>
     </w:p>
     <w:p>
       <w:pPr>
@@ -30526,6 +30835,7 @@
       <w:pPr>
         <w:rPr>
           <w:rFonts w:hint="eastAsia"/>
+          <w:bCs/>
         </w:rPr>
       </w:pPr>
       <m:oMathPara>
@@ -30534,9 +30844,6 @@
         </m:oMathParaPr>
         <m:oMath>
           <m:r>
-            <m:rPr>
-              <m:sty m:val="bi"/>
-            </m:rPr>
             <w:rPr>
               <w:rFonts w:ascii="Cambria Math" w:hAnsi="Cambria Math"/>
             </w:rPr>
@@ -30556,14 +30863,12 @@
               <m:ctrlPr>
                 <w:rPr>
                   <w:rFonts w:ascii="Cambria Math" w:hAnsi="Cambria Math"/>
+                  <w:bCs/>
                 </w:rPr>
               </m:ctrlPr>
             </m:fPr>
             <m:num>
               <m:r>
-                <m:rPr>
-                  <m:sty m:val="bi"/>
-                </m:rPr>
                 <w:rPr>
                   <w:rFonts w:ascii="Cambria Math" w:hAnsi="Cambria Math"/>
                 </w:rPr>
@@ -30579,9 +30884,6 @@
                 <m:t>⋅</m:t>
               </m:r>
               <m:r>
-                <m:rPr>
-                  <m:sty m:val="bi"/>
-                </m:rPr>
                 <w:rPr>
                   <w:rFonts w:ascii="Cambria Math" w:hAnsi="Cambria Math"/>
                 </w:rPr>
@@ -30592,14 +30894,12 @@
                   <m:ctrlPr>
                     <w:rPr>
                       <w:rFonts w:ascii="Cambria Math" w:hAnsi="Cambria Math"/>
+                      <w:bCs/>
                     </w:rPr>
                   </m:ctrlPr>
                 </m:sSupPr>
                 <m:e>
                   <m:r>
-                    <m:rPr>
-                      <m:sty m:val="bi"/>
-                    </m:rPr>
                     <w:rPr>
                       <w:rFonts w:ascii="Cambria Math" w:hAnsi="Cambria Math"/>
                     </w:rPr>
@@ -30609,7 +30909,7 @@
                 <m:sup>
                   <m:r>
                     <m:rPr>
-                      <m:sty m:val="b"/>
+                      <m:sty m:val="p"/>
                     </m:rPr>
                     <w:rPr>
                       <w:rFonts w:ascii="Cambria Math" w:hAnsi="Cambria Math"/>
@@ -30621,9 +30921,6 @@
             </m:num>
             <m:den>
               <m:r>
-                <m:rPr>
-                  <m:sty m:val="bi"/>
-                </m:rPr>
                 <w:rPr>
                   <w:rFonts w:ascii="Cambria Math" w:hAnsi="Cambria Math"/>
                 </w:rPr>
@@ -30636,16 +30933,7 @@
                 <w:rPr>
                   <w:rFonts w:ascii="Cambria Math" w:hAnsi="Cambria Math"/>
                 </w:rPr>
-                <m:t>⋅</m:t>
-              </m:r>
-              <m:r>
-                <m:rPr>
-                  <m:sty m:val="b"/>
-                </m:rPr>
-                <w:rPr>
-                  <w:rFonts w:ascii="Cambria Math" w:hAnsi="Cambria Math"/>
-                </w:rPr>
-                <m:t>Ω</m:t>
+                <m:t>⋅Ω</m:t>
               </m:r>
             </m:den>
           </m:f>
@@ -30663,6 +30951,7 @@
       <w:pPr>
         <w:rPr>
           <w:rFonts w:hint="eastAsia"/>
+          <w:bCs/>
         </w:rPr>
       </w:pPr>
       <m:oMathPara>
@@ -30671,25 +30960,17 @@
         </m:oMathParaPr>
         <m:oMath>
           <m:r>
-            <m:rPr>
-              <m:sty m:val="bi"/>
-            </m:rPr>
             <w:rPr>
               <w:rFonts w:ascii="Cambria Math" w:hAnsi="Cambria Math"/>
             </w:rPr>
-            <m:t>L</m:t>
-          </m:r>
-          <m:r>
-            <w:rPr>
-              <w:rFonts w:ascii="Cambria Math" w:hAnsi="Cambria Math"/>
-            </w:rPr>
-            <m:t>=</m:t>
+            <m:t>L=</m:t>
           </m:r>
           <m:f>
             <m:fPr>
               <m:ctrlPr>
                 <w:rPr>
                   <w:rFonts w:ascii="Cambria Math" w:hAnsi="Cambria Math"/>
+                  <w:bCs/>
                 </w:rPr>
               </m:ctrlPr>
             </m:fPr>
@@ -30699,6 +30980,7 @@
                   <m:ctrlPr>
                     <w:rPr>
                       <w:rFonts w:ascii="Cambria Math" w:hAnsi="Cambria Math"/>
+                      <w:bCs/>
                     </w:rPr>
                   </m:ctrlPr>
                 </m:funcPr>
@@ -30708,13 +30990,14 @@
                       <m:ctrlPr>
                         <w:rPr>
                           <w:rFonts w:ascii="Cambria Math" w:hAnsi="Cambria Math"/>
+                          <w:bCs/>
                         </w:rPr>
                       </m:ctrlPr>
                     </m:sSubPr>
                     <m:e>
                       <m:r>
                         <m:rPr>
-                          <m:sty m:val="b"/>
+                          <m:sty m:val="p"/>
                         </m:rPr>
                         <w:rPr>
                           <w:rFonts w:ascii="Cambria Math" w:hAnsi="Cambria Math"/>
@@ -30724,9 +31007,6 @@
                     </m:e>
                     <m:sub>
                       <m:r>
-                        <m:rPr>
-                          <m:sty m:val="bi"/>
-                        </m:rPr>
                         <w:rPr>
                           <w:rFonts w:ascii="Cambria Math" w:hAnsi="Cambria Math"/>
                         </w:rPr>
@@ -30738,7 +31018,7 @@
                 <m:e>
                   <m:r>
                     <m:rPr>
-                      <m:sty m:val="b"/>
+                      <m:sty m:val="p"/>
                     </m:rPr>
                     <w:rPr>
                       <w:rFonts w:ascii="Cambria Math" w:hAnsi="Cambria Math"/>
@@ -30754,13 +31034,14 @@
                   <m:ctrlPr>
                     <w:rPr>
                       <w:rFonts w:ascii="Cambria Math" w:hAnsi="Cambria Math"/>
+                      <w:bCs/>
                     </w:rPr>
                   </m:ctrlPr>
                 </m:sSubPr>
                 <m:e>
                   <m:r>
                     <m:rPr>
-                      <m:sty m:val="b"/>
+                      <m:sty m:val="p"/>
                     </m:rPr>
                     <w:rPr>
                       <w:rFonts w:ascii="Cambria Math" w:hAnsi="Cambria Math"/>
@@ -30770,9 +31051,6 @@
                 </m:e>
                 <m:sub>
                   <m:r>
-                    <m:rPr>
-                      <m:sty m:val="bi"/>
-                    </m:rPr>
                     <w:rPr>
                       <w:rFonts w:ascii="Cambria Math" w:hAnsi="Cambria Math"/>
                     </w:rPr>
@@ -30791,14 +31069,12 @@
                   <m:ctrlPr>
                     <w:rPr>
                       <w:rFonts w:ascii="Cambria Math" w:hAnsi="Cambria Math"/>
+                      <w:bCs/>
                     </w:rPr>
                   </m:ctrlPr>
                 </m:fPr>
                 <m:num>
                   <m:r>
-                    <m:rPr>
-                      <m:sty m:val="bi"/>
-                    </m:rPr>
                     <w:rPr>
                       <w:rFonts w:ascii="Cambria Math" w:hAnsi="Cambria Math"/>
                     </w:rPr>
@@ -30809,14 +31085,12 @@
                       <m:ctrlPr>
                         <w:rPr>
                           <w:rFonts w:ascii="Cambria Math" w:hAnsi="Cambria Math"/>
+                          <w:bCs/>
                         </w:rPr>
                       </m:ctrlPr>
                     </m:sSupPr>
                     <m:e>
                       <m:r>
-                        <m:rPr>
-                          <m:sty m:val="bi"/>
-                        </m:rPr>
                         <w:rPr>
                           <w:rFonts w:ascii="Cambria Math" w:hAnsi="Cambria Math"/>
                         </w:rPr>
@@ -30825,9 +31099,6 @@
                     </m:e>
                     <m:sup>
                       <m:r>
-                        <m:rPr>
-                          <m:sty m:val="bi"/>
-                        </m:rPr>
                         <w:rPr>
                           <w:rFonts w:ascii="Cambria Math" w:hAnsi="Cambria Math"/>
                         </w:rPr>
@@ -30838,28 +31109,10 @@
                 </m:num>
                 <m:den>
                   <m:r>
-                    <m:rPr>
-                      <m:sty m:val="bi"/>
-                    </m:rPr>
                     <w:rPr>
                       <w:rFonts w:ascii="Cambria Math" w:hAnsi="Cambria Math"/>
                     </w:rPr>
-                    <m:t>h</m:t>
-                  </m:r>
-                  <m:r>
-                    <w:rPr>
-                      <w:rFonts w:ascii="Cambria Math" w:hAnsi="Cambria Math"/>
-                    </w:rPr>
-                    <m:t>⋅</m:t>
-                  </m:r>
-                  <m:r>
-                    <m:rPr>
-                      <m:sty m:val="bi"/>
-                    </m:rPr>
-                    <w:rPr>
-                      <w:rFonts w:ascii="Cambria Math" w:hAnsi="Cambria Math"/>
-                    </w:rPr>
-                    <m:t>R</m:t>
+                    <m:t>h⋅R</m:t>
                   </m:r>
                 </m:den>
               </m:f>
@@ -32104,24 +32357,15 @@
     <w:p>
       <w:pPr>
         <w:pStyle w:val="2"/>
-      </w:pPr>
-      <w:r>
-        <w:rPr>
-          <w:rFonts w:hint="eastAsia"/>
-        </w:rPr>
-        <w:t>PU</w:t>
-      </w:r>
-      <w:r>
-        <w:rPr>
-          <w:rFonts w:hint="eastAsia"/>
-        </w:rPr>
-        <w:t>LO</w:t>
-      </w:r>
-      <w:r>
-        <w:rPr>
-          <w:rFonts w:hint="eastAsia"/>
-        </w:rPr>
-        <w:t xml:space="preserve"> </w:t>
+        <w:rPr>
+          <w:rFonts w:hint="eastAsia"/>
+        </w:rPr>
+      </w:pPr>
+      <w:r>
+        <w:rPr>
+          <w:rFonts w:hint="eastAsia"/>
+        </w:rPr>
+        <w:t xml:space="preserve">PULO </w:t>
       </w:r>
       <w:proofErr w:type="gramStart"/>
       <w:r>
@@ -32133,6 +32377,11 @@
       <w:proofErr w:type="gramEnd"/>
     </w:p>
     <w:p>
+      <w:pPr>
+        <w:rPr>
+          <w:rFonts w:hint="eastAsia"/>
+        </w:rPr>
+      </w:pPr>
       <m:oMathPara>
         <m:oMath>
           <m:r>
@@ -32216,7 +32465,13 @@
         </m:oMath>
       </m:oMathPara>
     </w:p>
-    <w:p/>
+    <w:p>
+      <w:pPr>
+        <w:rPr>
+          <w:rFonts w:hint="eastAsia"/>
+        </w:rPr>
+      </w:pPr>
+    </w:p>
     <w:p>
       <w:pPr>
         <w:rPr>
@@ -37248,7 +37503,13 @@
         <w:t>）。</w:t>
       </w:r>
     </w:p>
-    <w:p/>
+    <w:p>
+      <w:pPr>
+        <w:rPr>
+          <w:rFonts w:hint="eastAsia"/>
+        </w:rPr>
+      </w:pPr>
+    </w:p>
     <w:p>
       <w:pPr>
         <w:rPr>
@@ -37263,6 +37524,11 @@
       </w:r>
     </w:p>
     <w:p>
+      <w:pPr>
+        <w:rPr>
+          <w:rFonts w:hint="eastAsia"/>
+        </w:rPr>
+      </w:pPr>
       <w:r>
         <w:rPr>
           <w:rFonts w:hint="eastAsia"/>
@@ -37274,6 +37540,11 @@
       </w:r>
     </w:p>
     <w:p>
+      <w:pPr>
+        <w:rPr>
+          <w:rFonts w:hint="eastAsia"/>
+        </w:rPr>
+      </w:pPr>
       <m:oMathPara>
         <m:oMath>
           <m:sSub>
@@ -37336,11 +37607,21 @@
       </m:oMathPara>
     </w:p>
     <w:p>
+      <w:pPr>
+        <w:rPr>
+          <w:rFonts w:hint="eastAsia"/>
+        </w:rPr>
+      </w:pPr>
       <w:r>
         <w:t>即：</w:t>
       </w:r>
     </w:p>
     <w:p>
+      <w:pPr>
+        <w:rPr>
+          <w:rFonts w:hint="eastAsia"/>
+        </w:rPr>
+      </w:pPr>
       <m:oMathPara>
         <m:oMath>
           <m:f>
@@ -37524,12 +37805,22 @@
       </m:oMathPara>
     </w:p>
     <w:p>
+      <w:pPr>
+        <w:rPr>
+          <w:rFonts w:hint="eastAsia"/>
+        </w:rPr>
+      </w:pPr>
       <w:r>
         <w:lastRenderedPageBreak/>
         <w:t>消去两边的 </w:t>
       </w:r>
     </w:p>
     <w:p>
+      <w:pPr>
+        <w:rPr>
+          <w:rFonts w:hint="eastAsia"/>
+        </w:rPr>
+      </w:pPr>
       <m:oMathPara>
         <m:oMath>
           <m:f>
@@ -37589,12 +37880,28 @@
       </m:oMathPara>
     </w:p>
     <w:p>
+      <w:pPr>
+        <w:rPr>
+          <w:rFonts w:hint="eastAsia"/>
+        </w:rPr>
+      </w:pPr>
       <w:r>
         <w:t>，我们得到了一个极其惊人的等式：</w:t>
       </w:r>
     </w:p>
-    <w:p/>
-    <w:p>
+    <w:p>
+      <w:pPr>
+        <w:rPr>
+          <w:rFonts w:hint="eastAsia"/>
+        </w:rPr>
+      </w:pPr>
+    </w:p>
+    <w:p>
+      <w:pPr>
+        <w:rPr>
+          <w:rFonts w:hint="eastAsia"/>
+        </w:rPr>
+      </w:pPr>
       <m:oMathPara>
         <m:oMath>
           <m:r>
@@ -37678,6 +37985,11 @@
       </m:oMathPara>
     </w:p>
     <w:p>
+      <w:pPr>
+        <w:rPr>
+          <w:rFonts w:hint="eastAsia"/>
+        </w:rPr>
+      </w:pPr>
       <w:r>
         <w:t>左边 (</w:t>
       </w:r>
@@ -37690,10 +38002,7 @@
         </m:r>
       </m:oMath>
       <w:r>
-        <w:t>)： 系统的“遍历总动作量”</w:t>
-      </w:r>
-      <w:r>
-        <w:t>。</w:t>
+        <w:t>)： 系统的“遍历总动作量”。</w:t>
       </w:r>
       <m:oMath>
         <m:r>
@@ -37715,13 +38024,15 @@
         </m:r>
       </m:oMath>
       <w:r>
-        <w:t> 是单位动作成本</w:t>
-      </w:r>
-      <w:r>
-        <w:t>。这是系统在物理层面表现出的“动员强度”。</w:t>
-      </w:r>
-    </w:p>
-    <w:p>
+        <w:t> 是单位动作成本。这是系统在物理层面表现出的“动员强度”。</w:t>
+      </w:r>
+    </w:p>
+    <w:p>
+      <w:pPr>
+        <w:rPr>
+          <w:rFonts w:hint="eastAsia"/>
+        </w:rPr>
+      </w:pPr>
       <w:r>
         <w:t>右边 (</w:t>
       </w:r>
@@ -37777,10 +38088,7 @@
         </m:sSub>
       </m:oMath>
       <w:r>
-        <w:t>)： 系统的“逻辑梯度深度”。它是系统在</w:t>
-      </w:r>
-      <w:r>
-        <w:t>逻辑结构层面固有的“势位”。</w:t>
+        <w:t>)： 系统的“逻辑梯度深度”。它是系统在逻辑结构层面固有的“势位”。</w:t>
       </w:r>
     </w:p>
     <w:p>
@@ -37797,6 +38105,11 @@
       </w:r>
     </w:p>
     <w:p>
+      <w:pPr>
+        <w:rPr>
+          <w:rFonts w:hint="eastAsia"/>
+        </w:rPr>
+      </w:pPr>
       <m:oMathPara>
         <m:oMath>
           <m:r>
@@ -37839,6 +38152,9 @@
     <w:p>
       <w:pPr>
         <w:pStyle w:val="3"/>
+        <w:rPr>
+          <w:rFonts w:hint="eastAsia"/>
+        </w:rPr>
       </w:pPr>
       <w:bookmarkStart w:id="48" w:name="OLE_LINK34"/>
       <w:r>
@@ -37856,27 +38172,41 @@
     </w:p>
     <w:bookmarkEnd w:id="48"/>
     <w:p>
+      <w:pPr>
+        <w:rPr>
+          <w:rFonts w:hint="eastAsia"/>
+        </w:rPr>
+      </w:pPr>
       <w:r>
         <w:t>假设我们有一种人工原子链：</w:t>
       </w:r>
     </w:p>
     <w:p>
-      <w:r>
-        <w:t>链 A：</w:t>
-      </w:r>
-      <w:r>
-        <w:t> A-A-A-A-A (循环)</w:t>
-      </w:r>
-    </w:p>
-    <w:p>
-      <w:r>
-        <w:t>链 B： A</w:t>
-      </w:r>
-      <w:r>
-        <w:t>-B-C-D-E (非循环，高梯度)</w:t>
-      </w:r>
-    </w:p>
-    <w:p>
+      <w:pPr>
+        <w:rPr>
+          <w:rFonts w:hint="eastAsia"/>
+        </w:rPr>
+      </w:pPr>
+      <w:r>
+        <w:t>链 A： A-A-A-A-A (循环)</w:t>
+      </w:r>
+    </w:p>
+    <w:p>
+      <w:pPr>
+        <w:rPr>
+          <w:rFonts w:hint="eastAsia"/>
+        </w:rPr>
+      </w:pPr>
+      <w:r>
+        <w:t>链 B： A-B-C-D-E (非循环，高梯度)</w:t>
+      </w:r>
+    </w:p>
+    <w:p>
+      <w:pPr>
+        <w:rPr>
+          <w:rFonts w:hint="eastAsia"/>
+        </w:rPr>
+      </w:pPr>
       <w:r>
         <w:t>我们假设它们的质量和键能完全一样。按照 PUTE 和 </w:t>
       </w:r>
@@ -37920,6 +38250,11 @@
       </w:r>
     </w:p>
     <w:p>
+      <w:pPr>
+        <w:rPr>
+          <w:rFonts w:hint="eastAsia"/>
+        </w:rPr>
+      </w:pPr>
       <w:r>
         <w:rPr>
           <w:rFonts w:hint="eastAsia"/>
@@ -37979,6 +38314,11 @@
       </w:r>
     </w:p>
     <w:p>
+      <w:pPr>
+        <w:rPr>
+          <w:rFonts w:hint="eastAsia"/>
+        </w:rPr>
+      </w:pPr>
       <w:proofErr w:type="gramStart"/>
       <w:r>
         <w:rPr>
@@ -38044,9 +38384,17 @@
     <w:p>
       <w:pPr>
         <w:widowControl/>
-      </w:pPr>
-    </w:p>
-    <w:p>
+        <w:rPr>
+          <w:rFonts w:hint="eastAsia"/>
+        </w:rPr>
+      </w:pPr>
+    </w:p>
+    <w:p>
+      <w:pPr>
+        <w:rPr>
+          <w:rFonts w:hint="eastAsia"/>
+        </w:rPr>
+      </w:pPr>
       <w:r>
         <w:t>关键发现</w:t>
       </w:r>
@@ -38054,6 +38402,9 @@
     <w:p>
       <w:pPr>
         <w:widowControl/>
+        <w:rPr>
+          <w:rFonts w:hint="eastAsia"/>
+        </w:rPr>
       </w:pPr>
       <w:r>
         <w:rPr>
@@ -38084,6 +38435,11 @@
       </w:r>
     </w:p>
     <w:p>
+      <w:pPr>
+        <w:rPr>
+          <w:rFonts w:hint="eastAsia"/>
+        </w:rPr>
+      </w:pPr>
       <w:r>
         <w:t>链 A (平庸)：</w:t>
       </w:r>
@@ -38198,11 +38554,21 @@
       </m:oMathPara>
     </w:p>
     <w:p>
+      <w:pPr>
+        <w:rPr>
+          <w:rFonts w:hint="eastAsia"/>
+        </w:rPr>
+      </w:pPr>
       <w:r>
         <w:t>它太快了，快到瞬间平衡，在人类看来就是“静止的死物”。</w:t>
       </w:r>
     </w:p>
     <w:p>
+      <w:pPr>
+        <w:rPr>
+          <w:rFonts w:hint="eastAsia"/>
+        </w:rPr>
+      </w:pPr>
       <w:r>
         <w:t>链 B (逻辑)：</w:t>
       </w:r>
@@ -38350,6 +38716,9 @@
     <w:p>
       <w:pPr>
         <w:widowControl/>
+        <w:rPr>
+          <w:rFonts w:hint="eastAsia"/>
+        </w:rPr>
       </w:pPr>
       <w:r>
         <w:t>虽然还是很快，但</w:t>
@@ -38374,11 +38743,17 @@
     <w:p>
       <w:pPr>
         <w:widowControl/>
+        <w:rPr>
+          <w:rFonts w:hint="eastAsia"/>
+        </w:rPr>
       </w:pPr>
     </w:p>
     <w:p>
       <w:pPr>
         <w:widowControl/>
+        <w:rPr>
+          <w:rFonts w:hint="eastAsia"/>
+        </w:rPr>
       </w:pPr>
       <w:r>
         <w:rPr>
@@ -38390,11 +38765,17 @@
     <w:p>
       <w:pPr>
         <w:widowControl/>
+        <w:rPr>
+          <w:rFonts w:hint="eastAsia"/>
+        </w:rPr>
       </w:pPr>
     </w:p>
     <w:p>
       <w:pPr>
         <w:widowControl/>
+        <w:rPr>
+          <w:rFonts w:hint="eastAsia"/>
+        </w:rPr>
       </w:pPr>
       <w:r>
         <w:t>我们要验证的逻辑闭环是：如果 </w:t>
@@ -38448,6 +38829,7 @@
       <w:pPr>
         <w:widowControl/>
         <w:rPr>
+          <w:rFonts w:hint="eastAsia"/>
           <w:b/>
           <w:bCs/>
         </w:rPr>
@@ -38470,26 +38852,35 @@
         <w:rPr>
           <w:rFonts w:hint="eastAsia"/>
         </w:rPr>
-        <w:t>小鼠N80模拟</w:t>
-      </w:r>
-      <w:r>
-        <w:rPr>
-          <w:rFonts w:hint="eastAsia"/>
-        </w:rPr>
-        <w:t>实验：</w:t>
-      </w:r>
-    </w:p>
-    <w:p>
+        <w:t>小鼠N80模拟实验：</w:t>
+      </w:r>
+    </w:p>
+    <w:p>
+      <w:pPr>
+        <w:rPr>
+          <w:rFonts w:hint="eastAsia"/>
+        </w:rPr>
+      </w:pPr>
       <w:r>
         <w:t>实验参数录入 (2026/3/28)</w:t>
       </w:r>
     </w:p>
     <w:p>
+      <w:pPr>
+        <w:rPr>
+          <w:rFonts w:hint="eastAsia"/>
+        </w:rPr>
+      </w:pPr>
       <w:r>
         <w:t>系统：小鼠 N80 (80个神经元组织)</w:t>
       </w:r>
     </w:p>
     <w:p>
+      <w:pPr>
+        <w:rPr>
+          <w:rFonts w:hint="eastAsia"/>
+        </w:rPr>
+      </w:pPr>
       <w:r>
         <w:t>质量 </w:t>
       </w:r>
@@ -38545,6 +38936,11 @@
       </m:oMath>
     </w:p>
     <w:p>
+      <w:pPr>
+        <w:rPr>
+          <w:rFonts w:hint="eastAsia"/>
+        </w:rPr>
+      </w:pPr>
       <w:r>
         <w:t>总熵 </w:t>
       </w:r>
@@ -38600,6 +38996,11 @@
       </m:oMath>
     </w:p>
     <w:p>
+      <w:pPr>
+        <w:rPr>
+          <w:rFonts w:hint="eastAsia"/>
+        </w:rPr>
+      </w:pPr>
       <w:r>
         <w:t>观测频率 </w:t>
       </w:r>
@@ -38649,6 +39050,11 @@
       </m:oMath>
     </w:p>
     <w:p>
+      <w:pPr>
+        <w:rPr>
+          <w:rFonts w:hint="eastAsia"/>
+        </w:rPr>
+      </w:pPr>
       <w:r>
         <w:t>特征长度 </w:t>
       </w:r>
@@ -38771,6 +39177,9 @@
     <w:p>
       <w:pPr>
         <w:widowControl/>
+        <w:rPr>
+          <w:rFonts w:hint="eastAsia"/>
+        </w:rPr>
       </w:pPr>
       <w:r>
         <w:t>我们将通过代码计算：</w:t>
@@ -38780,6 +39189,9 @@
     <w:p>
       <w:pPr>
         <w:widowControl/>
+        <w:rPr>
+          <w:rFonts w:hint="eastAsia"/>
+        </w:rPr>
       </w:pPr>
       <m:oMath>
         <m:sSub>
@@ -38946,6 +39358,9 @@
     <w:p>
       <w:pPr>
         <w:widowControl/>
+        <w:rPr>
+          <w:rFonts w:hint="eastAsia"/>
+        </w:rPr>
       </w:pPr>
       <m:oMath>
         <m:sSub>
@@ -38990,6 +39405,9 @@
     <w:p>
       <w:pPr>
         <w:widowControl/>
+        <w:rPr>
+          <w:rFonts w:hint="eastAsia"/>
+        </w:rPr>
       </w:pPr>
       <m:oMathPara>
         <m:oMath>
@@ -39119,6 +39537,9 @@
     <w:p>
       <w:pPr>
         <w:widowControl/>
+        <w:rPr>
+          <w:rFonts w:hint="eastAsia"/>
+        </w:rPr>
       </w:pPr>
       <w:r>
         <w:lastRenderedPageBreak/>
@@ -39195,13 +39616,7 @@
         <w:rPr>
           <w:rFonts w:hint="eastAsia"/>
         </w:rPr>
-        <w:t>88076299575714400794.34823571860003740</w:t>
-      </w:r>
-      <w:r>
-        <w:rPr>
-          <w:rFonts w:hint="eastAsia"/>
-        </w:rPr>
-        <w:t>...（略）</w:t>
+        <w:t>88076299575714400794.34823571860003740...（略）</w:t>
       </w:r>
     </w:p>
     <w:p>
@@ -39258,13 +39673,7 @@
         <w:rPr>
           <w:rFonts w:hint="eastAsia"/>
         </w:rPr>
-        <w:t>754.4165640761407402762687111638</w:t>
-      </w:r>
-      <w:r>
-        <w:rPr>
-          <w:rFonts w:hint="eastAsia"/>
-        </w:rPr>
-        <w:t>...（略）</w:t>
+        <w:t>754.4165640761407402762687111638...（略）</w:t>
       </w:r>
     </w:p>
     <w:p>
@@ -39315,13 +39724,7 @@
         <w:rPr>
           <w:rFonts w:hint="eastAsia"/>
         </w:rPr>
-        <w:t>810.830882412085576598309119749</w:t>
-      </w:r>
-      <w:r>
-        <w:rPr>
-          <w:rFonts w:hint="eastAsia"/>
-        </w:rPr>
-        <w:t>...（略）</w:t>
+        <w:t>810.830882412085576598309119749...（略）</w:t>
       </w:r>
     </w:p>
     <w:p>
@@ -39343,13 +39746,7 @@
         <w:rPr>
           <w:rFonts w:hint="eastAsia"/>
         </w:rPr>
-        <w:t>物理动员差值 (Debt): -56.41431833594483632204040</w:t>
-      </w:r>
-      <w:r>
-        <w:rPr>
-          <w:rFonts w:hint="eastAsia"/>
-        </w:rPr>
-        <w:t>...（略）</w:t>
+        <w:t>物理动员差值 (Debt): -56.41431833594483632204040...（略）</w:t>
       </w:r>
     </w:p>
     <w:p>
@@ -39363,13 +39760,7 @@
         <w:rPr>
           <w:rFonts w:hint="eastAsia"/>
         </w:rPr>
-        <w:t>逻辑耦合残差 (Theoretical Debt): -56.41431833594483632204040</w:t>
-      </w:r>
-      <w:r>
-        <w:rPr>
-          <w:rFonts w:hint="eastAsia"/>
-        </w:rPr>
-        <w:t>...（略）</w:t>
+        <w:t>逻辑耦合残差 (Theoretical Debt): -56.41431833594483632204040...（略）</w:t>
       </w:r>
     </w:p>
     <w:p>
@@ -39383,6 +39774,9 @@
     <w:p>
       <w:pPr>
         <w:widowControl/>
+        <w:rPr>
+          <w:rFonts w:hint="eastAsia"/>
+        </w:rPr>
       </w:pPr>
       <w:r>
         <w:rPr>
@@ -39394,23 +39788,23 @@
     <w:p>
       <w:pPr>
         <w:widowControl/>
+        <w:rPr>
+          <w:rFonts w:hint="eastAsia"/>
+        </w:rPr>
       </w:pPr>
     </w:p>
     <w:p>
       <w:pPr>
         <w:widowControl/>
-      </w:pPr>
-      <w:r>
-        <w:rPr>
-          <w:rFonts w:hint="eastAsia"/>
-        </w:rPr>
-        <w:t>神奇的是，观察</w:t>
-      </w:r>
-      <w:r>
-        <w:rPr>
-          <w:rFonts w:hint="eastAsia"/>
-        </w:rPr>
-        <w:t>log10(η_</w:t>
+        <w:rPr>
+          <w:rFonts w:hint="eastAsia"/>
+        </w:rPr>
+      </w:pPr>
+      <w:r>
+        <w:rPr>
+          <w:rFonts w:hint="eastAsia"/>
+        </w:rPr>
+        <w:t>神奇的是，观察log10(η_</w:t>
       </w:r>
       <w:proofErr w:type="spellStart"/>
       <w:r>
@@ -39424,24 +39818,15 @@
         <w:rPr>
           <w:rFonts w:hint="eastAsia"/>
         </w:rPr>
-        <w:t>)</w:t>
-      </w:r>
-      <w:r>
-        <w:rPr>
-          <w:rFonts w:hint="eastAsia"/>
-        </w:rPr>
-        <w:t>与</w:t>
-      </w:r>
-      <w:r>
-        <w:rPr>
-          <w:rFonts w:hint="eastAsia"/>
-        </w:rPr>
-        <w:t>log10(η_strict)</w:t>
+        <w:t>)与log10(η_strict)</w:t>
       </w:r>
     </w:p>
     <w:p>
       <w:pPr>
         <w:widowControl/>
+        <w:rPr>
+          <w:rFonts w:hint="eastAsia"/>
+        </w:rPr>
       </w:pPr>
       <w:r>
         <w:rPr>
@@ -39453,6 +39838,9 @@
     <w:p>
       <w:pPr>
         <w:widowControl/>
+        <w:rPr>
+          <w:rFonts w:hint="eastAsia"/>
+        </w:rPr>
       </w:pPr>
       <w:r>
         <w:rPr>
@@ -39464,6 +39852,9 @@
     <w:p>
       <w:pPr>
         <w:widowControl/>
+        <w:rPr>
+          <w:rFonts w:hint="eastAsia"/>
+        </w:rPr>
       </w:pPr>
       <w:r>
         <w:t>在 </w:t>
@@ -39517,16 +39908,31 @@
       </w:r>
     </w:p>
     <w:p>
+      <w:pPr>
+        <w:rPr>
+          <w:rFonts w:hint="eastAsia"/>
+        </w:rPr>
+      </w:pPr>
       <w:r>
         <w:t>这就是整个 POLOAR 理论最震撼的地方。</w:t>
       </w:r>
     </w:p>
     <w:p>
+      <w:pPr>
+        <w:rPr>
+          <w:rFonts w:hint="eastAsia"/>
+        </w:rPr>
+      </w:pPr>
       <w:r>
         <w:t>两个完全独立的路径：</w:t>
       </w:r>
     </w:p>
     <w:p>
+      <w:pPr>
+        <w:rPr>
+          <w:rFonts w:hint="eastAsia"/>
+        </w:rPr>
+      </w:pPr>
       <w:r>
         <w:t xml:space="preserve">路径 A（PUTE）：从动力学出发，用实测反应速率 R、普朗克常数 h、复杂度 Ω、质能 mc²，算出 η = </w:t>
       </w:r>
@@ -39540,6 +39946,11 @@
       </w:r>
     </w:p>
     <w:p>
+      <w:pPr>
+        <w:rPr>
+          <w:rFonts w:hint="eastAsia"/>
+        </w:rPr>
+      </w:pPr>
       <w:r>
         <w:t xml:space="preserve">路径 B（本体）：从热力学和几何出发，用熵梯度 </w:t>
       </w:r>
@@ -39588,6 +39999,11 @@
       </w:r>
     </w:p>
     <w:p>
+      <w:pPr>
+        <w:rPr>
+          <w:rFonts w:hint="eastAsia"/>
+        </w:rPr>
+      </w:pPr>
       <w:r>
         <w:t xml:space="preserve">一个用 R（生物电流，12.7 Hz），一个用 </w:t>
       </w:r>
@@ -39614,6 +40030,11 @@
       </w:r>
     </w:p>
     <w:p>
+      <w:pPr>
+        <w:rPr>
+          <w:rFonts w:hint="eastAsia"/>
+        </w:rPr>
+      </w:pPr>
       <w:r>
         <w:t>但在</w:t>
       </w:r>
@@ -39646,6 +40067,11 @@
       </w:r>
     </w:p>
     <w:p>
+      <w:pPr>
+        <w:rPr>
+          <w:rFonts w:hint="eastAsia"/>
+        </w:rPr>
+      </w:pPr>
       <w:r>
         <w:t xml:space="preserve">R 和 </w:t>
       </w:r>
@@ -39669,6 +40095,7 @@
       <w:pPr>
         <w:widowControl/>
         <w:rPr>
+          <w:rFonts w:hint="eastAsia"/>
           <w:b/>
           <w:bCs/>
         </w:rPr>
@@ -39771,17 +40198,20 @@
           </m:r>
           <w:bookmarkEnd w:id="52"/>
           <m:r>
-            <w:rPr>
-              <w:b/>
-              <w:bCs/>
-              <w:i/>
-            </w:rPr>
+            <m:rPr>
+              <m:sty m:val="p"/>
+            </m:rPr>
             <w:br/>
           </m:r>
         </m:oMath>
       </m:oMathPara>
     </w:p>
     <w:p>
+      <w:pPr>
+        <w:rPr>
+          <w:rFonts w:hint="eastAsia"/>
+        </w:rPr>
+      </w:pPr>
       <w:r>
         <w:t>系统的“刷新率”只取决于它的“逻辑坡度”。能量和复杂度在两边抵消了。它们只是外壳，真正的驱动力是熵的几何梯度。</w:t>
       </w:r>
@@ -39798,6 +40228,1586 @@
     </w:p>
     <w:p>
       <w:pPr>
+        <w:rPr>
+          <w:rFonts w:hint="eastAsia"/>
+        </w:rPr>
+      </w:pPr>
+      <w:r>
+        <w:rPr>
+          <w:rFonts w:hint="eastAsia"/>
+        </w:rPr>
+        <w:t>现在我们可以说明 η 的量纲：</w:t>
+      </w:r>
+      <w:r>
+        <w:t>每焦耳·米，或写为 </w:t>
+      </w:r>
+      <m:oMath>
+        <m:f>
+          <m:fPr>
+            <m:ctrlPr>
+              <w:rPr>
+                <w:rFonts w:ascii="Cambria Math" w:hAnsi="Cambria Math"/>
+              </w:rPr>
+            </m:ctrlPr>
+          </m:fPr>
+          <m:num>
+            <m:r>
+              <w:rPr>
+                <w:rFonts w:ascii="Cambria Math" w:hAnsi="Cambria Math"/>
+              </w:rPr>
+              <m:t>1</m:t>
+            </m:r>
+          </m:num>
+          <m:den>
+            <m:r>
+              <w:rPr>
+                <w:rFonts w:ascii="Cambria Math" w:hAnsi="Cambria Math"/>
+              </w:rPr>
+              <m:t>J⋅m</m:t>
+            </m:r>
+          </m:den>
+        </m:f>
+      </m:oMath>
+    </w:p>
+    <w:p>
+      <w:pPr>
+        <w:rPr>
+          <w:rFonts w:hint="eastAsia"/>
+        </w:rPr>
+      </w:pPr>
+      <w:r>
+        <w:rPr>
+          <w:rFonts w:hint="eastAsia"/>
+        </w:rPr>
+        <w:t>给它一个单位： Ln（林）</w:t>
+      </w:r>
+    </w:p>
+    <w:p>
+      <w:pPr>
+        <w:rPr>
+          <w:rFonts w:hint="eastAsia"/>
+        </w:rPr>
+      </w:pPr>
+      <w:r>
+        <w:rPr>
+          <w:rFonts w:hint="eastAsia"/>
+        </w:rPr>
+        <w:t xml:space="preserve">η </w:t>
+      </w:r>
+      <w:r>
+        <w:t>描述的是：单位能量（</w:t>
+      </w:r>
+      <w:r>
+        <w:rPr>
+          <w:rFonts w:hint="eastAsia"/>
+        </w:rPr>
+        <w:t>J</w:t>
+      </w:r>
+      <w:r>
+        <w:t>）在空间中跨越单位距离（</w:t>
+      </w:r>
+      <m:oMath>
+        <m:r>
+          <w:rPr>
+            <w:rFonts w:ascii="Cambria Math" w:hAnsi="Cambria Math"/>
+          </w:rPr>
+          <m:t>m</m:t>
+        </m:r>
+      </m:oMath>
+      <w:r>
+        <w:t>）时，所能支撑的“逻辑跳变能力”。</w:t>
+      </w:r>
+    </w:p>
+    <w:p>
+      <w:pPr>
+        <w:rPr>
+          <w:rFonts w:hint="eastAsia"/>
+        </w:rPr>
+      </w:pPr>
+      <w:r>
+        <w:t>如果 </w:t>
+      </w:r>
+      <w:r>
+        <w:rPr>
+          <w:rFonts w:hint="eastAsia"/>
+        </w:rPr>
+        <w:t>η</w:t>
+      </w:r>
+      <w:r>
+        <w:t> 很大（</w:t>
+      </w:r>
+      <w:proofErr w:type="gramStart"/>
+      <w:r>
+        <w:t>高林值系统</w:t>
+      </w:r>
+      <w:proofErr w:type="gramEnd"/>
+      <w:r>
+        <w:t>）： 意味着系统极其“轻盈”。只需要一点点能量，就能在微小的空间里产生巨大的逻辑梯度。这就是生命和意识。如果 </w:t>
+      </w:r>
+      <w:r>
+        <w:rPr>
+          <w:rFonts w:hint="eastAsia"/>
+        </w:rPr>
+        <w:t xml:space="preserve">η </w:t>
+      </w:r>
+      <w:r>
+        <w:t>很小（</w:t>
+      </w:r>
+      <w:proofErr w:type="gramStart"/>
+      <w:r>
+        <w:t>低林值</w:t>
+      </w:r>
+      <w:proofErr w:type="gramEnd"/>
+      <w:r>
+        <w:t>系统）： 意味着系统极其“粘滞”。需要巨大的能量才能维持一点点逻辑结构。这就是平庸物质。</w:t>
+      </w:r>
+    </w:p>
+    <w:p>
+      <w:pPr>
+        <w:rPr>
+          <w:rFonts w:hint="eastAsia"/>
+        </w:rPr>
+      </w:pPr>
+      <w:r>
+        <w:rPr>
+          <w:rFonts w:hint="eastAsia"/>
+        </w:rPr>
+        <w:t>我们发现它和杠杆率L很像。</w:t>
+      </w:r>
+    </w:p>
+    <w:p>
+      <w:pPr>
+        <w:rPr>
+          <w:rFonts w:hint="eastAsia"/>
+        </w:rPr>
+      </w:pPr>
+      <m:oMathPara>
+        <m:oMathParaPr>
+          <m:jc m:val="center"/>
+        </m:oMathParaPr>
+        <m:oMath>
+          <m:r>
+            <w:rPr>
+              <w:rFonts w:ascii="Cambria Math" w:hAnsi="Cambria Math"/>
+            </w:rPr>
+            <m:t>L=</m:t>
+          </m:r>
+          <m:f>
+            <m:fPr>
+              <m:ctrlPr>
+                <w:rPr>
+                  <w:rFonts w:ascii="Cambria Math" w:hAnsi="Cambria Math"/>
+                </w:rPr>
+              </m:ctrlPr>
+            </m:fPr>
+            <m:num>
+              <m:func>
+                <m:funcPr>
+                  <m:ctrlPr>
+                    <w:rPr>
+                      <w:rFonts w:ascii="Cambria Math" w:hAnsi="Cambria Math"/>
+                    </w:rPr>
+                  </m:ctrlPr>
+                </m:funcPr>
+                <m:fName>
+                  <m:sSub>
+                    <m:sSubPr>
+                      <m:ctrlPr>
+                        <w:rPr>
+                          <w:rFonts w:ascii="Cambria Math" w:hAnsi="Cambria Math"/>
+                        </w:rPr>
+                      </m:ctrlPr>
+                    </m:sSubPr>
+                    <m:e>
+                      <m:r>
+                        <m:rPr>
+                          <m:sty m:val="p"/>
+                        </m:rPr>
+                        <w:rPr>
+                          <w:rFonts w:ascii="Cambria Math" w:hAnsi="Cambria Math"/>
+                        </w:rPr>
+                        <m:t>log</m:t>
+                      </m:r>
+                    </m:e>
+                    <m:sub>
+                      <m:r>
+                        <w:rPr>
+                          <w:rFonts w:ascii="Cambria Math" w:hAnsi="Cambria Math"/>
+                        </w:rPr>
+                        <m:t>10</m:t>
+                      </m:r>
+                    </m:sub>
+                  </m:sSub>
+                </m:fName>
+                <m:e>
+                  <m:r>
+                    <m:rPr>
+                      <m:sty m:val="p"/>
+                    </m:rPr>
+                    <w:rPr>
+                      <w:rFonts w:ascii="Cambria Math" w:hAnsi="Cambria Math"/>
+                    </w:rPr>
+                    <m:t>Ω</m:t>
+                  </m:r>
+                </m:e>
+              </m:func>
+            </m:num>
+            <m:den>
+              <m:sSub>
+                <m:sSubPr>
+                  <m:ctrlPr>
+                    <w:rPr>
+                      <w:rFonts w:ascii="Cambria Math" w:hAnsi="Cambria Math"/>
+                    </w:rPr>
+                  </m:ctrlPr>
+                </m:sSubPr>
+                <m:e>
+                  <m:r>
+                    <m:rPr>
+                      <m:sty m:val="p"/>
+                    </m:rPr>
+                    <w:rPr>
+                      <w:rFonts w:ascii="Cambria Math" w:hAnsi="Cambria Math"/>
+                    </w:rPr>
+                    <m:t>log</m:t>
+                  </m:r>
+                </m:e>
+                <m:sub>
+                  <m:r>
+                    <w:rPr>
+                      <w:rFonts w:ascii="Cambria Math" w:hAnsi="Cambria Math"/>
+                    </w:rPr>
+                    <m:t>10</m:t>
+                  </m:r>
+                </m:sub>
+              </m:sSub>
+              <m:r>
+                <w:rPr>
+                  <w:rFonts w:ascii="Cambria Math" w:hAnsi="Cambria Math"/>
+                </w:rPr>
+                <m:t>⁡(</m:t>
+              </m:r>
+              <m:f>
+                <m:fPr>
+                  <m:ctrlPr>
+                    <w:rPr>
+                      <w:rFonts w:ascii="Cambria Math" w:hAnsi="Cambria Math"/>
+                    </w:rPr>
+                  </m:ctrlPr>
+                </m:fPr>
+                <m:num>
+                  <m:r>
+                    <w:rPr>
+                      <w:rFonts w:ascii="Cambria Math" w:hAnsi="Cambria Math"/>
+                    </w:rPr>
+                    <m:t>m</m:t>
+                  </m:r>
+                  <m:sSup>
+                    <m:sSupPr>
+                      <m:ctrlPr>
+                        <w:rPr>
+                          <w:rFonts w:ascii="Cambria Math" w:hAnsi="Cambria Math"/>
+                        </w:rPr>
+                      </m:ctrlPr>
+                    </m:sSupPr>
+                    <m:e>
+                      <m:r>
+                        <w:rPr>
+                          <w:rFonts w:ascii="Cambria Math" w:hAnsi="Cambria Math"/>
+                        </w:rPr>
+                        <m:t>c</m:t>
+                      </m:r>
+                    </m:e>
+                    <m:sup>
+                      <m:r>
+                        <w:rPr>
+                          <w:rFonts w:ascii="Cambria Math" w:hAnsi="Cambria Math"/>
+                        </w:rPr>
+                        <m:t>2</m:t>
+                      </m:r>
+                    </m:sup>
+                  </m:sSup>
+                </m:num>
+                <m:den>
+                  <m:r>
+                    <w:rPr>
+                      <w:rFonts w:ascii="Cambria Math" w:hAnsi="Cambria Math"/>
+                    </w:rPr>
+                    <m:t>h⋅R</m:t>
+                  </m:r>
+                </m:den>
+              </m:f>
+              <m:r>
+                <w:rPr>
+                  <w:rFonts w:ascii="Cambria Math" w:hAnsi="Cambria Math"/>
+                </w:rPr>
+                <m:t>)</m:t>
+              </m:r>
+            </m:den>
+          </m:f>
+        </m:oMath>
+      </m:oMathPara>
+    </w:p>
+    <w:p>
+      <w:pPr>
+        <w:rPr>
+          <w:rFonts w:hint="eastAsia"/>
+        </w:rPr>
+      </w:pPr>
+      <w:r>
+        <w:t xml:space="preserve">η（动员率）和 </w:t>
+      </w:r>
+      <w:r>
+        <w:rPr>
+          <w:rFonts w:ascii="Cambria Math" w:hAnsi="Cambria Math" w:cs="Cambria Math"/>
+        </w:rPr>
+        <w:t>𝐿</w:t>
+      </w:r>
+      <w:r>
+        <w:t>（杠杆率）在数值表现上呈现出高度的同步性，但它们在物理本体论上扮演的角色完全不同</w:t>
+      </w:r>
+    </w:p>
+    <w:p>
+      <w:pPr>
+        <w:rPr>
+          <w:rFonts w:hint="eastAsia"/>
+        </w:rPr>
+      </w:pPr>
+      <w:r>
+        <w:t>我们将 </w:t>
+      </w:r>
+      <m:oMath>
+        <m:r>
+          <w:rPr>
+            <w:rFonts w:ascii="Cambria Math" w:hAnsi="Cambria Math"/>
+          </w:rPr>
+          <m:t>R=</m:t>
+        </m:r>
+        <m:f>
+          <m:fPr>
+            <m:ctrlPr>
+              <w:rPr>
+                <w:rFonts w:ascii="Cambria Math" w:hAnsi="Cambria Math"/>
+              </w:rPr>
+            </m:ctrlPr>
+          </m:fPr>
+          <m:num>
+            <m:r>
+              <w:rPr>
+                <w:rFonts w:ascii="Cambria Math" w:hAnsi="Cambria Math"/>
+              </w:rPr>
+              <m:t>η⋅m</m:t>
+            </m:r>
+            <m:sSup>
+              <m:sSupPr>
+                <m:ctrlPr>
+                  <w:rPr>
+                    <w:rFonts w:ascii="Cambria Math" w:hAnsi="Cambria Math"/>
+                  </w:rPr>
+                </m:ctrlPr>
+              </m:sSupPr>
+              <m:e>
+                <m:r>
+                  <w:rPr>
+                    <w:rFonts w:ascii="Cambria Math" w:hAnsi="Cambria Math"/>
+                  </w:rPr>
+                  <m:t>c</m:t>
+                </m:r>
+              </m:e>
+              <m:sup>
+                <m:r>
+                  <w:rPr>
+                    <w:rFonts w:ascii="Cambria Math" w:hAnsi="Cambria Math"/>
+                  </w:rPr>
+                  <m:t>2</m:t>
+                </m:r>
+              </m:sup>
+            </m:sSup>
+          </m:num>
+          <m:den>
+            <m:r>
+              <w:rPr>
+                <w:rFonts w:ascii="Cambria Math" w:hAnsi="Cambria Math"/>
+              </w:rPr>
+              <m:t>h⋅</m:t>
+            </m:r>
+            <m:r>
+              <m:rPr>
+                <m:sty m:val="p"/>
+              </m:rPr>
+              <w:rPr>
+                <w:rFonts w:ascii="Cambria Math" w:hAnsi="Cambria Math"/>
+              </w:rPr>
+              <m:t>Ω</m:t>
+            </m:r>
+          </m:den>
+        </m:f>
+      </m:oMath>
+      <w:r>
+        <w:t> 代入 </w:t>
+      </w:r>
+      <m:oMath>
+        <m:r>
+          <w:rPr>
+            <w:rFonts w:ascii="Cambria Math" w:hAnsi="Cambria Math"/>
+          </w:rPr>
+          <m:t>L</m:t>
+        </m:r>
+      </m:oMath>
+      <w:r>
+        <w:t> 的定义式：</w:t>
+      </w:r>
+    </w:p>
+    <w:p>
+      <w:pPr>
+        <w:rPr>
+          <w:rFonts w:hint="eastAsia"/>
+        </w:rPr>
+      </w:pPr>
+      <m:oMathPara>
+        <m:oMath>
+          <m:r>
+            <w:rPr>
+              <w:rFonts w:ascii="Cambria Math" w:hAnsi="Cambria Math" w:hint="eastAsia"/>
+            </w:rPr>
+            <m:t>L=</m:t>
+          </m:r>
+          <m:f>
+            <m:fPr>
+              <m:ctrlPr>
+                <w:rPr>
+                  <w:rFonts w:ascii="Cambria Math" w:hAnsi="Cambria Math"/>
+                </w:rPr>
+              </m:ctrlPr>
+            </m:fPr>
+            <m:num>
+              <m:func>
+                <m:funcPr>
+                  <m:ctrlPr>
+                    <w:rPr>
+                      <w:rFonts w:ascii="Cambria Math" w:hAnsi="Cambria Math"/>
+                    </w:rPr>
+                  </m:ctrlPr>
+                </m:funcPr>
+                <m:fName>
+                  <m:sSub>
+                    <m:sSubPr>
+                      <m:ctrlPr>
+                        <w:rPr>
+                          <w:rFonts w:ascii="Cambria Math" w:hAnsi="Cambria Math"/>
+                          <w:i/>
+                        </w:rPr>
+                      </m:ctrlPr>
+                    </m:sSubPr>
+                    <m:e>
+                      <m:r>
+                        <m:rPr>
+                          <m:sty m:val="p"/>
+                        </m:rPr>
+                        <w:rPr>
+                          <w:rFonts w:ascii="Cambria Math" w:hAnsi="Cambria Math"/>
+                        </w:rPr>
+                        <m:t>log</m:t>
+                      </m:r>
+                    </m:e>
+                    <m:sub>
+                      <m:r>
+                        <w:rPr>
+                          <w:rFonts w:ascii="Cambria Math" w:hAnsi="Cambria Math" w:hint="eastAsia"/>
+                        </w:rPr>
+                        <m:t>10</m:t>
+                      </m:r>
+                      <m:ctrlPr>
+                        <w:rPr>
+                          <w:rFonts w:ascii="Cambria Math" w:hAnsi="Cambria Math"/>
+                        </w:rPr>
+                      </m:ctrlPr>
+                    </m:sub>
+                  </m:sSub>
+                  <m:ctrlPr>
+                    <w:rPr>
+                      <w:rFonts w:ascii="Cambria Math" w:hAnsi="Cambria Math"/>
+                      <w:i/>
+                    </w:rPr>
+                  </m:ctrlPr>
+                </m:fName>
+                <m:e>
+                  <m:r>
+                    <m:rPr>
+                      <m:sty m:val="p"/>
+                    </m:rPr>
+                    <w:rPr>
+                      <w:rFonts w:ascii="Cambria Math" w:hAnsi="Cambria Math" w:hint="eastAsia"/>
+                    </w:rPr>
+                    <m:t>Ω</m:t>
+                  </m:r>
+                  <m:ctrlPr>
+                    <w:rPr>
+                      <w:rFonts w:ascii="Cambria Math" w:hAnsi="Cambria Math" w:hint="eastAsia"/>
+                    </w:rPr>
+                  </m:ctrlPr>
+                </m:e>
+              </m:func>
+              <m:ctrlPr>
+                <w:rPr>
+                  <w:rFonts w:ascii="Cambria Math" w:hAnsi="Cambria Math"/>
+                  <w:i/>
+                </w:rPr>
+              </m:ctrlPr>
+            </m:num>
+            <m:den>
+              <m:func>
+                <m:funcPr>
+                  <m:ctrlPr>
+                    <w:rPr>
+                      <w:rFonts w:ascii="Cambria Math" w:hAnsi="Cambria Math"/>
+                    </w:rPr>
+                  </m:ctrlPr>
+                </m:funcPr>
+                <m:fName>
+                  <m:sSub>
+                    <m:sSubPr>
+                      <m:ctrlPr>
+                        <w:rPr>
+                          <w:rFonts w:ascii="Cambria Math" w:hAnsi="Cambria Math"/>
+                          <w:i/>
+                        </w:rPr>
+                      </m:ctrlPr>
+                    </m:sSubPr>
+                    <m:e>
+                      <m:r>
+                        <m:rPr>
+                          <m:sty m:val="p"/>
+                        </m:rPr>
+                        <w:rPr>
+                          <w:rFonts w:ascii="Cambria Math" w:hAnsi="Cambria Math"/>
+                        </w:rPr>
+                        <m:t>log</m:t>
+                      </m:r>
+                    </m:e>
+                    <m:sub>
+                      <m:r>
+                        <w:rPr>
+                          <w:rFonts w:ascii="Cambria Math" w:hAnsi="Cambria Math" w:hint="eastAsia"/>
+                        </w:rPr>
+                        <m:t>10</m:t>
+                      </m:r>
+                      <m:ctrlPr>
+                        <w:rPr>
+                          <w:rFonts w:ascii="Cambria Math" w:hAnsi="Cambria Math"/>
+                        </w:rPr>
+                      </m:ctrlPr>
+                    </m:sub>
+                  </m:sSub>
+                  <m:ctrlPr>
+                    <w:rPr>
+                      <w:rFonts w:ascii="Cambria Math" w:hAnsi="Cambria Math"/>
+                      <w:i/>
+                    </w:rPr>
+                  </m:ctrlPr>
+                </m:fName>
+                <m:e>
+                  <m:d>
+                    <m:dPr>
+                      <m:ctrlPr>
+                        <w:rPr>
+                          <w:rFonts w:ascii="Cambria Math" w:hAnsi="Cambria Math"/>
+                        </w:rPr>
+                      </m:ctrlPr>
+                    </m:dPr>
+                    <m:e>
+                      <m:f>
+                        <m:fPr>
+                          <m:ctrlPr>
+                            <w:rPr>
+                              <w:rFonts w:ascii="Cambria Math" w:hAnsi="Cambria Math"/>
+                            </w:rPr>
+                          </m:ctrlPr>
+                        </m:fPr>
+                        <m:num>
+                          <m:r>
+                            <w:rPr>
+                              <w:rFonts w:ascii="Cambria Math" w:hAnsi="Cambria Math" w:hint="eastAsia"/>
+                            </w:rPr>
+                            <m:t>m</m:t>
+                          </m:r>
+                          <m:sSup>
+                            <m:sSupPr>
+                              <m:ctrlPr>
+                                <w:rPr>
+                                  <w:rFonts w:ascii="Cambria Math" w:hAnsi="Cambria Math"/>
+                                  <w:i/>
+                                </w:rPr>
+                              </m:ctrlPr>
+                            </m:sSupPr>
+                            <m:e>
+                              <m:r>
+                                <w:rPr>
+                                  <w:rFonts w:ascii="Cambria Math" w:hAnsi="Cambria Math" w:hint="eastAsia"/>
+                                </w:rPr>
+                                <m:t>c</m:t>
+                              </m:r>
+                              <m:ctrlPr>
+                                <w:rPr>
+                                  <w:rFonts w:ascii="Cambria Math" w:hAnsi="Cambria Math" w:hint="eastAsia"/>
+                                  <w:i/>
+                                </w:rPr>
+                              </m:ctrlPr>
+                            </m:e>
+                            <m:sup>
+                              <m:r>
+                                <w:rPr>
+                                  <w:rFonts w:ascii="Cambria Math" w:hAnsi="Cambria Math" w:hint="eastAsia"/>
+                                </w:rPr>
+                                <m:t>2</m:t>
+                              </m:r>
+                            </m:sup>
+                          </m:sSup>
+                          <m:ctrlPr>
+                            <w:rPr>
+                              <w:rFonts w:ascii="Cambria Math" w:hAnsi="Cambria Math"/>
+                              <w:i/>
+                            </w:rPr>
+                          </m:ctrlPr>
+                        </m:num>
+                        <m:den>
+                          <m:r>
+                            <w:rPr>
+                              <w:rFonts w:ascii="Cambria Math" w:hAnsi="Cambria Math" w:cs="Cambria Math"/>
+                            </w:rPr>
+                            <m:t>h</m:t>
+                          </m:r>
+                          <m:r>
+                            <m:rPr>
+                              <m:sty m:val="p"/>
+                            </m:rPr>
+                            <w:rPr>
+                              <w:rFonts w:ascii="Cambria Math" w:hAnsi="Cambria Math"/>
+                            </w:rPr>
+                            <m:t>⋅</m:t>
+                          </m:r>
+                          <m:r>
+                            <w:rPr>
+                              <w:rFonts w:ascii="Cambria Math" w:hAnsi="Cambria Math" w:hint="eastAsia"/>
+                            </w:rPr>
+                            <m:t>R</m:t>
+                          </m:r>
+                          <m:ctrlPr>
+                            <w:rPr>
+                              <w:rFonts w:ascii="Cambria Math" w:hAnsi="Cambria Math"/>
+                              <w:i/>
+                            </w:rPr>
+                          </m:ctrlPr>
+                        </m:den>
+                      </m:f>
+                      <m:ctrlPr>
+                        <w:rPr>
+                          <w:rFonts w:ascii="Cambria Math" w:hAnsi="Cambria Math"/>
+                          <w:i/>
+                        </w:rPr>
+                      </m:ctrlPr>
+                    </m:e>
+                  </m:d>
+                  <m:ctrlPr>
+                    <w:rPr>
+                      <w:rFonts w:ascii="Cambria Math" w:hAnsi="Cambria Math"/>
+                      <w:i/>
+                    </w:rPr>
+                  </m:ctrlPr>
+                </m:e>
+              </m:func>
+              <m:ctrlPr>
+                <w:rPr>
+                  <w:rFonts w:ascii="Cambria Math" w:hAnsi="Cambria Math"/>
+                  <w:i/>
+                </w:rPr>
+              </m:ctrlPr>
+            </m:den>
+          </m:f>
+          <m:r>
+            <w:rPr>
+              <w:rFonts w:ascii="Cambria Math" w:hAnsi="Cambria Math" w:hint="eastAsia"/>
+            </w:rPr>
+            <m:t>=</m:t>
+          </m:r>
+          <m:f>
+            <m:fPr>
+              <m:ctrlPr>
+                <w:rPr>
+                  <w:rFonts w:ascii="Cambria Math" w:hAnsi="Cambria Math"/>
+                </w:rPr>
+              </m:ctrlPr>
+            </m:fPr>
+            <m:num>
+              <m:func>
+                <m:funcPr>
+                  <m:ctrlPr>
+                    <w:rPr>
+                      <w:rFonts w:ascii="Cambria Math" w:hAnsi="Cambria Math"/>
+                    </w:rPr>
+                  </m:ctrlPr>
+                </m:funcPr>
+                <m:fName>
+                  <m:sSub>
+                    <m:sSubPr>
+                      <m:ctrlPr>
+                        <w:rPr>
+                          <w:rFonts w:ascii="Cambria Math" w:hAnsi="Cambria Math"/>
+                          <w:i/>
+                        </w:rPr>
+                      </m:ctrlPr>
+                    </m:sSubPr>
+                    <m:e>
+                      <m:r>
+                        <m:rPr>
+                          <m:sty m:val="p"/>
+                        </m:rPr>
+                        <w:rPr>
+                          <w:rFonts w:ascii="Cambria Math" w:hAnsi="Cambria Math"/>
+                        </w:rPr>
+                        <m:t>log</m:t>
+                      </m:r>
+                    </m:e>
+                    <m:sub>
+                      <m:r>
+                        <w:rPr>
+                          <w:rFonts w:ascii="Cambria Math" w:hAnsi="Cambria Math" w:hint="eastAsia"/>
+                        </w:rPr>
+                        <m:t>10</m:t>
+                      </m:r>
+                      <m:ctrlPr>
+                        <w:rPr>
+                          <w:rFonts w:ascii="Cambria Math" w:hAnsi="Cambria Math"/>
+                        </w:rPr>
+                      </m:ctrlPr>
+                    </m:sub>
+                  </m:sSub>
+                  <m:ctrlPr>
+                    <w:rPr>
+                      <w:rFonts w:ascii="Cambria Math" w:hAnsi="Cambria Math"/>
+                      <w:i/>
+                    </w:rPr>
+                  </m:ctrlPr>
+                </m:fName>
+                <m:e>
+                  <m:r>
+                    <m:rPr>
+                      <m:sty m:val="p"/>
+                    </m:rPr>
+                    <w:rPr>
+                      <w:rFonts w:ascii="Cambria Math" w:hAnsi="Cambria Math" w:hint="eastAsia"/>
+                    </w:rPr>
+                    <m:t>Ω</m:t>
+                  </m:r>
+                  <m:ctrlPr>
+                    <w:rPr>
+                      <w:rFonts w:ascii="Cambria Math" w:hAnsi="Cambria Math" w:hint="eastAsia"/>
+                    </w:rPr>
+                  </m:ctrlPr>
+                </m:e>
+              </m:func>
+              <m:ctrlPr>
+                <w:rPr>
+                  <w:rFonts w:ascii="Cambria Math" w:hAnsi="Cambria Math"/>
+                  <w:i/>
+                </w:rPr>
+              </m:ctrlPr>
+            </m:num>
+            <m:den>
+              <m:func>
+                <m:funcPr>
+                  <m:ctrlPr>
+                    <w:rPr>
+                      <w:rFonts w:ascii="Cambria Math" w:hAnsi="Cambria Math"/>
+                    </w:rPr>
+                  </m:ctrlPr>
+                </m:funcPr>
+                <m:fName>
+                  <m:sSub>
+                    <m:sSubPr>
+                      <m:ctrlPr>
+                        <w:rPr>
+                          <w:rFonts w:ascii="Cambria Math" w:hAnsi="Cambria Math"/>
+                          <w:i/>
+                        </w:rPr>
+                      </m:ctrlPr>
+                    </m:sSubPr>
+                    <m:e>
+                      <m:r>
+                        <m:rPr>
+                          <m:sty m:val="p"/>
+                        </m:rPr>
+                        <w:rPr>
+                          <w:rFonts w:ascii="Cambria Math" w:hAnsi="Cambria Math"/>
+                        </w:rPr>
+                        <m:t>log</m:t>
+                      </m:r>
+                    </m:e>
+                    <m:sub>
+                      <m:r>
+                        <w:rPr>
+                          <w:rFonts w:ascii="Cambria Math" w:hAnsi="Cambria Math" w:hint="eastAsia"/>
+                        </w:rPr>
+                        <m:t>10</m:t>
+                      </m:r>
+                      <m:ctrlPr>
+                        <w:rPr>
+                          <w:rFonts w:ascii="Cambria Math" w:hAnsi="Cambria Math"/>
+                        </w:rPr>
+                      </m:ctrlPr>
+                    </m:sub>
+                  </m:sSub>
+                  <m:ctrlPr>
+                    <w:rPr>
+                      <w:rFonts w:ascii="Cambria Math" w:hAnsi="Cambria Math"/>
+                      <w:i/>
+                    </w:rPr>
+                  </m:ctrlPr>
+                </m:fName>
+                <m:e>
+                  <m:d>
+                    <m:dPr>
+                      <m:ctrlPr>
+                        <w:rPr>
+                          <w:rFonts w:ascii="Cambria Math" w:hAnsi="Cambria Math"/>
+                        </w:rPr>
+                      </m:ctrlPr>
+                    </m:dPr>
+                    <m:e>
+                      <m:f>
+                        <m:fPr>
+                          <m:ctrlPr>
+                            <w:rPr>
+                              <w:rFonts w:ascii="Cambria Math" w:hAnsi="Cambria Math"/>
+                            </w:rPr>
+                          </m:ctrlPr>
+                        </m:fPr>
+                        <m:num>
+                          <m:r>
+                            <m:rPr>
+                              <m:sty m:val="p"/>
+                            </m:rPr>
+                            <w:rPr>
+                              <w:rFonts w:ascii="Cambria Math" w:hAnsi="Cambria Math" w:hint="eastAsia"/>
+                            </w:rPr>
+                            <m:t>Ω</m:t>
+                          </m:r>
+                          <m:ctrlPr>
+                            <w:rPr>
+                              <w:rFonts w:ascii="Cambria Math" w:hAnsi="Cambria Math"/>
+                              <w:i/>
+                            </w:rPr>
+                          </m:ctrlPr>
+                        </m:num>
+                        <m:den>
+                          <m:r>
+                            <m:rPr>
+                              <m:sty m:val="p"/>
+                            </m:rPr>
+                            <w:rPr>
+                              <w:rFonts w:ascii="Cambria Math" w:hAnsi="Cambria Math"/>
+                            </w:rPr>
+                            <m:t>η</m:t>
+                          </m:r>
+                          <m:ctrlPr>
+                            <w:rPr>
+                              <w:rFonts w:ascii="Cambria Math" w:hAnsi="Cambria Math"/>
+                              <w:i/>
+                            </w:rPr>
+                          </m:ctrlPr>
+                        </m:den>
+                      </m:f>
+                      <m:ctrlPr>
+                        <w:rPr>
+                          <w:rFonts w:ascii="Cambria Math" w:hAnsi="Cambria Math"/>
+                          <w:i/>
+                        </w:rPr>
+                      </m:ctrlPr>
+                    </m:e>
+                  </m:d>
+                  <m:ctrlPr>
+                    <w:rPr>
+                      <w:rFonts w:ascii="Cambria Math" w:hAnsi="Cambria Math"/>
+                      <w:i/>
+                    </w:rPr>
+                  </m:ctrlPr>
+                </m:e>
+              </m:func>
+              <m:ctrlPr>
+                <w:rPr>
+                  <w:rFonts w:ascii="Cambria Math" w:hAnsi="Cambria Math"/>
+                  <w:i/>
+                </w:rPr>
+              </m:ctrlPr>
+            </m:den>
+          </m:f>
+        </m:oMath>
+      </m:oMathPara>
+    </w:p>
+    <w:p>
+      <w:pPr>
+        <w:rPr>
+          <w:rFonts w:hint="eastAsia"/>
+        </w:rPr>
+      </w:pPr>
+      <m:oMathPara>
+        <m:oMath>
+          <m:r>
+            <w:rPr>
+              <w:rFonts w:ascii="Cambria Math" w:hAnsi="Cambria Math" w:hint="eastAsia"/>
+            </w:rPr>
+            <m:t>L=</m:t>
+          </m:r>
+          <m:f>
+            <m:fPr>
+              <m:ctrlPr>
+                <w:rPr>
+                  <w:rFonts w:ascii="Cambria Math" w:hAnsi="Cambria Math"/>
+                </w:rPr>
+              </m:ctrlPr>
+            </m:fPr>
+            <m:num>
+              <m:func>
+                <m:funcPr>
+                  <m:ctrlPr>
+                    <w:rPr>
+                      <w:rFonts w:ascii="Cambria Math" w:hAnsi="Cambria Math"/>
+                    </w:rPr>
+                  </m:ctrlPr>
+                </m:funcPr>
+                <m:fName>
+                  <m:sSub>
+                    <m:sSubPr>
+                      <m:ctrlPr>
+                        <w:rPr>
+                          <w:rFonts w:ascii="Cambria Math" w:hAnsi="Cambria Math"/>
+                          <w:i/>
+                        </w:rPr>
+                      </m:ctrlPr>
+                    </m:sSubPr>
+                    <m:e>
+                      <m:r>
+                        <m:rPr>
+                          <m:sty m:val="p"/>
+                        </m:rPr>
+                        <w:rPr>
+                          <w:rFonts w:ascii="Cambria Math" w:hAnsi="Cambria Math"/>
+                        </w:rPr>
+                        <m:t>log</m:t>
+                      </m:r>
+                    </m:e>
+                    <m:sub>
+                      <m:r>
+                        <w:rPr>
+                          <w:rFonts w:ascii="Cambria Math" w:hAnsi="Cambria Math" w:hint="eastAsia"/>
+                        </w:rPr>
+                        <m:t>10</m:t>
+                      </m:r>
+                      <m:ctrlPr>
+                        <w:rPr>
+                          <w:rFonts w:ascii="Cambria Math" w:hAnsi="Cambria Math"/>
+                        </w:rPr>
+                      </m:ctrlPr>
+                    </m:sub>
+                  </m:sSub>
+                  <m:ctrlPr>
+                    <w:rPr>
+                      <w:rFonts w:ascii="Cambria Math" w:hAnsi="Cambria Math"/>
+                      <w:i/>
+                    </w:rPr>
+                  </m:ctrlPr>
+                </m:fName>
+                <m:e>
+                  <m:r>
+                    <m:rPr>
+                      <m:sty m:val="p"/>
+                    </m:rPr>
+                    <w:rPr>
+                      <w:rFonts w:ascii="Cambria Math" w:hAnsi="Cambria Math" w:hint="eastAsia"/>
+                    </w:rPr>
+                    <m:t>Ω</m:t>
+                  </m:r>
+                  <m:ctrlPr>
+                    <w:rPr>
+                      <w:rFonts w:ascii="Cambria Math" w:hAnsi="Cambria Math" w:hint="eastAsia"/>
+                    </w:rPr>
+                  </m:ctrlPr>
+                </m:e>
+              </m:func>
+              <m:ctrlPr>
+                <w:rPr>
+                  <w:rFonts w:ascii="Cambria Math" w:hAnsi="Cambria Math"/>
+                  <w:i/>
+                </w:rPr>
+              </m:ctrlPr>
+            </m:num>
+            <m:den>
+              <m:func>
+                <m:funcPr>
+                  <m:ctrlPr>
+                    <w:rPr>
+                      <w:rFonts w:ascii="Cambria Math" w:hAnsi="Cambria Math"/>
+                    </w:rPr>
+                  </m:ctrlPr>
+                </m:funcPr>
+                <m:fName>
+                  <m:sSub>
+                    <m:sSubPr>
+                      <m:ctrlPr>
+                        <w:rPr>
+                          <w:rFonts w:ascii="Cambria Math" w:hAnsi="Cambria Math"/>
+                          <w:i/>
+                        </w:rPr>
+                      </m:ctrlPr>
+                    </m:sSubPr>
+                    <m:e>
+                      <m:r>
+                        <m:rPr>
+                          <m:sty m:val="p"/>
+                        </m:rPr>
+                        <w:rPr>
+                          <w:rFonts w:ascii="Cambria Math" w:hAnsi="Cambria Math"/>
+                        </w:rPr>
+                        <m:t>log</m:t>
+                      </m:r>
+                    </m:e>
+                    <m:sub>
+                      <m:r>
+                        <w:rPr>
+                          <w:rFonts w:ascii="Cambria Math" w:hAnsi="Cambria Math" w:hint="eastAsia"/>
+                        </w:rPr>
+                        <m:t>10</m:t>
+                      </m:r>
+                      <m:ctrlPr>
+                        <w:rPr>
+                          <w:rFonts w:ascii="Cambria Math" w:hAnsi="Cambria Math"/>
+                        </w:rPr>
+                      </m:ctrlPr>
+                    </m:sub>
+                  </m:sSub>
+                  <m:ctrlPr>
+                    <w:rPr>
+                      <w:rFonts w:ascii="Cambria Math" w:hAnsi="Cambria Math"/>
+                      <w:i/>
+                    </w:rPr>
+                  </m:ctrlPr>
+                </m:fName>
+                <m:e>
+                  <m:r>
+                    <m:rPr>
+                      <m:sty m:val="p"/>
+                    </m:rPr>
+                    <w:rPr>
+                      <w:rFonts w:ascii="Cambria Math" w:hAnsi="Cambria Math" w:hint="eastAsia"/>
+                    </w:rPr>
+                    <m:t>Ω</m:t>
+                  </m:r>
+                  <m:ctrlPr>
+                    <w:rPr>
+                      <w:rFonts w:ascii="Cambria Math" w:hAnsi="Cambria Math" w:hint="eastAsia"/>
+                    </w:rPr>
+                  </m:ctrlPr>
+                </m:e>
+              </m:func>
+              <m:r>
+                <w:rPr>
+                  <w:rFonts w:ascii="Cambria Math" w:hAnsi="Cambria Math" w:cs="Cambria Math"/>
+                </w:rPr>
+                <m:t>-</m:t>
+              </m:r>
+              <m:func>
+                <m:funcPr>
+                  <m:ctrlPr>
+                    <w:rPr>
+                      <w:rFonts w:ascii="Cambria Math" w:hAnsi="Cambria Math"/>
+                    </w:rPr>
+                  </m:ctrlPr>
+                </m:funcPr>
+                <m:fName>
+                  <m:sSub>
+                    <m:sSubPr>
+                      <m:ctrlPr>
+                        <w:rPr>
+                          <w:rFonts w:ascii="Cambria Math" w:hAnsi="Cambria Math"/>
+                          <w:i/>
+                        </w:rPr>
+                      </m:ctrlPr>
+                    </m:sSubPr>
+                    <m:e>
+                      <m:r>
+                        <m:rPr>
+                          <m:sty m:val="p"/>
+                        </m:rPr>
+                        <w:rPr>
+                          <w:rFonts w:ascii="Cambria Math" w:hAnsi="Cambria Math"/>
+                        </w:rPr>
+                        <m:t>log</m:t>
+                      </m:r>
+                    </m:e>
+                    <m:sub>
+                      <m:r>
+                        <w:rPr>
+                          <w:rFonts w:ascii="Cambria Math" w:hAnsi="Cambria Math" w:hint="eastAsia"/>
+                        </w:rPr>
+                        <m:t>10</m:t>
+                      </m:r>
+                      <m:ctrlPr>
+                        <w:rPr>
+                          <w:rFonts w:ascii="Cambria Math" w:hAnsi="Cambria Math"/>
+                        </w:rPr>
+                      </m:ctrlPr>
+                    </m:sub>
+                  </m:sSub>
+                  <m:ctrlPr>
+                    <w:rPr>
+                      <w:rFonts w:ascii="Cambria Math" w:hAnsi="Cambria Math"/>
+                      <w:i/>
+                    </w:rPr>
+                  </m:ctrlPr>
+                </m:fName>
+                <m:e>
+                  <m:r>
+                    <m:rPr>
+                      <m:sty m:val="p"/>
+                    </m:rPr>
+                    <w:rPr>
+                      <w:rFonts w:ascii="Cambria Math" w:hAnsi="Cambria Math"/>
+                    </w:rPr>
+                    <m:t>η</m:t>
+                  </m:r>
+                </m:e>
+              </m:func>
+              <m:ctrlPr>
+                <w:rPr>
+                  <w:rFonts w:ascii="Cambria Math" w:hAnsi="Cambria Math"/>
+                  <w:i/>
+                </w:rPr>
+              </m:ctrlPr>
+            </m:den>
+          </m:f>
+        </m:oMath>
+      </m:oMathPara>
+    </w:p>
+    <w:p>
+      <w:pPr>
+        <w:rPr>
+          <w:rFonts w:hint="eastAsia"/>
+        </w:rPr>
+      </w:pPr>
+      <w:r>
+        <w:rPr>
+          <w:rFonts w:hint="eastAsia"/>
+        </w:rPr>
+        <w:t>可以发现</w:t>
+      </w:r>
+    </w:p>
+    <w:p>
+      <w:pPr>
+        <w:rPr>
+          <w:rFonts w:hint="eastAsia"/>
+        </w:rPr>
+      </w:pPr>
+      <w:r>
+        <w:t>当 </w:t>
+      </w:r>
+      <m:oMath>
+        <m:r>
+          <w:rPr>
+            <w:rFonts w:ascii="Cambria Math" w:hAnsi="Cambria Math"/>
+          </w:rPr>
+          <m:t>η</m:t>
+        </m:r>
+      </m:oMath>
+      <w:r>
+        <w:t> </w:t>
+      </w:r>
+      <w:proofErr w:type="gramStart"/>
+      <w:r>
+        <w:t>极</w:t>
+      </w:r>
+      <w:proofErr w:type="gramEnd"/>
+      <w:r>
+        <w:t>小时（死物质）：</w:t>
+      </w:r>
+      <m:oMath>
+        <m:sSub>
+          <m:sSubPr>
+            <m:ctrlPr>
+              <w:rPr>
+                <w:rFonts w:ascii="Cambria Math" w:hAnsi="Cambria Math"/>
+              </w:rPr>
+            </m:ctrlPr>
+          </m:sSubPr>
+          <m:e>
+            <m:r>
+              <m:rPr>
+                <m:sty m:val="p"/>
+              </m:rPr>
+              <w:rPr>
+                <w:rFonts w:ascii="Cambria Math" w:hAnsi="Cambria Math"/>
+              </w:rPr>
+              <m:t>log</m:t>
+            </m:r>
+            <m:r>
+              <w:rPr>
+                <w:rFonts w:ascii="Cambria Math" w:hAnsi="Cambria Math"/>
+              </w:rPr>
+              <m:t>⁡</m:t>
+            </m:r>
+          </m:e>
+          <m:sub>
+            <m:r>
+              <w:rPr>
+                <w:rFonts w:ascii="Cambria Math" w:hAnsi="Cambria Math"/>
+              </w:rPr>
+              <m:t>10</m:t>
+            </m:r>
+          </m:sub>
+        </m:sSub>
+        <m:r>
+          <w:rPr>
+            <w:rFonts w:ascii="Cambria Math" w:hAnsi="Cambria Math"/>
+          </w:rPr>
+          <m:t>η</m:t>
+        </m:r>
+      </m:oMath>
+      <w:r>
+        <w:t> 是负的大数。分母变得极大，</w:t>
+      </w:r>
+      <m:oMath>
+        <m:r>
+          <w:rPr>
+            <w:rFonts w:ascii="Cambria Math" w:hAnsi="Cambria Math"/>
+          </w:rPr>
+          <m:t>L</m:t>
+        </m:r>
+      </m:oMath>
+      <w:r>
+        <w:t> 趋近于 0。</w:t>
+      </w:r>
+    </w:p>
+    <w:p>
+      <w:pPr>
+        <w:rPr>
+          <w:rFonts w:hint="eastAsia"/>
+        </w:rPr>
+      </w:pPr>
+      <w:r>
+        <w:t>当 </w:t>
+      </w:r>
+      <m:oMath>
+        <m:r>
+          <w:rPr>
+            <w:rFonts w:ascii="Cambria Math" w:hAnsi="Cambria Math"/>
+          </w:rPr>
+          <m:t>η</m:t>
+        </m:r>
+      </m:oMath>
+      <w:r>
+        <w:t> 接近 </w:t>
+      </w:r>
+      <m:oMath>
+        <m:r>
+          <m:rPr>
+            <m:sty m:val="p"/>
+          </m:rPr>
+          <w:rPr>
+            <w:rFonts w:ascii="Cambria Math" w:hAnsi="Cambria Math"/>
+          </w:rPr>
+          <m:t>Ω</m:t>
+        </m:r>
+      </m:oMath>
+      <w:r>
+        <w:t> 时（生命/意识）：分母 </w:t>
+      </w:r>
+      <m:oMath>
+        <m:d>
+          <m:dPr>
+            <m:ctrlPr>
+              <w:rPr>
+                <w:rFonts w:ascii="Cambria Math" w:hAnsi="Cambria Math"/>
+              </w:rPr>
+            </m:ctrlPr>
+          </m:dPr>
+          <m:e>
+            <m:r>
+              <m:rPr>
+                <m:sty m:val="p"/>
+              </m:rPr>
+              <w:rPr>
+                <w:rFonts w:ascii="Cambria Math" w:hAnsi="Cambria Math"/>
+              </w:rPr>
+              <m:t>log</m:t>
+            </m:r>
+            <m:r>
+              <w:rPr>
+                <w:rFonts w:ascii="Cambria Math" w:hAnsi="Cambria Math"/>
+              </w:rPr>
+              <m:t>⁡</m:t>
+            </m:r>
+            <m:r>
+              <m:rPr>
+                <m:sty m:val="p"/>
+              </m:rPr>
+              <w:rPr>
+                <w:rFonts w:ascii="Cambria Math" w:hAnsi="Cambria Math"/>
+              </w:rPr>
+              <m:t>Ω</m:t>
+            </m:r>
+            <m:r>
+              <w:rPr>
+                <w:rFonts w:ascii="Cambria Math" w:hAnsi="Cambria Math"/>
+              </w:rPr>
+              <m:t>-</m:t>
+            </m:r>
+            <m:r>
+              <m:rPr>
+                <m:sty m:val="p"/>
+              </m:rPr>
+              <w:rPr>
+                <w:rFonts w:ascii="Cambria Math" w:hAnsi="Cambria Math"/>
+              </w:rPr>
+              <m:t>log</m:t>
+            </m:r>
+            <m:r>
+              <w:rPr>
+                <w:rFonts w:ascii="Cambria Math" w:hAnsi="Cambria Math"/>
+              </w:rPr>
+              <m:t>⁡η</m:t>
+            </m:r>
+          </m:e>
+        </m:d>
+      </m:oMath>
+      <w:r>
+        <w:t> 趋近于 0，</w:t>
+      </w:r>
+      <w:r>
+        <w:rPr>
+          <w:rFonts w:hint="eastAsia"/>
+        </w:rPr>
+        <w:t>这会</w:t>
+      </w:r>
+      <w:r>
+        <w:t>导致 </w:t>
+      </w:r>
+      <m:oMath>
+        <m:r>
+          <w:rPr>
+            <w:rFonts w:ascii="Cambria Math" w:hAnsi="Cambria Math"/>
+          </w:rPr>
+          <m:t>L</m:t>
+        </m:r>
+      </m:oMath>
+      <w:r>
+        <w:t> 发生奇点级</w:t>
+      </w:r>
+      <w:r>
+        <w:lastRenderedPageBreak/>
+        <w:t>的爆炸。</w:t>
+      </w:r>
+    </w:p>
+    <w:p>
+      <w:pPr>
+        <w:rPr>
+          <w:rFonts w:hint="eastAsia"/>
+        </w:rPr>
+      </w:pPr>
+      <w:r>
+        <w:rPr>
+          <w:rFonts w:hint="eastAsia"/>
+        </w:rPr>
+        <w:t>为了方便理解。我们使用铁原子进入生物（这里用血红蛋白）的例子</w:t>
+      </w:r>
+    </w:p>
+    <w:p>
+      <w:pPr>
+        <w:rPr>
+          <w:rFonts w:hint="eastAsia"/>
+        </w:rPr>
+      </w:pPr>
+      <w:r>
+        <w:t>铁原子的 </w:t>
+      </w:r>
+      <m:oMath>
+        <m:r>
+          <w:rPr>
+            <w:rFonts w:ascii="Cambria Math" w:hAnsi="Cambria Math"/>
+          </w:rPr>
+          <m:t>η</m:t>
+        </m:r>
+      </m:oMath>
+      <w:r>
+        <w:t>（动员率）：作为一种化学元素，它的本体 </w:t>
+      </w:r>
+      <m:oMath>
+        <m:r>
+          <w:rPr>
+            <w:rFonts w:ascii="Cambria Math" w:hAnsi="Cambria Math"/>
+          </w:rPr>
+          <m:t>η</m:t>
+        </m:r>
+      </m:oMath>
+      <w:r>
+        <w:t>（由其原子结构、电子云和 </w:t>
+      </w:r>
+      <m:oMath>
+        <m:r>
+          <m:rPr>
+            <m:sty m:val="p"/>
+          </m:rPr>
+          <w:rPr>
+            <w:rFonts w:ascii="Cambria Math" w:hAnsi="Cambria Math"/>
+          </w:rPr>
+          <m:t>∇</m:t>
+        </m:r>
+        <m:r>
+          <w:rPr>
+            <w:rFonts w:ascii="Cambria Math" w:hAnsi="Cambria Math"/>
+          </w:rPr>
+          <m:t>S</m:t>
+        </m:r>
+      </m:oMath>
+    </w:p>
+    <w:p>
+      <w:pPr>
+        <w:rPr>
+          <w:rFonts w:hint="eastAsia"/>
+        </w:rPr>
+      </w:pPr>
+      <w:r>
+        <w:t> 决定）是相对固定的。它依然是那个“低林值”的物理零件。</w:t>
+      </w:r>
+    </w:p>
+    <w:p>
+      <w:pPr>
+        <w:rPr>
+          <w:rFonts w:hint="eastAsia"/>
+        </w:rPr>
+      </w:pPr>
+      <w:r>
+        <w:t>铁原子的 </w:t>
+      </w:r>
+      <m:oMath>
+        <m:r>
+          <w:rPr>
+            <w:rFonts w:ascii="Cambria Math" w:hAnsi="Cambria Math"/>
+          </w:rPr>
+          <m:t>L</m:t>
+        </m:r>
+      </m:oMath>
+      <w:r>
+        <w:t>（杠杆率）：一旦它进入血红蛋白，它的 </w:t>
+      </w:r>
+      <m:oMath>
+        <m:r>
+          <w:rPr>
+            <w:rFonts w:ascii="Cambria Math" w:hAnsi="Cambria Math"/>
+          </w:rPr>
+          <m:t>m</m:t>
+        </m:r>
+        <m:sSup>
+          <m:sSupPr>
+            <m:ctrlPr>
+              <w:rPr>
+                <w:rFonts w:ascii="Cambria Math" w:hAnsi="Cambria Math"/>
+              </w:rPr>
+            </m:ctrlPr>
+          </m:sSupPr>
+          <m:e>
+            <m:r>
+              <w:rPr>
+                <w:rFonts w:ascii="Cambria Math" w:hAnsi="Cambria Math"/>
+              </w:rPr>
+              <m:t>c</m:t>
+            </m:r>
+          </m:e>
+          <m:sup>
+            <m:r>
+              <w:rPr>
+                <w:rFonts w:ascii="Cambria Math" w:hAnsi="Cambria Math"/>
+              </w:rPr>
+              <m:t>2</m:t>
+            </m:r>
+          </m:sup>
+        </m:sSup>
+      </m:oMath>
+      <w:r>
+        <w:t> 和 </w:t>
+      </w:r>
+      <m:oMath>
+        <m:r>
+          <m:rPr>
+            <m:sty m:val="p"/>
+          </m:rPr>
+          <w:rPr>
+            <w:rFonts w:ascii="Cambria Math" w:hAnsi="Cambria Math"/>
+          </w:rPr>
+          <m:t>Ω</m:t>
+        </m:r>
+      </m:oMath>
+      <w:r>
+        <w:t> 就被并入了生物大系统的总账本。此时，它不再作为一个独立的系统结算，而是成为了高 </w:t>
+      </w:r>
+      <m:oMath>
+        <m:r>
+          <w:rPr>
+            <w:rFonts w:ascii="Cambria Math" w:hAnsi="Cambria Math"/>
+          </w:rPr>
+          <m:t>L</m:t>
+        </m:r>
+      </m:oMath>
+      <w:r>
+        <w:t> 系统的一部分。</w:t>
+      </w:r>
+    </w:p>
+    <w:p>
+      <w:pPr>
+        <w:rPr>
+          <w:rFonts w:hint="eastAsia"/>
+        </w:rPr>
+      </w:pPr>
+      <w:r>
+        <w:t>本体论的区别：</w:t>
+      </w:r>
+    </w:p>
+    <w:p>
+      <w:pPr>
+        <w:rPr>
+          <w:rFonts w:hint="eastAsia"/>
+        </w:rPr>
+      </w:pPr>
+      <m:oMath>
+        <m:r>
+          <w:rPr>
+            <w:rFonts w:ascii="Cambria Math" w:hAnsi="Cambria Math"/>
+          </w:rPr>
+          <m:t>η</m:t>
+        </m:r>
+      </m:oMath>
+      <w:r>
+        <w:t> 是“局部属性”：它是铁原子作为物理实体的“导电性”一样的基本参数。</w:t>
+      </w:r>
+      <m:oMath>
+        <m:r>
+          <w:rPr>
+            <w:rFonts w:ascii="Cambria Math" w:hAnsi="Cambria Math"/>
+          </w:rPr>
+          <m:t>L</m:t>
+        </m:r>
+      </m:oMath>
+      <w:r>
+        <w:t> 是“拓扑地位”：它描述了铁原子被卷入了多深的逻辑旋涡。</w:t>
+      </w:r>
+    </w:p>
+    <w:p>
+      <w:pPr>
+        <w:rPr>
+          <w:rFonts w:hint="eastAsia"/>
+        </w:rPr>
+      </w:pPr>
+    </w:p>
+    <w:p>
+      <w:pPr>
         <w:widowControl/>
         <w:rPr>
           <w:rFonts w:hint="eastAsia"/>
@@ -40043,6 +42053,7 @@
         </w:rPr>
         <w:t>：</w:t>
       </w:r>
+      <w:bookmarkStart w:id="54" w:name="OLE_LINK44"/>
       <w:r>
         <w:rPr>
           <w:rFonts w:ascii="Arial" w:eastAsia="等线" w:hAnsi="Arial" w:cs="Arial" w:hint="eastAsia"/>
@@ -40067,6 +42078,7 @@
         </w:rPr>
         <w:t>2</w:t>
       </w:r>
+      <w:bookmarkEnd w:id="54"/>
     </w:p>
     <w:p>
       <w:pPr>
@@ -40563,15 +42575,7 @@
       </w:r>
       <w:proofErr w:type="spellEnd"/>
       <w:r>
-        <w:t xml:space="preserve"> </w:t>
-      </w:r>
-      <w:proofErr w:type="spellStart"/>
-      <w:r>
-        <w:t>im</w:t>
-      </w:r>
-      <w:proofErr w:type="spellEnd"/>
-      <w:r>
-        <w:t xml:space="preserve"> </w:t>
+        <w:t xml:space="preserve"> im </w:t>
       </w:r>
       <w:proofErr w:type="spellStart"/>
       <w:r>
@@ -41115,11 +43119,11 @@
       </w:pPr>
     </w:p>
     <w:sectPr>
-      <w:headerReference w:type="default" r:id="rId15"/>
-      <w:footerReference w:type="default" r:id="rId16"/>
+      <w:type w:val="continuous"/>
       <w:pgSz w:w="11905" w:h="16840"/>
-      <w:pgMar w:top="1440" w:right="1800" w:bottom="1440" w:left="1800" w:header="720" w:footer="720" w:gutter="0"/>
+      <w:pgMar w:top="1440" w:right="1800" w:bottom="1440" w:left="1800" w:header="720" w:footer="397" w:gutter="0"/>
       <w:cols w:space="720"/>
+      <w:docGrid w:linePitch="299"/>
     </w:sectPr>
   </w:body>
 </w:document>
@@ -41158,6 +43162,85 @@
 
 <file path=word/footer1.xml><?xml version="1.0" encoding="utf-8"?>
 <w:ftr xmlns:wpc="http://schemas.microsoft.com/office/word/2010/wordprocessingCanvas" xmlns:cx="http://schemas.microsoft.com/office/drawing/2014/chartex" xmlns:cx1="http://schemas.microsoft.com/office/drawing/2015/9/8/chartex" xmlns:cx2="http://schemas.microsoft.com/office/drawing/2015/10/21/chartex" xmlns:cx3="http://schemas.microsoft.com/office/drawing/2016/5/9/chartex" xmlns:cx4="http://schemas.microsoft.com/office/drawing/2016/5/10/chartex" xmlns:cx5="http://schemas.microsoft.com/office/drawing/2016/5/11/chartex" xmlns:cx6="http://schemas.microsoft.com/office/drawing/2016/5/12/chartex" xmlns:cx7="http://schemas.microsoft.com/office/drawing/2016/5/13/chartex" xmlns:cx8="http://schemas.microsoft.com/office/drawing/2016/5/14/chartex" xmlns:mc="http://schemas.openxmlformats.org/markup-compatibility/2006" xmlns:aink="http://schemas.microsoft.com/office/drawing/2016/ink" xmlns:am3d="http://schemas.microsoft.com/office/drawing/2017/model3d" xmlns:o="urn:schemas-microsoft-com:office:office" xmlns:oel="http://schemas.microsoft.com/office/2019/extlst" xmlns:r="http://schemas.openxmlformats.org/officeDocument/2006/relationships" xmlns:m="http://schemas.openxmlformats.org/officeDocument/2006/math" xmlns:v="urn:schemas-microsoft-com:vml" xmlns:wp14="http://schemas.microsoft.com/office/word/2010/wordprocessingDrawing" xmlns:wp="http://schemas.openxmlformats.org/drawingml/2006/wordprocessingDrawing" xmlns:w10="urn:schemas-microsoft-com:office:word" xmlns:w="http://schemas.openxmlformats.org/wordprocessingml/2006/main" xmlns:w14="http://schemas.microsoft.com/office/word/2010/wordml" xmlns:w15="http://schemas.microsoft.com/office/word/2012/wordml" xmlns:w16cex="http://schemas.microsoft.com/office/word/2018/wordml/cex" xmlns:w16cid="http://schemas.microsoft.com/office/word/2016/wordml/cid" xmlns:w16="http://schemas.microsoft.com/office/word/2018/wordml" xmlns:w16du="http://schemas.microsoft.com/office/word/2023/wordml/word16du" xmlns:w16sdtdh="http://schemas.microsoft.com/office/word/2020/wordml/sdtdatahash" xmlns:w16sdtfl="http://schemas.microsoft.com/office/word/2024/wordml/sdtformatlock" xmlns:w16se="http://schemas.microsoft.com/office/word/2015/wordml/symex" xmlns:wpg="http://schemas.microsoft.com/office/word/2010/wordprocessingGroup" xmlns:wpi="http://schemas.microsoft.com/office/word/2010/wordprocessingInk" xmlns:wne="http://schemas.microsoft.com/office/word/2006/wordml" xmlns:wps="http://schemas.microsoft.com/office/word/2010/wordprocessingShape" mc:Ignorable="w14 w15 w16se w16cid w16 w16cex w16sdtdh w16sdtfl w16du wp14">
+  <w:p>
+    <w:pPr>
+      <w:pStyle w:val="ac"/>
+      <w:rPr>
+        <w:rFonts w:hint="eastAsia"/>
+      </w:rPr>
+    </w:pPr>
+  </w:p>
+</w:ftr>
+</file>
+
+<file path=word/footer2.xml><?xml version="1.0" encoding="utf-8"?>
+<w:ftr xmlns:wpc="http://schemas.microsoft.com/office/word/2010/wordprocessingCanvas" xmlns:cx="http://schemas.microsoft.com/office/drawing/2014/chartex" xmlns:cx1="http://schemas.microsoft.com/office/drawing/2015/9/8/chartex" xmlns:cx2="http://schemas.microsoft.com/office/drawing/2015/10/21/chartex" xmlns:cx3="http://schemas.microsoft.com/office/drawing/2016/5/9/chartex" xmlns:cx4="http://schemas.microsoft.com/office/drawing/2016/5/10/chartex" xmlns:cx5="http://schemas.microsoft.com/office/drawing/2016/5/11/chartex" xmlns:cx6="http://schemas.microsoft.com/office/drawing/2016/5/12/chartex" xmlns:cx7="http://schemas.microsoft.com/office/drawing/2016/5/13/chartex" xmlns:cx8="http://schemas.microsoft.com/office/drawing/2016/5/14/chartex" xmlns:mc="http://schemas.openxmlformats.org/markup-compatibility/2006" xmlns:aink="http://schemas.microsoft.com/office/drawing/2016/ink" xmlns:am3d="http://schemas.microsoft.com/office/drawing/2017/model3d" xmlns:o="urn:schemas-microsoft-com:office:office" xmlns:oel="http://schemas.microsoft.com/office/2019/extlst" xmlns:r="http://schemas.openxmlformats.org/officeDocument/2006/relationships" xmlns:m="http://schemas.openxmlformats.org/officeDocument/2006/math" xmlns:v="urn:schemas-microsoft-com:vml" xmlns:wp14="http://schemas.microsoft.com/office/word/2010/wordprocessingDrawing" xmlns:wp="http://schemas.openxmlformats.org/drawingml/2006/wordprocessingDrawing" xmlns:w10="urn:schemas-microsoft-com:office:word" xmlns:w="http://schemas.openxmlformats.org/wordprocessingml/2006/main" xmlns:w14="http://schemas.microsoft.com/office/word/2010/wordml" xmlns:w15="http://schemas.microsoft.com/office/word/2012/wordml" xmlns:w16cex="http://schemas.microsoft.com/office/word/2018/wordml/cex" xmlns:w16cid="http://schemas.microsoft.com/office/word/2016/wordml/cid" xmlns:w16="http://schemas.microsoft.com/office/word/2018/wordml" xmlns:w16du="http://schemas.microsoft.com/office/word/2023/wordml/word16du" xmlns:w16sdtdh="http://schemas.microsoft.com/office/word/2020/wordml/sdtdatahash" xmlns:w16sdtfl="http://schemas.microsoft.com/office/word/2024/wordml/sdtformatlock" xmlns:w16se="http://schemas.microsoft.com/office/word/2015/wordml/symex" xmlns:wpg="http://schemas.microsoft.com/office/word/2010/wordprocessingGroup" xmlns:wpi="http://schemas.microsoft.com/office/word/2010/wordprocessingInk" xmlns:wne="http://schemas.microsoft.com/office/word/2006/wordml" xmlns:wps="http://schemas.microsoft.com/office/word/2010/wordprocessingShape" mc:Ignorable="w14 w15 w16se w16cid w16 w16cex w16sdtdh w16sdtfl w16du wp14">
+  <w:p>
+    <w:pPr>
+      <w:rPr>
+        <w:rFonts w:hint="eastAsia"/>
+      </w:rPr>
+    </w:pPr>
+  </w:p>
+</w:ftr>
+</file>
+
+<file path=word/footer3.xml><?xml version="1.0" encoding="utf-8"?>
+<w:ftr xmlns:wpc="http://schemas.microsoft.com/office/word/2010/wordprocessingCanvas" xmlns:cx="http://schemas.microsoft.com/office/drawing/2014/chartex" xmlns:cx1="http://schemas.microsoft.com/office/drawing/2015/9/8/chartex" xmlns:cx2="http://schemas.microsoft.com/office/drawing/2015/10/21/chartex" xmlns:cx3="http://schemas.microsoft.com/office/drawing/2016/5/9/chartex" xmlns:cx4="http://schemas.microsoft.com/office/drawing/2016/5/10/chartex" xmlns:cx5="http://schemas.microsoft.com/office/drawing/2016/5/11/chartex" xmlns:cx6="http://schemas.microsoft.com/office/drawing/2016/5/12/chartex" xmlns:cx7="http://schemas.microsoft.com/office/drawing/2016/5/13/chartex" xmlns:cx8="http://schemas.microsoft.com/office/drawing/2016/5/14/chartex" xmlns:mc="http://schemas.openxmlformats.org/markup-compatibility/2006" xmlns:aink="http://schemas.microsoft.com/office/drawing/2016/ink" xmlns:am3d="http://schemas.microsoft.com/office/drawing/2017/model3d" xmlns:o="urn:schemas-microsoft-com:office:office" xmlns:oel="http://schemas.microsoft.com/office/2019/extlst" xmlns:r="http://schemas.openxmlformats.org/officeDocument/2006/relationships" xmlns:m="http://schemas.openxmlformats.org/officeDocument/2006/math" xmlns:v="urn:schemas-microsoft-com:vml" xmlns:wp14="http://schemas.microsoft.com/office/word/2010/wordprocessingDrawing" xmlns:wp="http://schemas.openxmlformats.org/drawingml/2006/wordprocessingDrawing" xmlns:w10="urn:schemas-microsoft-com:office:word" xmlns:w="http://schemas.openxmlformats.org/wordprocessingml/2006/main" xmlns:w14="http://schemas.microsoft.com/office/word/2010/wordml" xmlns:w15="http://schemas.microsoft.com/office/word/2012/wordml" xmlns:w16cex="http://schemas.microsoft.com/office/word/2018/wordml/cex" xmlns:w16cid="http://schemas.microsoft.com/office/word/2016/wordml/cid" xmlns:w16="http://schemas.microsoft.com/office/word/2018/wordml" xmlns:w16du="http://schemas.microsoft.com/office/word/2023/wordml/word16du" xmlns:w16sdtdh="http://schemas.microsoft.com/office/word/2020/wordml/sdtdatahash" xmlns:w16sdtfl="http://schemas.microsoft.com/office/word/2024/wordml/sdtformatlock" xmlns:w16se="http://schemas.microsoft.com/office/word/2015/wordml/symex" xmlns:wpg="http://schemas.microsoft.com/office/word/2010/wordprocessingGroup" xmlns:wpi="http://schemas.microsoft.com/office/word/2010/wordprocessingInk" xmlns:wne="http://schemas.microsoft.com/office/word/2006/wordml" xmlns:wps="http://schemas.microsoft.com/office/word/2010/wordprocessingShape" mc:Ignorable="w14 w15 w16se w16cid w16 w16cex w16sdtdh w16sdtfl w16du wp14">
+  <w:p>
+    <w:pPr>
+      <w:pStyle w:val="ac"/>
+      <w:rPr>
+        <w:rFonts w:hint="eastAsia"/>
+      </w:rPr>
+    </w:pPr>
+  </w:p>
+</w:ftr>
+</file>
+
+<file path=word/footer4.xml><?xml version="1.0" encoding="utf-8"?>
+<w:ftr xmlns:wpc="http://schemas.microsoft.com/office/word/2010/wordprocessingCanvas" xmlns:cx="http://schemas.microsoft.com/office/drawing/2014/chartex" xmlns:cx1="http://schemas.microsoft.com/office/drawing/2015/9/8/chartex" xmlns:cx2="http://schemas.microsoft.com/office/drawing/2015/10/21/chartex" xmlns:cx3="http://schemas.microsoft.com/office/drawing/2016/5/9/chartex" xmlns:cx4="http://schemas.microsoft.com/office/drawing/2016/5/10/chartex" xmlns:cx5="http://schemas.microsoft.com/office/drawing/2016/5/11/chartex" xmlns:cx6="http://schemas.microsoft.com/office/drawing/2016/5/12/chartex" xmlns:cx7="http://schemas.microsoft.com/office/drawing/2016/5/13/chartex" xmlns:cx8="http://schemas.microsoft.com/office/drawing/2016/5/14/chartex" xmlns:mc="http://schemas.openxmlformats.org/markup-compatibility/2006" xmlns:aink="http://schemas.microsoft.com/office/drawing/2016/ink" xmlns:am3d="http://schemas.microsoft.com/office/drawing/2017/model3d" xmlns:o="urn:schemas-microsoft-com:office:office" xmlns:oel="http://schemas.microsoft.com/office/2019/extlst" xmlns:r="http://schemas.openxmlformats.org/officeDocument/2006/relationships" xmlns:m="http://schemas.openxmlformats.org/officeDocument/2006/math" xmlns:v="urn:schemas-microsoft-com:vml" xmlns:wp14="http://schemas.microsoft.com/office/word/2010/wordprocessingDrawing" xmlns:wp="http://schemas.openxmlformats.org/drawingml/2006/wordprocessingDrawing" xmlns:w10="urn:schemas-microsoft-com:office:word" xmlns:w="http://schemas.openxmlformats.org/wordprocessingml/2006/main" xmlns:w14="http://schemas.microsoft.com/office/word/2010/wordml" xmlns:w15="http://schemas.microsoft.com/office/word/2012/wordml" xmlns:w16cex="http://schemas.microsoft.com/office/word/2018/wordml/cex" xmlns:w16cid="http://schemas.microsoft.com/office/word/2016/wordml/cid" xmlns:w16="http://schemas.microsoft.com/office/word/2018/wordml" xmlns:w16du="http://schemas.microsoft.com/office/word/2023/wordml/word16du" xmlns:w16sdtdh="http://schemas.microsoft.com/office/word/2020/wordml/sdtdatahash" xmlns:w16sdtfl="http://schemas.microsoft.com/office/word/2024/wordml/sdtformatlock" xmlns:w16se="http://schemas.microsoft.com/office/word/2015/wordml/symex" xmlns:wpg="http://schemas.microsoft.com/office/word/2010/wordprocessingGroup" xmlns:wpi="http://schemas.microsoft.com/office/word/2010/wordprocessingInk" xmlns:wne="http://schemas.microsoft.com/office/word/2006/wordml" xmlns:wps="http://schemas.microsoft.com/office/word/2010/wordprocessingShape" mc:Ignorable="w14 w15 w16se w16cid w16 w16cex w16sdtdh w16sdtfl w16du wp14">
+  <w:sdt>
+    <w:sdtPr>
+      <w:id w:val="-440915891"/>
+      <w:docPartObj>
+        <w:docPartGallery w:val="Page Numbers (Bottom of Page)"/>
+        <w:docPartUnique/>
+      </w:docPartObj>
+    </w:sdtPr>
+    <w:sdtContent>
+      <w:p>
+        <w:pPr>
+          <w:pStyle w:val="ac"/>
+          <w:pBdr>
+            <w:top w:val="single" w:sz="4" w:space="1" w:color="auto"/>
+          </w:pBdr>
+          <w:jc w:val="center"/>
+          <w:rPr>
+            <w:rFonts w:hint="eastAsia"/>
+          </w:rPr>
+        </w:pPr>
+        <w:r>
+          <w:fldChar w:fldCharType="begin"/>
+        </w:r>
+        <w:r>
+          <w:instrText>PAGE   \* MERGEFORMAT</w:instrText>
+        </w:r>
+        <w:r>
+          <w:fldChar w:fldCharType="separate"/>
+        </w:r>
+        <w:r>
+          <w:rPr>
+            <w:lang w:val="zh-CN"/>
+          </w:rPr>
+          <w:t>2</w:t>
+        </w:r>
+        <w:r>
+          <w:fldChar w:fldCharType="end"/>
+        </w:r>
+      </w:p>
+    </w:sdtContent>
+  </w:sdt>
   <w:p>
     <w:pPr>
       <w:rPr>
@@ -41203,10 +43286,77 @@
 <w:hdr xmlns:wpc="http://schemas.microsoft.com/office/word/2010/wordprocessingCanvas" xmlns:cx="http://schemas.microsoft.com/office/drawing/2014/chartex" xmlns:cx1="http://schemas.microsoft.com/office/drawing/2015/9/8/chartex" xmlns:cx2="http://schemas.microsoft.com/office/drawing/2015/10/21/chartex" xmlns:cx3="http://schemas.microsoft.com/office/drawing/2016/5/9/chartex" xmlns:cx4="http://schemas.microsoft.com/office/drawing/2016/5/10/chartex" xmlns:cx5="http://schemas.microsoft.com/office/drawing/2016/5/11/chartex" xmlns:cx6="http://schemas.microsoft.com/office/drawing/2016/5/12/chartex" xmlns:cx7="http://schemas.microsoft.com/office/drawing/2016/5/13/chartex" xmlns:cx8="http://schemas.microsoft.com/office/drawing/2016/5/14/chartex" xmlns:mc="http://schemas.openxmlformats.org/markup-compatibility/2006" xmlns:aink="http://schemas.microsoft.com/office/drawing/2016/ink" xmlns:am3d="http://schemas.microsoft.com/office/drawing/2017/model3d" xmlns:o="urn:schemas-microsoft-com:office:office" xmlns:oel="http://schemas.microsoft.com/office/2019/extlst" xmlns:r="http://schemas.openxmlformats.org/officeDocument/2006/relationships" xmlns:m="http://schemas.openxmlformats.org/officeDocument/2006/math" xmlns:v="urn:schemas-microsoft-com:vml" xmlns:wp14="http://schemas.microsoft.com/office/word/2010/wordprocessingDrawing" xmlns:wp="http://schemas.openxmlformats.org/drawingml/2006/wordprocessingDrawing" xmlns:w10="urn:schemas-microsoft-com:office:word" xmlns:w="http://schemas.openxmlformats.org/wordprocessingml/2006/main" xmlns:w14="http://schemas.microsoft.com/office/word/2010/wordml" xmlns:w15="http://schemas.microsoft.com/office/word/2012/wordml" xmlns:w16cex="http://schemas.microsoft.com/office/word/2018/wordml/cex" xmlns:w16cid="http://schemas.microsoft.com/office/word/2016/wordml/cid" xmlns:w16="http://schemas.microsoft.com/office/word/2018/wordml" xmlns:w16du="http://schemas.microsoft.com/office/word/2023/wordml/word16du" xmlns:w16sdtdh="http://schemas.microsoft.com/office/word/2020/wordml/sdtdatahash" xmlns:w16sdtfl="http://schemas.microsoft.com/office/word/2024/wordml/sdtformatlock" xmlns:w16se="http://schemas.microsoft.com/office/word/2015/wordml/symex" xmlns:wpg="http://schemas.microsoft.com/office/word/2010/wordprocessingGroup" xmlns:wpi="http://schemas.microsoft.com/office/word/2010/wordprocessingInk" xmlns:wne="http://schemas.microsoft.com/office/word/2006/wordml" xmlns:wps="http://schemas.microsoft.com/office/word/2010/wordprocessingShape" mc:Ignorable="w14 w15 w16se w16cid w16 w16cex w16sdtdh w16sdtfl w16du wp14">
   <w:p>
     <w:pPr>
+      <w:pStyle w:val="aa"/>
       <w:rPr>
         <w:rFonts w:hint="eastAsia"/>
       </w:rPr>
     </w:pPr>
+  </w:p>
+</w:hdr>
+</file>
+
+<file path=word/header2.xml><?xml version="1.0" encoding="utf-8"?>
+<w:hdr xmlns:wpc="http://schemas.microsoft.com/office/word/2010/wordprocessingCanvas" xmlns:cx="http://schemas.microsoft.com/office/drawing/2014/chartex" xmlns:cx1="http://schemas.microsoft.com/office/drawing/2015/9/8/chartex" xmlns:cx2="http://schemas.microsoft.com/office/drawing/2015/10/21/chartex" xmlns:cx3="http://schemas.microsoft.com/office/drawing/2016/5/9/chartex" xmlns:cx4="http://schemas.microsoft.com/office/drawing/2016/5/10/chartex" xmlns:cx5="http://schemas.microsoft.com/office/drawing/2016/5/11/chartex" xmlns:cx6="http://schemas.microsoft.com/office/drawing/2016/5/12/chartex" xmlns:cx7="http://schemas.microsoft.com/office/drawing/2016/5/13/chartex" xmlns:cx8="http://schemas.microsoft.com/office/drawing/2016/5/14/chartex" xmlns:mc="http://schemas.openxmlformats.org/markup-compatibility/2006" xmlns:aink="http://schemas.microsoft.com/office/drawing/2016/ink" xmlns:am3d="http://schemas.microsoft.com/office/drawing/2017/model3d" xmlns:o="urn:schemas-microsoft-com:office:office" xmlns:oel="http://schemas.microsoft.com/office/2019/extlst" xmlns:r="http://schemas.openxmlformats.org/officeDocument/2006/relationships" xmlns:m="http://schemas.openxmlformats.org/officeDocument/2006/math" xmlns:v="urn:schemas-microsoft-com:vml" xmlns:wp14="http://schemas.microsoft.com/office/word/2010/wordprocessingDrawing" xmlns:wp="http://schemas.openxmlformats.org/drawingml/2006/wordprocessingDrawing" xmlns:w10="urn:schemas-microsoft-com:office:word" xmlns:w="http://schemas.openxmlformats.org/wordprocessingml/2006/main" xmlns:w14="http://schemas.microsoft.com/office/word/2010/wordml" xmlns:w15="http://schemas.microsoft.com/office/word/2012/wordml" xmlns:w16cex="http://schemas.microsoft.com/office/word/2018/wordml/cex" xmlns:w16cid="http://schemas.microsoft.com/office/word/2016/wordml/cid" xmlns:w16="http://schemas.microsoft.com/office/word/2018/wordml" xmlns:w16du="http://schemas.microsoft.com/office/word/2023/wordml/word16du" xmlns:w16sdtdh="http://schemas.microsoft.com/office/word/2020/wordml/sdtdatahash" xmlns:w16sdtfl="http://schemas.microsoft.com/office/word/2024/wordml/sdtformatlock" xmlns:w16se="http://schemas.microsoft.com/office/word/2015/wordml/symex" xmlns:wpg="http://schemas.microsoft.com/office/word/2010/wordprocessingGroup" xmlns:wpi="http://schemas.microsoft.com/office/word/2010/wordprocessingInk" xmlns:wne="http://schemas.microsoft.com/office/word/2006/wordml" xmlns:wps="http://schemas.microsoft.com/office/word/2010/wordprocessingShape" mc:Ignorable="w14 w15 w16se w16cid w16 w16cex w16sdtdh w16sdtfl w16du wp14">
+  <w:p>
+    <w:pPr>
+      <w:rPr>
+        <w:rFonts w:hint="eastAsia"/>
+      </w:rPr>
+    </w:pPr>
+  </w:p>
+</w:hdr>
+</file>
+
+<file path=word/header3.xml><?xml version="1.0" encoding="utf-8"?>
+<w:hdr xmlns:wpc="http://schemas.microsoft.com/office/word/2010/wordprocessingCanvas" xmlns:cx="http://schemas.microsoft.com/office/drawing/2014/chartex" xmlns:cx1="http://schemas.microsoft.com/office/drawing/2015/9/8/chartex" xmlns:cx2="http://schemas.microsoft.com/office/drawing/2015/10/21/chartex" xmlns:cx3="http://schemas.microsoft.com/office/drawing/2016/5/9/chartex" xmlns:cx4="http://schemas.microsoft.com/office/drawing/2016/5/10/chartex" xmlns:cx5="http://schemas.microsoft.com/office/drawing/2016/5/11/chartex" xmlns:cx6="http://schemas.microsoft.com/office/drawing/2016/5/12/chartex" xmlns:cx7="http://schemas.microsoft.com/office/drawing/2016/5/13/chartex" xmlns:cx8="http://schemas.microsoft.com/office/drawing/2016/5/14/chartex" xmlns:mc="http://schemas.openxmlformats.org/markup-compatibility/2006" xmlns:aink="http://schemas.microsoft.com/office/drawing/2016/ink" xmlns:am3d="http://schemas.microsoft.com/office/drawing/2017/model3d" xmlns:o="urn:schemas-microsoft-com:office:office" xmlns:oel="http://schemas.microsoft.com/office/2019/extlst" xmlns:r="http://schemas.openxmlformats.org/officeDocument/2006/relationships" xmlns:m="http://schemas.openxmlformats.org/officeDocument/2006/math" xmlns:v="urn:schemas-microsoft-com:vml" xmlns:wp14="http://schemas.microsoft.com/office/word/2010/wordprocessingDrawing" xmlns:wp="http://schemas.openxmlformats.org/drawingml/2006/wordprocessingDrawing" xmlns:w10="urn:schemas-microsoft-com:office:word" xmlns:w="http://schemas.openxmlformats.org/wordprocessingml/2006/main" xmlns:w14="http://schemas.microsoft.com/office/word/2010/wordml" xmlns:w15="http://schemas.microsoft.com/office/word/2012/wordml" xmlns:w16cex="http://schemas.microsoft.com/office/word/2018/wordml/cex" xmlns:w16cid="http://schemas.microsoft.com/office/word/2016/wordml/cid" xmlns:w16="http://schemas.microsoft.com/office/word/2018/wordml" xmlns:w16du="http://schemas.microsoft.com/office/word/2023/wordml/word16du" xmlns:w16sdtdh="http://schemas.microsoft.com/office/word/2020/wordml/sdtdatahash" xmlns:w16sdtfl="http://schemas.microsoft.com/office/word/2024/wordml/sdtformatlock" xmlns:w16se="http://schemas.microsoft.com/office/word/2015/wordml/symex" xmlns:wpg="http://schemas.microsoft.com/office/word/2010/wordprocessingGroup" xmlns:wpi="http://schemas.microsoft.com/office/word/2010/wordprocessingInk" xmlns:wne="http://schemas.microsoft.com/office/word/2006/wordml" xmlns:wps="http://schemas.microsoft.com/office/word/2010/wordprocessingShape" mc:Ignorable="w14 w15 w16se w16cid w16 w16cex w16sdtdh w16sdtfl w16du wp14">
+  <w:p>
+    <w:pPr>
+      <w:pStyle w:val="aa"/>
+      <w:rPr>
+        <w:rFonts w:hint="eastAsia"/>
+      </w:rPr>
+    </w:pPr>
+  </w:p>
+</w:hdr>
+</file>
+
+<file path=word/header4.xml><?xml version="1.0" encoding="utf-8"?>
+<w:hdr xmlns:wpc="http://schemas.microsoft.com/office/word/2010/wordprocessingCanvas" xmlns:cx="http://schemas.microsoft.com/office/drawing/2014/chartex" xmlns:cx1="http://schemas.microsoft.com/office/drawing/2015/9/8/chartex" xmlns:cx2="http://schemas.microsoft.com/office/drawing/2015/10/21/chartex" xmlns:cx3="http://schemas.microsoft.com/office/drawing/2016/5/9/chartex" xmlns:cx4="http://schemas.microsoft.com/office/drawing/2016/5/10/chartex" xmlns:cx5="http://schemas.microsoft.com/office/drawing/2016/5/11/chartex" xmlns:cx6="http://schemas.microsoft.com/office/drawing/2016/5/12/chartex" xmlns:cx7="http://schemas.microsoft.com/office/drawing/2016/5/13/chartex" xmlns:cx8="http://schemas.microsoft.com/office/drawing/2016/5/14/chartex" xmlns:mc="http://schemas.openxmlformats.org/markup-compatibility/2006" xmlns:aink="http://schemas.microsoft.com/office/drawing/2016/ink" xmlns:am3d="http://schemas.microsoft.com/office/drawing/2017/model3d" xmlns:o="urn:schemas-microsoft-com:office:office" xmlns:oel="http://schemas.microsoft.com/office/2019/extlst" xmlns:r="http://schemas.openxmlformats.org/officeDocument/2006/relationships" xmlns:m="http://schemas.openxmlformats.org/officeDocument/2006/math" xmlns:v="urn:schemas-microsoft-com:vml" xmlns:wp14="http://schemas.microsoft.com/office/word/2010/wordprocessingDrawing" xmlns:wp="http://schemas.openxmlformats.org/drawingml/2006/wordprocessingDrawing" xmlns:w10="urn:schemas-microsoft-com:office:word" xmlns:w="http://schemas.openxmlformats.org/wordprocessingml/2006/main" xmlns:w14="http://schemas.microsoft.com/office/word/2010/wordml" xmlns:w15="http://schemas.microsoft.com/office/word/2012/wordml" xmlns:w16cex="http://schemas.microsoft.com/office/word/2018/wordml/cex" xmlns:w16cid="http://schemas.microsoft.com/office/word/2016/wordml/cid" xmlns:w16="http://schemas.microsoft.com/office/word/2018/wordml" xmlns:w16du="http://schemas.microsoft.com/office/word/2023/wordml/word16du" xmlns:w16sdtdh="http://schemas.microsoft.com/office/word/2020/wordml/sdtdatahash" xmlns:w16sdtfl="http://schemas.microsoft.com/office/word/2024/wordml/sdtformatlock" xmlns:w16se="http://schemas.microsoft.com/office/word/2015/wordml/symex" xmlns:wpg="http://schemas.microsoft.com/office/word/2010/wordprocessingGroup" xmlns:wpi="http://schemas.microsoft.com/office/word/2010/wordprocessingInk" xmlns:wne="http://schemas.microsoft.com/office/word/2006/wordml" xmlns:wps="http://schemas.microsoft.com/office/word/2010/wordprocessingShape" mc:Ignorable="w14 w15 w16se w16cid w16 w16cex w16sdtdh w16sdtfl w16du wp14">
+  <w:p>
+    <w:pPr>
+      <w:pBdr>
+        <w:bottom w:val="single" w:sz="4" w:space="1" w:color="auto"/>
+      </w:pBdr>
+      <w:tabs>
+        <w:tab w:val="right" w:pos="8305"/>
+      </w:tabs>
+      <w:rPr>
+        <w:rFonts w:hint="eastAsia"/>
+      </w:rPr>
+    </w:pPr>
+    <w:proofErr w:type="gramStart"/>
+    <w:r>
+      <w:rPr>
+        <w:rFonts w:hint="eastAsia"/>
+      </w:rPr>
+      <w:t>POLOAR:V</w:t>
+    </w:r>
+    <w:proofErr w:type="gramEnd"/>
+    <w:r>
+      <w:rPr>
+        <w:rFonts w:hint="eastAsia"/>
+      </w:rPr>
+      <w:t>:2.3.2</w:t>
+    </w:r>
+    <w:r>
+      <w:rPr>
+        <w:rFonts w:hint="eastAsia"/>
+      </w:rPr>
+      <w:tab/>
+    </w:r>
+    <w:r>
+      <w:t>2026/3/29</w:t>
+    </w:r>
   </w:p>
 </w:hdr>
 </file>
@@ -42745,9 +44895,9 @@
     </w:lvl>
   </w:abstractNum>
   <w:abstractNum w:abstractNumId="11" w15:restartNumberingAfterBreak="0">
-    <w:nsid w:val="25560B72"/>
+    <w:nsid w:val="221B0B4F"/>
     <w:multiLevelType w:val="multilevel"/>
-    <w:tmpl w:val="A022D9AE"/>
+    <w:tmpl w:val="24C027D4"/>
     <w:lvl w:ilvl="0">
       <w:start w:val="1"/>
       <w:numFmt w:val="bullet"/>
@@ -42894,348 +45044,9 @@
     </w:lvl>
   </w:abstractNum>
   <w:abstractNum w:abstractNumId="12" w15:restartNumberingAfterBreak="0">
-    <w:nsid w:val="26DF7536"/>
+    <w:nsid w:val="25560B72"/>
     <w:multiLevelType w:val="multilevel"/>
-    <w:tmpl w:val="F35259FE"/>
-    <w:lvl w:ilvl="0">
-      <w:start w:val="1"/>
-      <w:numFmt w:val="decimal"/>
-      <w:lvlText w:val="%1."/>
-      <w:lvlJc w:val="left"/>
-      <w:pPr>
-        <w:tabs>
-          <w:tab w:val="num" w:pos="720"/>
-        </w:tabs>
-        <w:ind w:left="720" w:hanging="360"/>
-      </w:pPr>
-    </w:lvl>
-    <w:lvl w:ilvl="1" w:tentative="1">
-      <w:start w:val="1"/>
-      <w:numFmt w:val="decimal"/>
-      <w:lvlText w:val="%2."/>
-      <w:lvlJc w:val="left"/>
-      <w:pPr>
-        <w:tabs>
-          <w:tab w:val="num" w:pos="1440"/>
-        </w:tabs>
-        <w:ind w:left="1440" w:hanging="360"/>
-      </w:pPr>
-    </w:lvl>
-    <w:lvl w:ilvl="2" w:tentative="1">
-      <w:start w:val="1"/>
-      <w:numFmt w:val="decimal"/>
-      <w:lvlText w:val="%3."/>
-      <w:lvlJc w:val="left"/>
-      <w:pPr>
-        <w:tabs>
-          <w:tab w:val="num" w:pos="2160"/>
-        </w:tabs>
-        <w:ind w:left="2160" w:hanging="360"/>
-      </w:pPr>
-    </w:lvl>
-    <w:lvl w:ilvl="3" w:tentative="1">
-      <w:start w:val="1"/>
-      <w:numFmt w:val="decimal"/>
-      <w:lvlText w:val="%4."/>
-      <w:lvlJc w:val="left"/>
-      <w:pPr>
-        <w:tabs>
-          <w:tab w:val="num" w:pos="2880"/>
-        </w:tabs>
-        <w:ind w:left="2880" w:hanging="360"/>
-      </w:pPr>
-    </w:lvl>
-    <w:lvl w:ilvl="4" w:tentative="1">
-      <w:start w:val="1"/>
-      <w:numFmt w:val="decimal"/>
-      <w:lvlText w:val="%5."/>
-      <w:lvlJc w:val="left"/>
-      <w:pPr>
-        <w:tabs>
-          <w:tab w:val="num" w:pos="3600"/>
-        </w:tabs>
-        <w:ind w:left="3600" w:hanging="360"/>
-      </w:pPr>
-    </w:lvl>
-    <w:lvl w:ilvl="5" w:tentative="1">
-      <w:start w:val="1"/>
-      <w:numFmt w:val="decimal"/>
-      <w:lvlText w:val="%6."/>
-      <w:lvlJc w:val="left"/>
-      <w:pPr>
-        <w:tabs>
-          <w:tab w:val="num" w:pos="4320"/>
-        </w:tabs>
-        <w:ind w:left="4320" w:hanging="360"/>
-      </w:pPr>
-    </w:lvl>
-    <w:lvl w:ilvl="6" w:tentative="1">
-      <w:start w:val="1"/>
-      <w:numFmt w:val="decimal"/>
-      <w:lvlText w:val="%7."/>
-      <w:lvlJc w:val="left"/>
-      <w:pPr>
-        <w:tabs>
-          <w:tab w:val="num" w:pos="5040"/>
-        </w:tabs>
-        <w:ind w:left="5040" w:hanging="360"/>
-      </w:pPr>
-    </w:lvl>
-    <w:lvl w:ilvl="7" w:tentative="1">
-      <w:start w:val="1"/>
-      <w:numFmt w:val="decimal"/>
-      <w:lvlText w:val="%8."/>
-      <w:lvlJc w:val="left"/>
-      <w:pPr>
-        <w:tabs>
-          <w:tab w:val="num" w:pos="5760"/>
-        </w:tabs>
-        <w:ind w:left="5760" w:hanging="360"/>
-      </w:pPr>
-    </w:lvl>
-    <w:lvl w:ilvl="8" w:tentative="1">
-      <w:start w:val="1"/>
-      <w:numFmt w:val="decimal"/>
-      <w:lvlText w:val="%9."/>
-      <w:lvlJc w:val="left"/>
-      <w:pPr>
-        <w:tabs>
-          <w:tab w:val="num" w:pos="6480"/>
-        </w:tabs>
-        <w:ind w:left="6480" w:hanging="360"/>
-      </w:pPr>
-    </w:lvl>
-  </w:abstractNum>
-  <w:abstractNum w:abstractNumId="13" w15:restartNumberingAfterBreak="0">
-    <w:nsid w:val="2E4F3FBB"/>
-    <w:multiLevelType w:val="multilevel"/>
-    <w:tmpl w:val="38C41DA0"/>
-    <w:lvl w:ilvl="0">
-      <w:start w:val="1"/>
-      <w:numFmt w:val="decimal"/>
-      <w:lvlText w:val="%1."/>
-      <w:lvlJc w:val="left"/>
-      <w:pPr>
-        <w:tabs>
-          <w:tab w:val="num" w:pos="720"/>
-        </w:tabs>
-        <w:ind w:left="720" w:hanging="360"/>
-      </w:pPr>
-    </w:lvl>
-    <w:lvl w:ilvl="1" w:tentative="1">
-      <w:start w:val="1"/>
-      <w:numFmt w:val="decimal"/>
-      <w:lvlText w:val="%2."/>
-      <w:lvlJc w:val="left"/>
-      <w:pPr>
-        <w:tabs>
-          <w:tab w:val="num" w:pos="1440"/>
-        </w:tabs>
-        <w:ind w:left="1440" w:hanging="360"/>
-      </w:pPr>
-    </w:lvl>
-    <w:lvl w:ilvl="2" w:tentative="1">
-      <w:start w:val="1"/>
-      <w:numFmt w:val="decimal"/>
-      <w:lvlText w:val="%3."/>
-      <w:lvlJc w:val="left"/>
-      <w:pPr>
-        <w:tabs>
-          <w:tab w:val="num" w:pos="2160"/>
-        </w:tabs>
-        <w:ind w:left="2160" w:hanging="360"/>
-      </w:pPr>
-    </w:lvl>
-    <w:lvl w:ilvl="3" w:tentative="1">
-      <w:start w:val="1"/>
-      <w:numFmt w:val="decimal"/>
-      <w:lvlText w:val="%4."/>
-      <w:lvlJc w:val="left"/>
-      <w:pPr>
-        <w:tabs>
-          <w:tab w:val="num" w:pos="2880"/>
-        </w:tabs>
-        <w:ind w:left="2880" w:hanging="360"/>
-      </w:pPr>
-    </w:lvl>
-    <w:lvl w:ilvl="4" w:tentative="1">
-      <w:start w:val="1"/>
-      <w:numFmt w:val="decimal"/>
-      <w:lvlText w:val="%5."/>
-      <w:lvlJc w:val="left"/>
-      <w:pPr>
-        <w:tabs>
-          <w:tab w:val="num" w:pos="3600"/>
-        </w:tabs>
-        <w:ind w:left="3600" w:hanging="360"/>
-      </w:pPr>
-    </w:lvl>
-    <w:lvl w:ilvl="5" w:tentative="1">
-      <w:start w:val="1"/>
-      <w:numFmt w:val="decimal"/>
-      <w:lvlText w:val="%6."/>
-      <w:lvlJc w:val="left"/>
-      <w:pPr>
-        <w:tabs>
-          <w:tab w:val="num" w:pos="4320"/>
-        </w:tabs>
-        <w:ind w:left="4320" w:hanging="360"/>
-      </w:pPr>
-    </w:lvl>
-    <w:lvl w:ilvl="6" w:tentative="1">
-      <w:start w:val="1"/>
-      <w:numFmt w:val="decimal"/>
-      <w:lvlText w:val="%7."/>
-      <w:lvlJc w:val="left"/>
-      <w:pPr>
-        <w:tabs>
-          <w:tab w:val="num" w:pos="5040"/>
-        </w:tabs>
-        <w:ind w:left="5040" w:hanging="360"/>
-      </w:pPr>
-    </w:lvl>
-    <w:lvl w:ilvl="7" w:tentative="1">
-      <w:start w:val="1"/>
-      <w:numFmt w:val="decimal"/>
-      <w:lvlText w:val="%8."/>
-      <w:lvlJc w:val="left"/>
-      <w:pPr>
-        <w:tabs>
-          <w:tab w:val="num" w:pos="5760"/>
-        </w:tabs>
-        <w:ind w:left="5760" w:hanging="360"/>
-      </w:pPr>
-    </w:lvl>
-    <w:lvl w:ilvl="8" w:tentative="1">
-      <w:start w:val="1"/>
-      <w:numFmt w:val="decimal"/>
-      <w:lvlText w:val="%9."/>
-      <w:lvlJc w:val="left"/>
-      <w:pPr>
-        <w:tabs>
-          <w:tab w:val="num" w:pos="6480"/>
-        </w:tabs>
-        <w:ind w:left="6480" w:hanging="360"/>
-      </w:pPr>
-    </w:lvl>
-  </w:abstractNum>
-  <w:abstractNum w:abstractNumId="14" w15:restartNumberingAfterBreak="0">
-    <w:nsid w:val="30FC671B"/>
-    <w:multiLevelType w:val="multilevel"/>
-    <w:tmpl w:val="795E6ACA"/>
-    <w:lvl w:ilvl="0">
-      <w:start w:val="1"/>
-      <w:numFmt w:val="decimal"/>
-      <w:lvlText w:val="%1."/>
-      <w:lvlJc w:val="left"/>
-      <w:pPr>
-        <w:tabs>
-          <w:tab w:val="num" w:pos="720"/>
-        </w:tabs>
-        <w:ind w:left="720" w:hanging="360"/>
-      </w:pPr>
-    </w:lvl>
-    <w:lvl w:ilvl="1" w:tentative="1">
-      <w:start w:val="1"/>
-      <w:numFmt w:val="decimal"/>
-      <w:lvlText w:val="%2."/>
-      <w:lvlJc w:val="left"/>
-      <w:pPr>
-        <w:tabs>
-          <w:tab w:val="num" w:pos="1440"/>
-        </w:tabs>
-        <w:ind w:left="1440" w:hanging="360"/>
-      </w:pPr>
-    </w:lvl>
-    <w:lvl w:ilvl="2" w:tentative="1">
-      <w:start w:val="1"/>
-      <w:numFmt w:val="decimal"/>
-      <w:lvlText w:val="%3."/>
-      <w:lvlJc w:val="left"/>
-      <w:pPr>
-        <w:tabs>
-          <w:tab w:val="num" w:pos="2160"/>
-        </w:tabs>
-        <w:ind w:left="2160" w:hanging="360"/>
-      </w:pPr>
-    </w:lvl>
-    <w:lvl w:ilvl="3" w:tentative="1">
-      <w:start w:val="1"/>
-      <w:numFmt w:val="decimal"/>
-      <w:lvlText w:val="%4."/>
-      <w:lvlJc w:val="left"/>
-      <w:pPr>
-        <w:tabs>
-          <w:tab w:val="num" w:pos="2880"/>
-        </w:tabs>
-        <w:ind w:left="2880" w:hanging="360"/>
-      </w:pPr>
-    </w:lvl>
-    <w:lvl w:ilvl="4" w:tentative="1">
-      <w:start w:val="1"/>
-      <w:numFmt w:val="decimal"/>
-      <w:lvlText w:val="%5."/>
-      <w:lvlJc w:val="left"/>
-      <w:pPr>
-        <w:tabs>
-          <w:tab w:val="num" w:pos="3600"/>
-        </w:tabs>
-        <w:ind w:left="3600" w:hanging="360"/>
-      </w:pPr>
-    </w:lvl>
-    <w:lvl w:ilvl="5" w:tentative="1">
-      <w:start w:val="1"/>
-      <w:numFmt w:val="decimal"/>
-      <w:lvlText w:val="%6."/>
-      <w:lvlJc w:val="left"/>
-      <w:pPr>
-        <w:tabs>
-          <w:tab w:val="num" w:pos="4320"/>
-        </w:tabs>
-        <w:ind w:left="4320" w:hanging="360"/>
-      </w:pPr>
-    </w:lvl>
-    <w:lvl w:ilvl="6" w:tentative="1">
-      <w:start w:val="1"/>
-      <w:numFmt w:val="decimal"/>
-      <w:lvlText w:val="%7."/>
-      <w:lvlJc w:val="left"/>
-      <w:pPr>
-        <w:tabs>
-          <w:tab w:val="num" w:pos="5040"/>
-        </w:tabs>
-        <w:ind w:left="5040" w:hanging="360"/>
-      </w:pPr>
-    </w:lvl>
-    <w:lvl w:ilvl="7" w:tentative="1">
-      <w:start w:val="1"/>
-      <w:numFmt w:val="decimal"/>
-      <w:lvlText w:val="%8."/>
-      <w:lvlJc w:val="left"/>
-      <w:pPr>
-        <w:tabs>
-          <w:tab w:val="num" w:pos="5760"/>
-        </w:tabs>
-        <w:ind w:left="5760" w:hanging="360"/>
-      </w:pPr>
-    </w:lvl>
-    <w:lvl w:ilvl="8" w:tentative="1">
-      <w:start w:val="1"/>
-      <w:numFmt w:val="decimal"/>
-      <w:lvlText w:val="%9."/>
-      <w:lvlJc w:val="left"/>
-      <w:pPr>
-        <w:tabs>
-          <w:tab w:val="num" w:pos="6480"/>
-        </w:tabs>
-        <w:ind w:left="6480" w:hanging="360"/>
-      </w:pPr>
-    </w:lvl>
-  </w:abstractNum>
-  <w:abstractNum w:abstractNumId="15" w15:restartNumberingAfterBreak="0">
-    <w:nsid w:val="323C6E73"/>
-    <w:multiLevelType w:val="multilevel"/>
-    <w:tmpl w:val="F3F0CC4A"/>
+    <w:tmpl w:val="A022D9AE"/>
     <w:lvl w:ilvl="0">
       <w:start w:val="1"/>
       <w:numFmt w:val="bullet"/>
@@ -43381,10 +45192,10 @@
       </w:rPr>
     </w:lvl>
   </w:abstractNum>
-  <w:abstractNum w:abstractNumId="16" w15:restartNumberingAfterBreak="0">
-    <w:nsid w:val="340728F0"/>
+  <w:abstractNum w:abstractNumId="13" w15:restartNumberingAfterBreak="0">
+    <w:nsid w:val="259505C3"/>
     <w:multiLevelType w:val="multilevel"/>
-    <w:tmpl w:val="78329BDE"/>
+    <w:tmpl w:val="6E204400"/>
     <w:lvl w:ilvl="0">
       <w:start w:val="1"/>
       <w:numFmt w:val="bullet"/>
@@ -43530,10 +45341,123 @@
       </w:rPr>
     </w:lvl>
   </w:abstractNum>
-  <w:abstractNum w:abstractNumId="17" w15:restartNumberingAfterBreak="0">
-    <w:nsid w:val="34A4434F"/>
+  <w:abstractNum w:abstractNumId="14" w15:restartNumberingAfterBreak="0">
+    <w:nsid w:val="26DF7536"/>
     <w:multiLevelType w:val="multilevel"/>
-    <w:tmpl w:val="BB2072F8"/>
+    <w:tmpl w:val="F35259FE"/>
+    <w:lvl w:ilvl="0">
+      <w:start w:val="1"/>
+      <w:numFmt w:val="decimal"/>
+      <w:lvlText w:val="%1."/>
+      <w:lvlJc w:val="left"/>
+      <w:pPr>
+        <w:tabs>
+          <w:tab w:val="num" w:pos="720"/>
+        </w:tabs>
+        <w:ind w:left="720" w:hanging="360"/>
+      </w:pPr>
+    </w:lvl>
+    <w:lvl w:ilvl="1" w:tentative="1">
+      <w:start w:val="1"/>
+      <w:numFmt w:val="decimal"/>
+      <w:lvlText w:val="%2."/>
+      <w:lvlJc w:val="left"/>
+      <w:pPr>
+        <w:tabs>
+          <w:tab w:val="num" w:pos="1440"/>
+        </w:tabs>
+        <w:ind w:left="1440" w:hanging="360"/>
+      </w:pPr>
+    </w:lvl>
+    <w:lvl w:ilvl="2" w:tentative="1">
+      <w:start w:val="1"/>
+      <w:numFmt w:val="decimal"/>
+      <w:lvlText w:val="%3."/>
+      <w:lvlJc w:val="left"/>
+      <w:pPr>
+        <w:tabs>
+          <w:tab w:val="num" w:pos="2160"/>
+        </w:tabs>
+        <w:ind w:left="2160" w:hanging="360"/>
+      </w:pPr>
+    </w:lvl>
+    <w:lvl w:ilvl="3" w:tentative="1">
+      <w:start w:val="1"/>
+      <w:numFmt w:val="decimal"/>
+      <w:lvlText w:val="%4."/>
+      <w:lvlJc w:val="left"/>
+      <w:pPr>
+        <w:tabs>
+          <w:tab w:val="num" w:pos="2880"/>
+        </w:tabs>
+        <w:ind w:left="2880" w:hanging="360"/>
+      </w:pPr>
+    </w:lvl>
+    <w:lvl w:ilvl="4" w:tentative="1">
+      <w:start w:val="1"/>
+      <w:numFmt w:val="decimal"/>
+      <w:lvlText w:val="%5."/>
+      <w:lvlJc w:val="left"/>
+      <w:pPr>
+        <w:tabs>
+          <w:tab w:val="num" w:pos="3600"/>
+        </w:tabs>
+        <w:ind w:left="3600" w:hanging="360"/>
+      </w:pPr>
+    </w:lvl>
+    <w:lvl w:ilvl="5" w:tentative="1">
+      <w:start w:val="1"/>
+      <w:numFmt w:val="decimal"/>
+      <w:lvlText w:val="%6."/>
+      <w:lvlJc w:val="left"/>
+      <w:pPr>
+        <w:tabs>
+          <w:tab w:val="num" w:pos="4320"/>
+        </w:tabs>
+        <w:ind w:left="4320" w:hanging="360"/>
+      </w:pPr>
+    </w:lvl>
+    <w:lvl w:ilvl="6" w:tentative="1">
+      <w:start w:val="1"/>
+      <w:numFmt w:val="decimal"/>
+      <w:lvlText w:val="%7."/>
+      <w:lvlJc w:val="left"/>
+      <w:pPr>
+        <w:tabs>
+          <w:tab w:val="num" w:pos="5040"/>
+        </w:tabs>
+        <w:ind w:left="5040" w:hanging="360"/>
+      </w:pPr>
+    </w:lvl>
+    <w:lvl w:ilvl="7" w:tentative="1">
+      <w:start w:val="1"/>
+      <w:numFmt w:val="decimal"/>
+      <w:lvlText w:val="%8."/>
+      <w:lvlJc w:val="left"/>
+      <w:pPr>
+        <w:tabs>
+          <w:tab w:val="num" w:pos="5760"/>
+        </w:tabs>
+        <w:ind w:left="5760" w:hanging="360"/>
+      </w:pPr>
+    </w:lvl>
+    <w:lvl w:ilvl="8" w:tentative="1">
+      <w:start w:val="1"/>
+      <w:numFmt w:val="decimal"/>
+      <w:lvlText w:val="%9."/>
+      <w:lvlJc w:val="left"/>
+      <w:pPr>
+        <w:tabs>
+          <w:tab w:val="num" w:pos="6480"/>
+        </w:tabs>
+        <w:ind w:left="6480" w:hanging="360"/>
+      </w:pPr>
+    </w:lvl>
+  </w:abstractNum>
+  <w:abstractNum w:abstractNumId="15" w15:restartNumberingAfterBreak="0">
+    <w:nsid w:val="2A6F1707"/>
+    <w:multiLevelType w:val="multilevel"/>
+    <w:tmpl w:val="595CB004"/>
     <w:lvl w:ilvl="0">
       <w:start w:val="1"/>
       <w:numFmt w:val="bullet"/>
@@ -43679,7 +45603,680 @@
       </w:rPr>
     </w:lvl>
   </w:abstractNum>
+  <w:abstractNum w:abstractNumId="16" w15:restartNumberingAfterBreak="0">
+    <w:nsid w:val="2E4F3FBB"/>
+    <w:multiLevelType w:val="multilevel"/>
+    <w:tmpl w:val="38C41DA0"/>
+    <w:lvl w:ilvl="0">
+      <w:start w:val="1"/>
+      <w:numFmt w:val="decimal"/>
+      <w:lvlText w:val="%1."/>
+      <w:lvlJc w:val="left"/>
+      <w:pPr>
+        <w:tabs>
+          <w:tab w:val="num" w:pos="720"/>
+        </w:tabs>
+        <w:ind w:left="720" w:hanging="360"/>
+      </w:pPr>
+    </w:lvl>
+    <w:lvl w:ilvl="1" w:tentative="1">
+      <w:start w:val="1"/>
+      <w:numFmt w:val="decimal"/>
+      <w:lvlText w:val="%2."/>
+      <w:lvlJc w:val="left"/>
+      <w:pPr>
+        <w:tabs>
+          <w:tab w:val="num" w:pos="1440"/>
+        </w:tabs>
+        <w:ind w:left="1440" w:hanging="360"/>
+      </w:pPr>
+    </w:lvl>
+    <w:lvl w:ilvl="2" w:tentative="1">
+      <w:start w:val="1"/>
+      <w:numFmt w:val="decimal"/>
+      <w:lvlText w:val="%3."/>
+      <w:lvlJc w:val="left"/>
+      <w:pPr>
+        <w:tabs>
+          <w:tab w:val="num" w:pos="2160"/>
+        </w:tabs>
+        <w:ind w:left="2160" w:hanging="360"/>
+      </w:pPr>
+    </w:lvl>
+    <w:lvl w:ilvl="3" w:tentative="1">
+      <w:start w:val="1"/>
+      <w:numFmt w:val="decimal"/>
+      <w:lvlText w:val="%4."/>
+      <w:lvlJc w:val="left"/>
+      <w:pPr>
+        <w:tabs>
+          <w:tab w:val="num" w:pos="2880"/>
+        </w:tabs>
+        <w:ind w:left="2880" w:hanging="360"/>
+      </w:pPr>
+    </w:lvl>
+    <w:lvl w:ilvl="4" w:tentative="1">
+      <w:start w:val="1"/>
+      <w:numFmt w:val="decimal"/>
+      <w:lvlText w:val="%5."/>
+      <w:lvlJc w:val="left"/>
+      <w:pPr>
+        <w:tabs>
+          <w:tab w:val="num" w:pos="3600"/>
+        </w:tabs>
+        <w:ind w:left="3600" w:hanging="360"/>
+      </w:pPr>
+    </w:lvl>
+    <w:lvl w:ilvl="5" w:tentative="1">
+      <w:start w:val="1"/>
+      <w:numFmt w:val="decimal"/>
+      <w:lvlText w:val="%6."/>
+      <w:lvlJc w:val="left"/>
+      <w:pPr>
+        <w:tabs>
+          <w:tab w:val="num" w:pos="4320"/>
+        </w:tabs>
+        <w:ind w:left="4320" w:hanging="360"/>
+      </w:pPr>
+    </w:lvl>
+    <w:lvl w:ilvl="6" w:tentative="1">
+      <w:start w:val="1"/>
+      <w:numFmt w:val="decimal"/>
+      <w:lvlText w:val="%7."/>
+      <w:lvlJc w:val="left"/>
+      <w:pPr>
+        <w:tabs>
+          <w:tab w:val="num" w:pos="5040"/>
+        </w:tabs>
+        <w:ind w:left="5040" w:hanging="360"/>
+      </w:pPr>
+    </w:lvl>
+    <w:lvl w:ilvl="7" w:tentative="1">
+      <w:start w:val="1"/>
+      <w:numFmt w:val="decimal"/>
+      <w:lvlText w:val="%8."/>
+      <w:lvlJc w:val="left"/>
+      <w:pPr>
+        <w:tabs>
+          <w:tab w:val="num" w:pos="5760"/>
+        </w:tabs>
+        <w:ind w:left="5760" w:hanging="360"/>
+      </w:pPr>
+    </w:lvl>
+    <w:lvl w:ilvl="8" w:tentative="1">
+      <w:start w:val="1"/>
+      <w:numFmt w:val="decimal"/>
+      <w:lvlText w:val="%9."/>
+      <w:lvlJc w:val="left"/>
+      <w:pPr>
+        <w:tabs>
+          <w:tab w:val="num" w:pos="6480"/>
+        </w:tabs>
+        <w:ind w:left="6480" w:hanging="360"/>
+      </w:pPr>
+    </w:lvl>
+  </w:abstractNum>
+  <w:abstractNum w:abstractNumId="17" w15:restartNumberingAfterBreak="0">
+    <w:nsid w:val="30FC671B"/>
+    <w:multiLevelType w:val="multilevel"/>
+    <w:tmpl w:val="795E6ACA"/>
+    <w:lvl w:ilvl="0">
+      <w:start w:val="1"/>
+      <w:numFmt w:val="decimal"/>
+      <w:lvlText w:val="%1."/>
+      <w:lvlJc w:val="left"/>
+      <w:pPr>
+        <w:tabs>
+          <w:tab w:val="num" w:pos="720"/>
+        </w:tabs>
+        <w:ind w:left="720" w:hanging="360"/>
+      </w:pPr>
+    </w:lvl>
+    <w:lvl w:ilvl="1" w:tentative="1">
+      <w:start w:val="1"/>
+      <w:numFmt w:val="decimal"/>
+      <w:lvlText w:val="%2."/>
+      <w:lvlJc w:val="left"/>
+      <w:pPr>
+        <w:tabs>
+          <w:tab w:val="num" w:pos="1440"/>
+        </w:tabs>
+        <w:ind w:left="1440" w:hanging="360"/>
+      </w:pPr>
+    </w:lvl>
+    <w:lvl w:ilvl="2" w:tentative="1">
+      <w:start w:val="1"/>
+      <w:numFmt w:val="decimal"/>
+      <w:lvlText w:val="%3."/>
+      <w:lvlJc w:val="left"/>
+      <w:pPr>
+        <w:tabs>
+          <w:tab w:val="num" w:pos="2160"/>
+        </w:tabs>
+        <w:ind w:left="2160" w:hanging="360"/>
+      </w:pPr>
+    </w:lvl>
+    <w:lvl w:ilvl="3" w:tentative="1">
+      <w:start w:val="1"/>
+      <w:numFmt w:val="decimal"/>
+      <w:lvlText w:val="%4."/>
+      <w:lvlJc w:val="left"/>
+      <w:pPr>
+        <w:tabs>
+          <w:tab w:val="num" w:pos="2880"/>
+        </w:tabs>
+        <w:ind w:left="2880" w:hanging="360"/>
+      </w:pPr>
+    </w:lvl>
+    <w:lvl w:ilvl="4" w:tentative="1">
+      <w:start w:val="1"/>
+      <w:numFmt w:val="decimal"/>
+      <w:lvlText w:val="%5."/>
+      <w:lvlJc w:val="left"/>
+      <w:pPr>
+        <w:tabs>
+          <w:tab w:val="num" w:pos="3600"/>
+        </w:tabs>
+        <w:ind w:left="3600" w:hanging="360"/>
+      </w:pPr>
+    </w:lvl>
+    <w:lvl w:ilvl="5" w:tentative="1">
+      <w:start w:val="1"/>
+      <w:numFmt w:val="decimal"/>
+      <w:lvlText w:val="%6."/>
+      <w:lvlJc w:val="left"/>
+      <w:pPr>
+        <w:tabs>
+          <w:tab w:val="num" w:pos="4320"/>
+        </w:tabs>
+        <w:ind w:left="4320" w:hanging="360"/>
+      </w:pPr>
+    </w:lvl>
+    <w:lvl w:ilvl="6" w:tentative="1">
+      <w:start w:val="1"/>
+      <w:numFmt w:val="decimal"/>
+      <w:lvlText w:val="%7."/>
+      <w:lvlJc w:val="left"/>
+      <w:pPr>
+        <w:tabs>
+          <w:tab w:val="num" w:pos="5040"/>
+        </w:tabs>
+        <w:ind w:left="5040" w:hanging="360"/>
+      </w:pPr>
+    </w:lvl>
+    <w:lvl w:ilvl="7" w:tentative="1">
+      <w:start w:val="1"/>
+      <w:numFmt w:val="decimal"/>
+      <w:lvlText w:val="%8."/>
+      <w:lvlJc w:val="left"/>
+      <w:pPr>
+        <w:tabs>
+          <w:tab w:val="num" w:pos="5760"/>
+        </w:tabs>
+        <w:ind w:left="5760" w:hanging="360"/>
+      </w:pPr>
+    </w:lvl>
+    <w:lvl w:ilvl="8" w:tentative="1">
+      <w:start w:val="1"/>
+      <w:numFmt w:val="decimal"/>
+      <w:lvlText w:val="%9."/>
+      <w:lvlJc w:val="left"/>
+      <w:pPr>
+        <w:tabs>
+          <w:tab w:val="num" w:pos="6480"/>
+        </w:tabs>
+        <w:ind w:left="6480" w:hanging="360"/>
+      </w:pPr>
+    </w:lvl>
+  </w:abstractNum>
   <w:abstractNum w:abstractNumId="18" w15:restartNumberingAfterBreak="0">
+    <w:nsid w:val="323C6E73"/>
+    <w:multiLevelType w:val="multilevel"/>
+    <w:tmpl w:val="F3F0CC4A"/>
+    <w:lvl w:ilvl="0">
+      <w:start w:val="1"/>
+      <w:numFmt w:val="bullet"/>
+      <w:lvlText w:val=""/>
+      <w:lvlJc w:val="left"/>
+      <w:pPr>
+        <w:tabs>
+          <w:tab w:val="num" w:pos="720"/>
+        </w:tabs>
+        <w:ind w:left="720" w:hanging="360"/>
+      </w:pPr>
+      <w:rPr>
+        <w:rFonts w:ascii="Symbol" w:hAnsi="Symbol" w:hint="default"/>
+        <w:sz w:val="20"/>
+      </w:rPr>
+    </w:lvl>
+    <w:lvl w:ilvl="1" w:tentative="1">
+      <w:start w:val="1"/>
+      <w:numFmt w:val="bullet"/>
+      <w:lvlText w:val="o"/>
+      <w:lvlJc w:val="left"/>
+      <w:pPr>
+        <w:tabs>
+          <w:tab w:val="num" w:pos="1440"/>
+        </w:tabs>
+        <w:ind w:left="1440" w:hanging="360"/>
+      </w:pPr>
+      <w:rPr>
+        <w:rFonts w:ascii="Courier New" w:hAnsi="Courier New" w:hint="default"/>
+        <w:sz w:val="20"/>
+      </w:rPr>
+    </w:lvl>
+    <w:lvl w:ilvl="2" w:tentative="1">
+      <w:start w:val="1"/>
+      <w:numFmt w:val="bullet"/>
+      <w:lvlText w:val=""/>
+      <w:lvlJc w:val="left"/>
+      <w:pPr>
+        <w:tabs>
+          <w:tab w:val="num" w:pos="2160"/>
+        </w:tabs>
+        <w:ind w:left="2160" w:hanging="360"/>
+      </w:pPr>
+      <w:rPr>
+        <w:rFonts w:ascii="Wingdings" w:hAnsi="Wingdings" w:hint="default"/>
+        <w:sz w:val="20"/>
+      </w:rPr>
+    </w:lvl>
+    <w:lvl w:ilvl="3" w:tentative="1">
+      <w:start w:val="1"/>
+      <w:numFmt w:val="bullet"/>
+      <w:lvlText w:val=""/>
+      <w:lvlJc w:val="left"/>
+      <w:pPr>
+        <w:tabs>
+          <w:tab w:val="num" w:pos="2880"/>
+        </w:tabs>
+        <w:ind w:left="2880" w:hanging="360"/>
+      </w:pPr>
+      <w:rPr>
+        <w:rFonts w:ascii="Wingdings" w:hAnsi="Wingdings" w:hint="default"/>
+        <w:sz w:val="20"/>
+      </w:rPr>
+    </w:lvl>
+    <w:lvl w:ilvl="4" w:tentative="1">
+      <w:start w:val="1"/>
+      <w:numFmt w:val="bullet"/>
+      <w:lvlText w:val=""/>
+      <w:lvlJc w:val="left"/>
+      <w:pPr>
+        <w:tabs>
+          <w:tab w:val="num" w:pos="3600"/>
+        </w:tabs>
+        <w:ind w:left="3600" w:hanging="360"/>
+      </w:pPr>
+      <w:rPr>
+        <w:rFonts w:ascii="Wingdings" w:hAnsi="Wingdings" w:hint="default"/>
+        <w:sz w:val="20"/>
+      </w:rPr>
+    </w:lvl>
+    <w:lvl w:ilvl="5" w:tentative="1">
+      <w:start w:val="1"/>
+      <w:numFmt w:val="bullet"/>
+      <w:lvlText w:val=""/>
+      <w:lvlJc w:val="left"/>
+      <w:pPr>
+        <w:tabs>
+          <w:tab w:val="num" w:pos="4320"/>
+        </w:tabs>
+        <w:ind w:left="4320" w:hanging="360"/>
+      </w:pPr>
+      <w:rPr>
+        <w:rFonts w:ascii="Wingdings" w:hAnsi="Wingdings" w:hint="default"/>
+        <w:sz w:val="20"/>
+      </w:rPr>
+    </w:lvl>
+    <w:lvl w:ilvl="6" w:tentative="1">
+      <w:start w:val="1"/>
+      <w:numFmt w:val="bullet"/>
+      <w:lvlText w:val=""/>
+      <w:lvlJc w:val="left"/>
+      <w:pPr>
+        <w:tabs>
+          <w:tab w:val="num" w:pos="5040"/>
+        </w:tabs>
+        <w:ind w:left="5040" w:hanging="360"/>
+      </w:pPr>
+      <w:rPr>
+        <w:rFonts w:ascii="Wingdings" w:hAnsi="Wingdings" w:hint="default"/>
+        <w:sz w:val="20"/>
+      </w:rPr>
+    </w:lvl>
+    <w:lvl w:ilvl="7" w:tentative="1">
+      <w:start w:val="1"/>
+      <w:numFmt w:val="bullet"/>
+      <w:lvlText w:val=""/>
+      <w:lvlJc w:val="left"/>
+      <w:pPr>
+        <w:tabs>
+          <w:tab w:val="num" w:pos="5760"/>
+        </w:tabs>
+        <w:ind w:left="5760" w:hanging="360"/>
+      </w:pPr>
+      <w:rPr>
+        <w:rFonts w:ascii="Wingdings" w:hAnsi="Wingdings" w:hint="default"/>
+        <w:sz w:val="20"/>
+      </w:rPr>
+    </w:lvl>
+    <w:lvl w:ilvl="8" w:tentative="1">
+      <w:start w:val="1"/>
+      <w:numFmt w:val="bullet"/>
+      <w:lvlText w:val=""/>
+      <w:lvlJc w:val="left"/>
+      <w:pPr>
+        <w:tabs>
+          <w:tab w:val="num" w:pos="6480"/>
+        </w:tabs>
+        <w:ind w:left="6480" w:hanging="360"/>
+      </w:pPr>
+      <w:rPr>
+        <w:rFonts w:ascii="Wingdings" w:hAnsi="Wingdings" w:hint="default"/>
+        <w:sz w:val="20"/>
+      </w:rPr>
+    </w:lvl>
+  </w:abstractNum>
+  <w:abstractNum w:abstractNumId="19" w15:restartNumberingAfterBreak="0">
+    <w:nsid w:val="340728F0"/>
+    <w:multiLevelType w:val="multilevel"/>
+    <w:tmpl w:val="78329BDE"/>
+    <w:lvl w:ilvl="0">
+      <w:start w:val="1"/>
+      <w:numFmt w:val="bullet"/>
+      <w:lvlText w:val=""/>
+      <w:lvlJc w:val="left"/>
+      <w:pPr>
+        <w:tabs>
+          <w:tab w:val="num" w:pos="720"/>
+        </w:tabs>
+        <w:ind w:left="720" w:hanging="360"/>
+      </w:pPr>
+      <w:rPr>
+        <w:rFonts w:ascii="Symbol" w:hAnsi="Symbol" w:hint="default"/>
+        <w:sz w:val="20"/>
+      </w:rPr>
+    </w:lvl>
+    <w:lvl w:ilvl="1" w:tentative="1">
+      <w:start w:val="1"/>
+      <w:numFmt w:val="bullet"/>
+      <w:lvlText w:val="o"/>
+      <w:lvlJc w:val="left"/>
+      <w:pPr>
+        <w:tabs>
+          <w:tab w:val="num" w:pos="1440"/>
+        </w:tabs>
+        <w:ind w:left="1440" w:hanging="360"/>
+      </w:pPr>
+      <w:rPr>
+        <w:rFonts w:ascii="Courier New" w:hAnsi="Courier New" w:hint="default"/>
+        <w:sz w:val="20"/>
+      </w:rPr>
+    </w:lvl>
+    <w:lvl w:ilvl="2" w:tentative="1">
+      <w:start w:val="1"/>
+      <w:numFmt w:val="bullet"/>
+      <w:lvlText w:val=""/>
+      <w:lvlJc w:val="left"/>
+      <w:pPr>
+        <w:tabs>
+          <w:tab w:val="num" w:pos="2160"/>
+        </w:tabs>
+        <w:ind w:left="2160" w:hanging="360"/>
+      </w:pPr>
+      <w:rPr>
+        <w:rFonts w:ascii="Wingdings" w:hAnsi="Wingdings" w:hint="default"/>
+        <w:sz w:val="20"/>
+      </w:rPr>
+    </w:lvl>
+    <w:lvl w:ilvl="3" w:tentative="1">
+      <w:start w:val="1"/>
+      <w:numFmt w:val="bullet"/>
+      <w:lvlText w:val=""/>
+      <w:lvlJc w:val="left"/>
+      <w:pPr>
+        <w:tabs>
+          <w:tab w:val="num" w:pos="2880"/>
+        </w:tabs>
+        <w:ind w:left="2880" w:hanging="360"/>
+      </w:pPr>
+      <w:rPr>
+        <w:rFonts w:ascii="Wingdings" w:hAnsi="Wingdings" w:hint="default"/>
+        <w:sz w:val="20"/>
+      </w:rPr>
+    </w:lvl>
+    <w:lvl w:ilvl="4" w:tentative="1">
+      <w:start w:val="1"/>
+      <w:numFmt w:val="bullet"/>
+      <w:lvlText w:val=""/>
+      <w:lvlJc w:val="left"/>
+      <w:pPr>
+        <w:tabs>
+          <w:tab w:val="num" w:pos="3600"/>
+        </w:tabs>
+        <w:ind w:left="3600" w:hanging="360"/>
+      </w:pPr>
+      <w:rPr>
+        <w:rFonts w:ascii="Wingdings" w:hAnsi="Wingdings" w:hint="default"/>
+        <w:sz w:val="20"/>
+      </w:rPr>
+    </w:lvl>
+    <w:lvl w:ilvl="5" w:tentative="1">
+      <w:start w:val="1"/>
+      <w:numFmt w:val="bullet"/>
+      <w:lvlText w:val=""/>
+      <w:lvlJc w:val="left"/>
+      <w:pPr>
+        <w:tabs>
+          <w:tab w:val="num" w:pos="4320"/>
+        </w:tabs>
+        <w:ind w:left="4320" w:hanging="360"/>
+      </w:pPr>
+      <w:rPr>
+        <w:rFonts w:ascii="Wingdings" w:hAnsi="Wingdings" w:hint="default"/>
+        <w:sz w:val="20"/>
+      </w:rPr>
+    </w:lvl>
+    <w:lvl w:ilvl="6" w:tentative="1">
+      <w:start w:val="1"/>
+      <w:numFmt w:val="bullet"/>
+      <w:lvlText w:val=""/>
+      <w:lvlJc w:val="left"/>
+      <w:pPr>
+        <w:tabs>
+          <w:tab w:val="num" w:pos="5040"/>
+        </w:tabs>
+        <w:ind w:left="5040" w:hanging="360"/>
+      </w:pPr>
+      <w:rPr>
+        <w:rFonts w:ascii="Wingdings" w:hAnsi="Wingdings" w:hint="default"/>
+        <w:sz w:val="20"/>
+      </w:rPr>
+    </w:lvl>
+    <w:lvl w:ilvl="7" w:tentative="1">
+      <w:start w:val="1"/>
+      <w:numFmt w:val="bullet"/>
+      <w:lvlText w:val=""/>
+      <w:lvlJc w:val="left"/>
+      <w:pPr>
+        <w:tabs>
+          <w:tab w:val="num" w:pos="5760"/>
+        </w:tabs>
+        <w:ind w:left="5760" w:hanging="360"/>
+      </w:pPr>
+      <w:rPr>
+        <w:rFonts w:ascii="Wingdings" w:hAnsi="Wingdings" w:hint="default"/>
+        <w:sz w:val="20"/>
+      </w:rPr>
+    </w:lvl>
+    <w:lvl w:ilvl="8" w:tentative="1">
+      <w:start w:val="1"/>
+      <w:numFmt w:val="bullet"/>
+      <w:lvlText w:val=""/>
+      <w:lvlJc w:val="left"/>
+      <w:pPr>
+        <w:tabs>
+          <w:tab w:val="num" w:pos="6480"/>
+        </w:tabs>
+        <w:ind w:left="6480" w:hanging="360"/>
+      </w:pPr>
+      <w:rPr>
+        <w:rFonts w:ascii="Wingdings" w:hAnsi="Wingdings" w:hint="default"/>
+        <w:sz w:val="20"/>
+      </w:rPr>
+    </w:lvl>
+  </w:abstractNum>
+  <w:abstractNum w:abstractNumId="20" w15:restartNumberingAfterBreak="0">
+    <w:nsid w:val="34A4434F"/>
+    <w:multiLevelType w:val="multilevel"/>
+    <w:tmpl w:val="BB2072F8"/>
+    <w:lvl w:ilvl="0">
+      <w:start w:val="1"/>
+      <w:numFmt w:val="bullet"/>
+      <w:lvlText w:val=""/>
+      <w:lvlJc w:val="left"/>
+      <w:pPr>
+        <w:tabs>
+          <w:tab w:val="num" w:pos="720"/>
+        </w:tabs>
+        <w:ind w:left="720" w:hanging="360"/>
+      </w:pPr>
+      <w:rPr>
+        <w:rFonts w:ascii="Symbol" w:hAnsi="Symbol" w:hint="default"/>
+        <w:sz w:val="20"/>
+      </w:rPr>
+    </w:lvl>
+    <w:lvl w:ilvl="1" w:tentative="1">
+      <w:start w:val="1"/>
+      <w:numFmt w:val="bullet"/>
+      <w:lvlText w:val="o"/>
+      <w:lvlJc w:val="left"/>
+      <w:pPr>
+        <w:tabs>
+          <w:tab w:val="num" w:pos="1440"/>
+        </w:tabs>
+        <w:ind w:left="1440" w:hanging="360"/>
+      </w:pPr>
+      <w:rPr>
+        <w:rFonts w:ascii="Courier New" w:hAnsi="Courier New" w:hint="default"/>
+        <w:sz w:val="20"/>
+      </w:rPr>
+    </w:lvl>
+    <w:lvl w:ilvl="2" w:tentative="1">
+      <w:start w:val="1"/>
+      <w:numFmt w:val="bullet"/>
+      <w:lvlText w:val=""/>
+      <w:lvlJc w:val="left"/>
+      <w:pPr>
+        <w:tabs>
+          <w:tab w:val="num" w:pos="2160"/>
+        </w:tabs>
+        <w:ind w:left="2160" w:hanging="360"/>
+      </w:pPr>
+      <w:rPr>
+        <w:rFonts w:ascii="Wingdings" w:hAnsi="Wingdings" w:hint="default"/>
+        <w:sz w:val="20"/>
+      </w:rPr>
+    </w:lvl>
+    <w:lvl w:ilvl="3" w:tentative="1">
+      <w:start w:val="1"/>
+      <w:numFmt w:val="bullet"/>
+      <w:lvlText w:val=""/>
+      <w:lvlJc w:val="left"/>
+      <w:pPr>
+        <w:tabs>
+          <w:tab w:val="num" w:pos="2880"/>
+        </w:tabs>
+        <w:ind w:left="2880" w:hanging="360"/>
+      </w:pPr>
+      <w:rPr>
+        <w:rFonts w:ascii="Wingdings" w:hAnsi="Wingdings" w:hint="default"/>
+        <w:sz w:val="20"/>
+      </w:rPr>
+    </w:lvl>
+    <w:lvl w:ilvl="4" w:tentative="1">
+      <w:start w:val="1"/>
+      <w:numFmt w:val="bullet"/>
+      <w:lvlText w:val=""/>
+      <w:lvlJc w:val="left"/>
+      <w:pPr>
+        <w:tabs>
+          <w:tab w:val="num" w:pos="3600"/>
+        </w:tabs>
+        <w:ind w:left="3600" w:hanging="360"/>
+      </w:pPr>
+      <w:rPr>
+        <w:rFonts w:ascii="Wingdings" w:hAnsi="Wingdings" w:hint="default"/>
+        <w:sz w:val="20"/>
+      </w:rPr>
+    </w:lvl>
+    <w:lvl w:ilvl="5" w:tentative="1">
+      <w:start w:val="1"/>
+      <w:numFmt w:val="bullet"/>
+      <w:lvlText w:val=""/>
+      <w:lvlJc w:val="left"/>
+      <w:pPr>
+        <w:tabs>
+          <w:tab w:val="num" w:pos="4320"/>
+        </w:tabs>
+        <w:ind w:left="4320" w:hanging="360"/>
+      </w:pPr>
+      <w:rPr>
+        <w:rFonts w:ascii="Wingdings" w:hAnsi="Wingdings" w:hint="default"/>
+        <w:sz w:val="20"/>
+      </w:rPr>
+    </w:lvl>
+    <w:lvl w:ilvl="6" w:tentative="1">
+      <w:start w:val="1"/>
+      <w:numFmt w:val="bullet"/>
+      <w:lvlText w:val=""/>
+      <w:lvlJc w:val="left"/>
+      <w:pPr>
+        <w:tabs>
+          <w:tab w:val="num" w:pos="5040"/>
+        </w:tabs>
+        <w:ind w:left="5040" w:hanging="360"/>
+      </w:pPr>
+      <w:rPr>
+        <w:rFonts w:ascii="Wingdings" w:hAnsi="Wingdings" w:hint="default"/>
+        <w:sz w:val="20"/>
+      </w:rPr>
+    </w:lvl>
+    <w:lvl w:ilvl="7" w:tentative="1">
+      <w:start w:val="1"/>
+      <w:numFmt w:val="bullet"/>
+      <w:lvlText w:val=""/>
+      <w:lvlJc w:val="left"/>
+      <w:pPr>
+        <w:tabs>
+          <w:tab w:val="num" w:pos="5760"/>
+        </w:tabs>
+        <w:ind w:left="5760" w:hanging="360"/>
+      </w:pPr>
+      <w:rPr>
+        <w:rFonts w:ascii="Wingdings" w:hAnsi="Wingdings" w:hint="default"/>
+        <w:sz w:val="20"/>
+      </w:rPr>
+    </w:lvl>
+    <w:lvl w:ilvl="8" w:tentative="1">
+      <w:start w:val="1"/>
+      <w:numFmt w:val="bullet"/>
+      <w:lvlText w:val=""/>
+      <w:lvlJc w:val="left"/>
+      <w:pPr>
+        <w:tabs>
+          <w:tab w:val="num" w:pos="6480"/>
+        </w:tabs>
+        <w:ind w:left="6480" w:hanging="360"/>
+      </w:pPr>
+      <w:rPr>
+        <w:rFonts w:ascii="Wingdings" w:hAnsi="Wingdings" w:hint="default"/>
+        <w:sz w:val="20"/>
+      </w:rPr>
+    </w:lvl>
+  </w:abstractNum>
+  <w:abstractNum w:abstractNumId="21" w15:restartNumberingAfterBreak="0">
     <w:nsid w:val="3E7E311E"/>
     <w:multiLevelType w:val="multilevel"/>
     <w:tmpl w:val="05F277A0"/>
@@ -43828,7 +46425,7 @@
       </w:rPr>
     </w:lvl>
   </w:abstractNum>
-  <w:abstractNum w:abstractNumId="19" w15:restartNumberingAfterBreak="0">
+  <w:abstractNum w:abstractNumId="22" w15:restartNumberingAfterBreak="0">
     <w:nsid w:val="3E84028E"/>
     <w:multiLevelType w:val="multilevel"/>
     <w:tmpl w:val="601CA874"/>
@@ -43977,7 +46574,7 @@
       </w:rPr>
     </w:lvl>
   </w:abstractNum>
-  <w:abstractNum w:abstractNumId="20" w15:restartNumberingAfterBreak="0">
+  <w:abstractNum w:abstractNumId="23" w15:restartNumberingAfterBreak="0">
     <w:nsid w:val="3EEC24E9"/>
     <w:multiLevelType w:val="multilevel"/>
     <w:tmpl w:val="546288E0"/>
@@ -44126,7 +46723,7 @@
       </w:rPr>
     </w:lvl>
   </w:abstractNum>
-  <w:abstractNum w:abstractNumId="21" w15:restartNumberingAfterBreak="0">
+  <w:abstractNum w:abstractNumId="24" w15:restartNumberingAfterBreak="0">
     <w:nsid w:val="47F1265D"/>
     <w:multiLevelType w:val="multilevel"/>
     <w:tmpl w:val="CAFA5E6A"/>
@@ -44275,7 +46872,7 @@
       </w:rPr>
     </w:lvl>
   </w:abstractNum>
-  <w:abstractNum w:abstractNumId="22" w15:restartNumberingAfterBreak="0">
+  <w:abstractNum w:abstractNumId="25" w15:restartNumberingAfterBreak="0">
     <w:nsid w:val="4CC72939"/>
     <w:multiLevelType w:val="multilevel"/>
     <w:tmpl w:val="2E4A12EC"/>
@@ -44424,7 +47021,7 @@
       </w:rPr>
     </w:lvl>
   </w:abstractNum>
-  <w:abstractNum w:abstractNumId="23" w15:restartNumberingAfterBreak="0">
+  <w:abstractNum w:abstractNumId="26" w15:restartNumberingAfterBreak="0">
     <w:nsid w:val="4DCB2CC2"/>
     <w:multiLevelType w:val="multilevel"/>
     <w:tmpl w:val="B008BDE6"/>
@@ -44573,7 +47170,7 @@
       </w:rPr>
     </w:lvl>
   </w:abstractNum>
-  <w:abstractNum w:abstractNumId="24" w15:restartNumberingAfterBreak="0">
+  <w:abstractNum w:abstractNumId="27" w15:restartNumberingAfterBreak="0">
     <w:nsid w:val="52567E67"/>
     <w:multiLevelType w:val="multilevel"/>
     <w:tmpl w:val="0480FFCC"/>
@@ -44722,7 +47319,7 @@
       </w:rPr>
     </w:lvl>
   </w:abstractNum>
-  <w:abstractNum w:abstractNumId="25" w15:restartNumberingAfterBreak="0">
+  <w:abstractNum w:abstractNumId="28" w15:restartNumberingAfterBreak="0">
     <w:nsid w:val="578E3427"/>
     <w:multiLevelType w:val="multilevel"/>
     <w:tmpl w:val="0554A0E0"/>
@@ -44871,7 +47468,7 @@
       </w:rPr>
     </w:lvl>
   </w:abstractNum>
-  <w:abstractNum w:abstractNumId="26" w15:restartNumberingAfterBreak="0">
+  <w:abstractNum w:abstractNumId="29" w15:restartNumberingAfterBreak="0">
     <w:nsid w:val="5A901915"/>
     <w:multiLevelType w:val="multilevel"/>
     <w:tmpl w:val="E3023E02"/>
@@ -45020,7 +47617,7 @@
       </w:rPr>
     </w:lvl>
   </w:abstractNum>
-  <w:abstractNum w:abstractNumId="27" w15:restartNumberingAfterBreak="0">
+  <w:abstractNum w:abstractNumId="30" w15:restartNumberingAfterBreak="0">
     <w:nsid w:val="5AAD61AA"/>
     <w:multiLevelType w:val="multilevel"/>
     <w:tmpl w:val="25545F30"/>
@@ -45169,7 +47766,7 @@
       </w:rPr>
     </w:lvl>
   </w:abstractNum>
-  <w:abstractNum w:abstractNumId="28" w15:restartNumberingAfterBreak="0">
+  <w:abstractNum w:abstractNumId="31" w15:restartNumberingAfterBreak="0">
     <w:nsid w:val="5CB5670C"/>
     <w:multiLevelType w:val="multilevel"/>
     <w:tmpl w:val="F7DC7AD8"/>
@@ -45314,7 +47911,7 @@
       </w:rPr>
     </w:lvl>
   </w:abstractNum>
-  <w:abstractNum w:abstractNumId="29" w15:restartNumberingAfterBreak="0">
+  <w:abstractNum w:abstractNumId="32" w15:restartNumberingAfterBreak="0">
     <w:nsid w:val="5D3A4B8C"/>
     <w:multiLevelType w:val="multilevel"/>
     <w:tmpl w:val="03B0EA4A"/>
@@ -45463,7 +48060,7 @@
       </w:rPr>
     </w:lvl>
   </w:abstractNum>
-  <w:abstractNum w:abstractNumId="30" w15:restartNumberingAfterBreak="0">
+  <w:abstractNum w:abstractNumId="33" w15:restartNumberingAfterBreak="0">
     <w:nsid w:val="6112339A"/>
     <w:multiLevelType w:val="hybridMultilevel"/>
     <w:tmpl w:val="9C7A6730"/>
@@ -45552,7 +48149,7 @@
       </w:pPr>
     </w:lvl>
   </w:abstractNum>
-  <w:abstractNum w:abstractNumId="31" w15:restartNumberingAfterBreak="0">
+  <w:abstractNum w:abstractNumId="34" w15:restartNumberingAfterBreak="0">
     <w:nsid w:val="623963BE"/>
     <w:multiLevelType w:val="multilevel"/>
     <w:tmpl w:val="59D252BC"/>
@@ -45701,7 +48298,7 @@
       </w:rPr>
     </w:lvl>
   </w:abstractNum>
-  <w:abstractNum w:abstractNumId="32" w15:restartNumberingAfterBreak="0">
+  <w:abstractNum w:abstractNumId="35" w15:restartNumberingAfterBreak="0">
     <w:nsid w:val="63324AA7"/>
     <w:multiLevelType w:val="multilevel"/>
     <w:tmpl w:val="78CEEA20"/>
@@ -45850,7 +48447,7 @@
       </w:rPr>
     </w:lvl>
   </w:abstractNum>
-  <w:abstractNum w:abstractNumId="33" w15:restartNumberingAfterBreak="0">
+  <w:abstractNum w:abstractNumId="36" w15:restartNumberingAfterBreak="0">
     <w:nsid w:val="65E37CC0"/>
     <w:multiLevelType w:val="multilevel"/>
     <w:tmpl w:val="57DCE3FE"/>
@@ -45999,7 +48596,7 @@
       </w:rPr>
     </w:lvl>
   </w:abstractNum>
-  <w:abstractNum w:abstractNumId="34" w15:restartNumberingAfterBreak="0">
+  <w:abstractNum w:abstractNumId="37" w15:restartNumberingAfterBreak="0">
     <w:nsid w:val="65FD75AB"/>
     <w:multiLevelType w:val="multilevel"/>
     <w:tmpl w:val="00BC8B98"/>
@@ -46148,7 +48745,7 @@
       </w:rPr>
     </w:lvl>
   </w:abstractNum>
-  <w:abstractNum w:abstractNumId="35" w15:restartNumberingAfterBreak="0">
+  <w:abstractNum w:abstractNumId="38" w15:restartNumberingAfterBreak="0">
     <w:nsid w:val="69664257"/>
     <w:multiLevelType w:val="multilevel"/>
     <w:tmpl w:val="8EF82F28"/>
@@ -46297,7 +48894,7 @@
       </w:rPr>
     </w:lvl>
   </w:abstractNum>
-  <w:abstractNum w:abstractNumId="36" w15:restartNumberingAfterBreak="0">
+  <w:abstractNum w:abstractNumId="39" w15:restartNumberingAfterBreak="0">
     <w:nsid w:val="6C7D347A"/>
     <w:multiLevelType w:val="multilevel"/>
     <w:tmpl w:val="B26A167E"/>
@@ -46446,7 +49043,7 @@
       </w:rPr>
     </w:lvl>
   </w:abstractNum>
-  <w:abstractNum w:abstractNumId="37" w15:restartNumberingAfterBreak="0">
+  <w:abstractNum w:abstractNumId="40" w15:restartNumberingAfterBreak="0">
     <w:nsid w:val="6F73596E"/>
     <w:multiLevelType w:val="multilevel"/>
     <w:tmpl w:val="28E2C790"/>
@@ -46595,7 +49192,7 @@
       </w:rPr>
     </w:lvl>
   </w:abstractNum>
-  <w:abstractNum w:abstractNumId="38" w15:restartNumberingAfterBreak="0">
+  <w:abstractNum w:abstractNumId="41" w15:restartNumberingAfterBreak="0">
     <w:nsid w:val="701E0589"/>
     <w:multiLevelType w:val="multilevel"/>
     <w:tmpl w:val="09463D78"/>
@@ -46744,123 +49341,10 @@
       </w:rPr>
     </w:lvl>
   </w:abstractNum>
-  <w:abstractNum w:abstractNumId="39" w15:restartNumberingAfterBreak="0">
-    <w:nsid w:val="708F7F97"/>
+  <w:abstractNum w:abstractNumId="42" w15:restartNumberingAfterBreak="0">
+    <w:nsid w:val="70280159"/>
     <w:multiLevelType w:val="multilevel"/>
-    <w:tmpl w:val="33B4DCD4"/>
-    <w:lvl w:ilvl="0">
-      <w:start w:val="1"/>
-      <w:numFmt w:val="decimal"/>
-      <w:lvlText w:val="%1."/>
-      <w:lvlJc w:val="left"/>
-      <w:pPr>
-        <w:tabs>
-          <w:tab w:val="num" w:pos="720"/>
-        </w:tabs>
-        <w:ind w:left="720" w:hanging="360"/>
-      </w:pPr>
-    </w:lvl>
-    <w:lvl w:ilvl="1" w:tentative="1">
-      <w:start w:val="1"/>
-      <w:numFmt w:val="decimal"/>
-      <w:lvlText w:val="%2."/>
-      <w:lvlJc w:val="left"/>
-      <w:pPr>
-        <w:tabs>
-          <w:tab w:val="num" w:pos="1440"/>
-        </w:tabs>
-        <w:ind w:left="1440" w:hanging="360"/>
-      </w:pPr>
-    </w:lvl>
-    <w:lvl w:ilvl="2" w:tentative="1">
-      <w:start w:val="1"/>
-      <w:numFmt w:val="decimal"/>
-      <w:lvlText w:val="%3."/>
-      <w:lvlJc w:val="left"/>
-      <w:pPr>
-        <w:tabs>
-          <w:tab w:val="num" w:pos="2160"/>
-        </w:tabs>
-        <w:ind w:left="2160" w:hanging="360"/>
-      </w:pPr>
-    </w:lvl>
-    <w:lvl w:ilvl="3" w:tentative="1">
-      <w:start w:val="1"/>
-      <w:numFmt w:val="decimal"/>
-      <w:lvlText w:val="%4."/>
-      <w:lvlJc w:val="left"/>
-      <w:pPr>
-        <w:tabs>
-          <w:tab w:val="num" w:pos="2880"/>
-        </w:tabs>
-        <w:ind w:left="2880" w:hanging="360"/>
-      </w:pPr>
-    </w:lvl>
-    <w:lvl w:ilvl="4" w:tentative="1">
-      <w:start w:val="1"/>
-      <w:numFmt w:val="decimal"/>
-      <w:lvlText w:val="%5."/>
-      <w:lvlJc w:val="left"/>
-      <w:pPr>
-        <w:tabs>
-          <w:tab w:val="num" w:pos="3600"/>
-        </w:tabs>
-        <w:ind w:left="3600" w:hanging="360"/>
-      </w:pPr>
-    </w:lvl>
-    <w:lvl w:ilvl="5" w:tentative="1">
-      <w:start w:val="1"/>
-      <w:numFmt w:val="decimal"/>
-      <w:lvlText w:val="%6."/>
-      <w:lvlJc w:val="left"/>
-      <w:pPr>
-        <w:tabs>
-          <w:tab w:val="num" w:pos="4320"/>
-        </w:tabs>
-        <w:ind w:left="4320" w:hanging="360"/>
-      </w:pPr>
-    </w:lvl>
-    <w:lvl w:ilvl="6" w:tentative="1">
-      <w:start w:val="1"/>
-      <w:numFmt w:val="decimal"/>
-      <w:lvlText w:val="%7."/>
-      <w:lvlJc w:val="left"/>
-      <w:pPr>
-        <w:tabs>
-          <w:tab w:val="num" w:pos="5040"/>
-        </w:tabs>
-        <w:ind w:left="5040" w:hanging="360"/>
-      </w:pPr>
-    </w:lvl>
-    <w:lvl w:ilvl="7" w:tentative="1">
-      <w:start w:val="1"/>
-      <w:numFmt w:val="decimal"/>
-      <w:lvlText w:val="%8."/>
-      <w:lvlJc w:val="left"/>
-      <w:pPr>
-        <w:tabs>
-          <w:tab w:val="num" w:pos="5760"/>
-        </w:tabs>
-        <w:ind w:left="5760" w:hanging="360"/>
-      </w:pPr>
-    </w:lvl>
-    <w:lvl w:ilvl="8" w:tentative="1">
-      <w:start w:val="1"/>
-      <w:numFmt w:val="decimal"/>
-      <w:lvlText w:val="%9."/>
-      <w:lvlJc w:val="left"/>
-      <w:pPr>
-        <w:tabs>
-          <w:tab w:val="num" w:pos="6480"/>
-        </w:tabs>
-        <w:ind w:left="6480" w:hanging="360"/>
-      </w:pPr>
-    </w:lvl>
-  </w:abstractNum>
-  <w:abstractNum w:abstractNumId="40" w15:restartNumberingAfterBreak="0">
-    <w:nsid w:val="71A10849"/>
-    <w:multiLevelType w:val="multilevel"/>
-    <w:tmpl w:val="0AC46A9E"/>
+    <w:tmpl w:val="BBA8CD90"/>
     <w:lvl w:ilvl="0">
       <w:start w:val="1"/>
       <w:numFmt w:val="bullet"/>
@@ -47006,10 +49490,123 @@
       </w:rPr>
     </w:lvl>
   </w:abstractNum>
-  <w:abstractNum w:abstractNumId="41" w15:restartNumberingAfterBreak="0">
-    <w:nsid w:val="74A35078"/>
+  <w:abstractNum w:abstractNumId="43" w15:restartNumberingAfterBreak="0">
+    <w:nsid w:val="708F7F97"/>
     <w:multiLevelType w:val="multilevel"/>
-    <w:tmpl w:val="A2F889A8"/>
+    <w:tmpl w:val="33B4DCD4"/>
+    <w:lvl w:ilvl="0">
+      <w:start w:val="1"/>
+      <w:numFmt w:val="decimal"/>
+      <w:lvlText w:val="%1."/>
+      <w:lvlJc w:val="left"/>
+      <w:pPr>
+        <w:tabs>
+          <w:tab w:val="num" w:pos="720"/>
+        </w:tabs>
+        <w:ind w:left="720" w:hanging="360"/>
+      </w:pPr>
+    </w:lvl>
+    <w:lvl w:ilvl="1" w:tentative="1">
+      <w:start w:val="1"/>
+      <w:numFmt w:val="decimal"/>
+      <w:lvlText w:val="%2."/>
+      <w:lvlJc w:val="left"/>
+      <w:pPr>
+        <w:tabs>
+          <w:tab w:val="num" w:pos="1440"/>
+        </w:tabs>
+        <w:ind w:left="1440" w:hanging="360"/>
+      </w:pPr>
+    </w:lvl>
+    <w:lvl w:ilvl="2" w:tentative="1">
+      <w:start w:val="1"/>
+      <w:numFmt w:val="decimal"/>
+      <w:lvlText w:val="%3."/>
+      <w:lvlJc w:val="left"/>
+      <w:pPr>
+        <w:tabs>
+          <w:tab w:val="num" w:pos="2160"/>
+        </w:tabs>
+        <w:ind w:left="2160" w:hanging="360"/>
+      </w:pPr>
+    </w:lvl>
+    <w:lvl w:ilvl="3" w:tentative="1">
+      <w:start w:val="1"/>
+      <w:numFmt w:val="decimal"/>
+      <w:lvlText w:val="%4."/>
+      <w:lvlJc w:val="left"/>
+      <w:pPr>
+        <w:tabs>
+          <w:tab w:val="num" w:pos="2880"/>
+        </w:tabs>
+        <w:ind w:left="2880" w:hanging="360"/>
+      </w:pPr>
+    </w:lvl>
+    <w:lvl w:ilvl="4" w:tentative="1">
+      <w:start w:val="1"/>
+      <w:numFmt w:val="decimal"/>
+      <w:lvlText w:val="%5."/>
+      <w:lvlJc w:val="left"/>
+      <w:pPr>
+        <w:tabs>
+          <w:tab w:val="num" w:pos="3600"/>
+        </w:tabs>
+        <w:ind w:left="3600" w:hanging="360"/>
+      </w:pPr>
+    </w:lvl>
+    <w:lvl w:ilvl="5" w:tentative="1">
+      <w:start w:val="1"/>
+      <w:numFmt w:val="decimal"/>
+      <w:lvlText w:val="%6."/>
+      <w:lvlJc w:val="left"/>
+      <w:pPr>
+        <w:tabs>
+          <w:tab w:val="num" w:pos="4320"/>
+        </w:tabs>
+        <w:ind w:left="4320" w:hanging="360"/>
+      </w:pPr>
+    </w:lvl>
+    <w:lvl w:ilvl="6" w:tentative="1">
+      <w:start w:val="1"/>
+      <w:numFmt w:val="decimal"/>
+      <w:lvlText w:val="%7."/>
+      <w:lvlJc w:val="left"/>
+      <w:pPr>
+        <w:tabs>
+          <w:tab w:val="num" w:pos="5040"/>
+        </w:tabs>
+        <w:ind w:left="5040" w:hanging="360"/>
+      </w:pPr>
+    </w:lvl>
+    <w:lvl w:ilvl="7" w:tentative="1">
+      <w:start w:val="1"/>
+      <w:numFmt w:val="decimal"/>
+      <w:lvlText w:val="%8."/>
+      <w:lvlJc w:val="left"/>
+      <w:pPr>
+        <w:tabs>
+          <w:tab w:val="num" w:pos="5760"/>
+        </w:tabs>
+        <w:ind w:left="5760" w:hanging="360"/>
+      </w:pPr>
+    </w:lvl>
+    <w:lvl w:ilvl="8" w:tentative="1">
+      <w:start w:val="1"/>
+      <w:numFmt w:val="decimal"/>
+      <w:lvlText w:val="%9."/>
+      <w:lvlJc w:val="left"/>
+      <w:pPr>
+        <w:tabs>
+          <w:tab w:val="num" w:pos="6480"/>
+        </w:tabs>
+        <w:ind w:left="6480" w:hanging="360"/>
+      </w:pPr>
+    </w:lvl>
+  </w:abstractNum>
+  <w:abstractNum w:abstractNumId="44" w15:restartNumberingAfterBreak="0">
+    <w:nsid w:val="71A10849"/>
+    <w:multiLevelType w:val="multilevel"/>
+    <w:tmpl w:val="0AC46A9E"/>
     <w:lvl w:ilvl="0">
       <w:start w:val="1"/>
       <w:numFmt w:val="bullet"/>
@@ -47155,10 +49752,10 @@
       </w:rPr>
     </w:lvl>
   </w:abstractNum>
-  <w:abstractNum w:abstractNumId="42" w15:restartNumberingAfterBreak="0">
-    <w:nsid w:val="78273F73"/>
+  <w:abstractNum w:abstractNumId="45" w15:restartNumberingAfterBreak="0">
+    <w:nsid w:val="74A35078"/>
     <w:multiLevelType w:val="multilevel"/>
-    <w:tmpl w:val="B7DC001A"/>
+    <w:tmpl w:val="A2F889A8"/>
     <w:lvl w:ilvl="0">
       <w:start w:val="1"/>
       <w:numFmt w:val="bullet"/>
@@ -47304,7 +49901,156 @@
       </w:rPr>
     </w:lvl>
   </w:abstractNum>
-  <w:abstractNum w:abstractNumId="43" w15:restartNumberingAfterBreak="0">
+  <w:abstractNum w:abstractNumId="46" w15:restartNumberingAfterBreak="0">
+    <w:nsid w:val="78273F73"/>
+    <w:multiLevelType w:val="multilevel"/>
+    <w:tmpl w:val="B7DC001A"/>
+    <w:lvl w:ilvl="0">
+      <w:start w:val="1"/>
+      <w:numFmt w:val="bullet"/>
+      <w:lvlText w:val=""/>
+      <w:lvlJc w:val="left"/>
+      <w:pPr>
+        <w:tabs>
+          <w:tab w:val="num" w:pos="720"/>
+        </w:tabs>
+        <w:ind w:left="720" w:hanging="360"/>
+      </w:pPr>
+      <w:rPr>
+        <w:rFonts w:ascii="Symbol" w:hAnsi="Symbol" w:hint="default"/>
+        <w:sz w:val="20"/>
+      </w:rPr>
+    </w:lvl>
+    <w:lvl w:ilvl="1" w:tentative="1">
+      <w:start w:val="1"/>
+      <w:numFmt w:val="bullet"/>
+      <w:lvlText w:val="o"/>
+      <w:lvlJc w:val="left"/>
+      <w:pPr>
+        <w:tabs>
+          <w:tab w:val="num" w:pos="1440"/>
+        </w:tabs>
+        <w:ind w:left="1440" w:hanging="360"/>
+      </w:pPr>
+      <w:rPr>
+        <w:rFonts w:ascii="Courier New" w:hAnsi="Courier New" w:hint="default"/>
+        <w:sz w:val="20"/>
+      </w:rPr>
+    </w:lvl>
+    <w:lvl w:ilvl="2" w:tentative="1">
+      <w:start w:val="1"/>
+      <w:numFmt w:val="bullet"/>
+      <w:lvlText w:val=""/>
+      <w:lvlJc w:val="left"/>
+      <w:pPr>
+        <w:tabs>
+          <w:tab w:val="num" w:pos="2160"/>
+        </w:tabs>
+        <w:ind w:left="2160" w:hanging="360"/>
+      </w:pPr>
+      <w:rPr>
+        <w:rFonts w:ascii="Wingdings" w:hAnsi="Wingdings" w:hint="default"/>
+        <w:sz w:val="20"/>
+      </w:rPr>
+    </w:lvl>
+    <w:lvl w:ilvl="3" w:tentative="1">
+      <w:start w:val="1"/>
+      <w:numFmt w:val="bullet"/>
+      <w:lvlText w:val=""/>
+      <w:lvlJc w:val="left"/>
+      <w:pPr>
+        <w:tabs>
+          <w:tab w:val="num" w:pos="2880"/>
+        </w:tabs>
+        <w:ind w:left="2880" w:hanging="360"/>
+      </w:pPr>
+      <w:rPr>
+        <w:rFonts w:ascii="Wingdings" w:hAnsi="Wingdings" w:hint="default"/>
+        <w:sz w:val="20"/>
+      </w:rPr>
+    </w:lvl>
+    <w:lvl w:ilvl="4" w:tentative="1">
+      <w:start w:val="1"/>
+      <w:numFmt w:val="bullet"/>
+      <w:lvlText w:val=""/>
+      <w:lvlJc w:val="left"/>
+      <w:pPr>
+        <w:tabs>
+          <w:tab w:val="num" w:pos="3600"/>
+        </w:tabs>
+        <w:ind w:left="3600" w:hanging="360"/>
+      </w:pPr>
+      <w:rPr>
+        <w:rFonts w:ascii="Wingdings" w:hAnsi="Wingdings" w:hint="default"/>
+        <w:sz w:val="20"/>
+      </w:rPr>
+    </w:lvl>
+    <w:lvl w:ilvl="5" w:tentative="1">
+      <w:start w:val="1"/>
+      <w:numFmt w:val="bullet"/>
+      <w:lvlText w:val=""/>
+      <w:lvlJc w:val="left"/>
+      <w:pPr>
+        <w:tabs>
+          <w:tab w:val="num" w:pos="4320"/>
+        </w:tabs>
+        <w:ind w:left="4320" w:hanging="360"/>
+      </w:pPr>
+      <w:rPr>
+        <w:rFonts w:ascii="Wingdings" w:hAnsi="Wingdings" w:hint="default"/>
+        <w:sz w:val="20"/>
+      </w:rPr>
+    </w:lvl>
+    <w:lvl w:ilvl="6" w:tentative="1">
+      <w:start w:val="1"/>
+      <w:numFmt w:val="bullet"/>
+      <w:lvlText w:val=""/>
+      <w:lvlJc w:val="left"/>
+      <w:pPr>
+        <w:tabs>
+          <w:tab w:val="num" w:pos="5040"/>
+        </w:tabs>
+        <w:ind w:left="5040" w:hanging="360"/>
+      </w:pPr>
+      <w:rPr>
+        <w:rFonts w:ascii="Wingdings" w:hAnsi="Wingdings" w:hint="default"/>
+        <w:sz w:val="20"/>
+      </w:rPr>
+    </w:lvl>
+    <w:lvl w:ilvl="7" w:tentative="1">
+      <w:start w:val="1"/>
+      <w:numFmt w:val="bullet"/>
+      <w:lvlText w:val=""/>
+      <w:lvlJc w:val="left"/>
+      <w:pPr>
+        <w:tabs>
+          <w:tab w:val="num" w:pos="5760"/>
+        </w:tabs>
+        <w:ind w:left="5760" w:hanging="360"/>
+      </w:pPr>
+      <w:rPr>
+        <w:rFonts w:ascii="Wingdings" w:hAnsi="Wingdings" w:hint="default"/>
+        <w:sz w:val="20"/>
+      </w:rPr>
+    </w:lvl>
+    <w:lvl w:ilvl="8" w:tentative="1">
+      <w:start w:val="1"/>
+      <w:numFmt w:val="bullet"/>
+      <w:lvlText w:val=""/>
+      <w:lvlJc w:val="left"/>
+      <w:pPr>
+        <w:tabs>
+          <w:tab w:val="num" w:pos="6480"/>
+        </w:tabs>
+        <w:ind w:left="6480" w:hanging="360"/>
+      </w:pPr>
+      <w:rPr>
+        <w:rFonts w:ascii="Wingdings" w:hAnsi="Wingdings" w:hint="default"/>
+        <w:sz w:val="20"/>
+      </w:rPr>
+    </w:lvl>
+  </w:abstractNum>
+  <w:abstractNum w:abstractNumId="47" w15:restartNumberingAfterBreak="0">
     <w:nsid w:val="7B7B0205"/>
     <w:multiLevelType w:val="multilevel"/>
     <w:tmpl w:val="5770F4D6"/>
@@ -47449,7 +50195,7 @@
       </w:rPr>
     </w:lvl>
   </w:abstractNum>
-  <w:abstractNum w:abstractNumId="44" w15:restartNumberingAfterBreak="0">
+  <w:abstractNum w:abstractNumId="48" w15:restartNumberingAfterBreak="0">
     <w:nsid w:val="7C1332AA"/>
     <w:multiLevelType w:val="multilevel"/>
     <w:tmpl w:val="BD8A0472"/>
@@ -47598,7 +50344,7 @@
       </w:rPr>
     </w:lvl>
   </w:abstractNum>
-  <w:abstractNum w:abstractNumId="45" w15:restartNumberingAfterBreak="0">
+  <w:abstractNum w:abstractNumId="49" w15:restartNumberingAfterBreak="0">
     <w:nsid w:val="7EE6079B"/>
     <w:multiLevelType w:val="multilevel"/>
     <w:tmpl w:val="0C2E7F9C"/>
@@ -47748,19 +50494,19 @@
     </w:lvl>
   </w:abstractNum>
   <w:num w:numId="1" w16cid:durableId="759062708">
-    <w:abstractNumId w:val="26"/>
+    <w:abstractNumId w:val="29"/>
   </w:num>
   <w:num w:numId="2" w16cid:durableId="1310943338">
-    <w:abstractNumId w:val="35"/>
+    <w:abstractNumId w:val="38"/>
   </w:num>
   <w:num w:numId="3" w16cid:durableId="1006438770">
-    <w:abstractNumId w:val="11"/>
+    <w:abstractNumId w:val="12"/>
   </w:num>
   <w:num w:numId="4" w16cid:durableId="255402869">
-    <w:abstractNumId w:val="28"/>
+    <w:abstractNumId w:val="31"/>
   </w:num>
   <w:num w:numId="5" w16cid:durableId="1850411811">
-    <w:abstractNumId w:val="28"/>
+    <w:abstractNumId w:val="31"/>
     <w:lvlOverride w:ilvl="1">
       <w:lvl w:ilvl="1">
         <w:numFmt w:val="bullet"/>
@@ -47783,34 +50529,34 @@
     <w:abstractNumId w:val="7"/>
   </w:num>
   <w:num w:numId="7" w16cid:durableId="557520080">
-    <w:abstractNumId w:val="36"/>
+    <w:abstractNumId w:val="39"/>
   </w:num>
   <w:num w:numId="8" w16cid:durableId="718750009">
-    <w:abstractNumId w:val="32"/>
+    <w:abstractNumId w:val="35"/>
   </w:num>
   <w:num w:numId="9" w16cid:durableId="1519351015">
     <w:abstractNumId w:val="6"/>
   </w:num>
   <w:num w:numId="10" w16cid:durableId="1705404271">
-    <w:abstractNumId w:val="15"/>
+    <w:abstractNumId w:val="18"/>
   </w:num>
   <w:num w:numId="11" w16cid:durableId="243035266">
-    <w:abstractNumId w:val="27"/>
+    <w:abstractNumId w:val="30"/>
   </w:num>
   <w:num w:numId="12" w16cid:durableId="422841495">
-    <w:abstractNumId w:val="39"/>
+    <w:abstractNumId w:val="43"/>
   </w:num>
   <w:num w:numId="13" w16cid:durableId="1896966236">
-    <w:abstractNumId w:val="45"/>
+    <w:abstractNumId w:val="49"/>
   </w:num>
   <w:num w:numId="14" w16cid:durableId="98646299">
-    <w:abstractNumId w:val="19"/>
+    <w:abstractNumId w:val="22"/>
   </w:num>
   <w:num w:numId="15" w16cid:durableId="469397226">
-    <w:abstractNumId w:val="43"/>
+    <w:abstractNumId w:val="47"/>
   </w:num>
   <w:num w:numId="16" w16cid:durableId="530848471">
-    <w:abstractNumId w:val="43"/>
+    <w:abstractNumId w:val="47"/>
     <w:lvlOverride w:ilvl="1">
       <w:lvl w:ilvl="1">
         <w:numFmt w:val="bullet"/>
@@ -47833,40 +50579,40 @@
     <w:abstractNumId w:val="1"/>
   </w:num>
   <w:num w:numId="18" w16cid:durableId="1121648778">
-    <w:abstractNumId w:val="40"/>
+    <w:abstractNumId w:val="44"/>
   </w:num>
   <w:num w:numId="19" w16cid:durableId="1798405459">
-    <w:abstractNumId w:val="24"/>
+    <w:abstractNumId w:val="27"/>
   </w:num>
   <w:num w:numId="20" w16cid:durableId="369377980">
-    <w:abstractNumId w:val="42"/>
+    <w:abstractNumId w:val="46"/>
   </w:num>
   <w:num w:numId="21" w16cid:durableId="2107267468">
-    <w:abstractNumId w:val="16"/>
+    <w:abstractNumId w:val="19"/>
   </w:num>
   <w:num w:numId="22" w16cid:durableId="956447349">
     <w:abstractNumId w:val="4"/>
   </w:num>
   <w:num w:numId="23" w16cid:durableId="772238333">
-    <w:abstractNumId w:val="25"/>
+    <w:abstractNumId w:val="28"/>
   </w:num>
   <w:num w:numId="24" w16cid:durableId="458494164">
     <w:abstractNumId w:val="9"/>
   </w:num>
   <w:num w:numId="25" w16cid:durableId="1773164749">
+    <w:abstractNumId w:val="37"/>
+  </w:num>
+  <w:num w:numId="26" w16cid:durableId="939753068">
     <w:abstractNumId w:val="34"/>
   </w:num>
-  <w:num w:numId="26" w16cid:durableId="939753068">
-    <w:abstractNumId w:val="31"/>
-  </w:num>
   <w:num w:numId="27" w16cid:durableId="1304775643">
-    <w:abstractNumId w:val="23"/>
+    <w:abstractNumId w:val="26"/>
   </w:num>
   <w:num w:numId="28" w16cid:durableId="1929651378">
-    <w:abstractNumId w:val="13"/>
+    <w:abstractNumId w:val="16"/>
   </w:num>
   <w:num w:numId="29" w16cid:durableId="452015311">
-    <w:abstractNumId w:val="33"/>
+    <w:abstractNumId w:val="36"/>
   </w:num>
   <w:num w:numId="30" w16cid:durableId="237250342">
     <w:abstractNumId w:val="8"/>
@@ -47875,55 +50621,67 @@
     <w:abstractNumId w:val="5"/>
   </w:num>
   <w:num w:numId="32" w16cid:durableId="1457868235">
-    <w:abstractNumId w:val="29"/>
+    <w:abstractNumId w:val="32"/>
   </w:num>
   <w:num w:numId="33" w16cid:durableId="243613259">
-    <w:abstractNumId w:val="17"/>
+    <w:abstractNumId w:val="20"/>
   </w:num>
   <w:num w:numId="34" w16cid:durableId="731736327">
-    <w:abstractNumId w:val="22"/>
+    <w:abstractNumId w:val="25"/>
   </w:num>
   <w:num w:numId="35" w16cid:durableId="1502239305">
-    <w:abstractNumId w:val="38"/>
+    <w:abstractNumId w:val="41"/>
   </w:num>
   <w:num w:numId="36" w16cid:durableId="1814715117">
-    <w:abstractNumId w:val="12"/>
+    <w:abstractNumId w:val="14"/>
   </w:num>
   <w:num w:numId="37" w16cid:durableId="1206608">
-    <w:abstractNumId w:val="30"/>
+    <w:abstractNumId w:val="33"/>
   </w:num>
   <w:num w:numId="38" w16cid:durableId="717553716">
-    <w:abstractNumId w:val="37"/>
+    <w:abstractNumId w:val="40"/>
   </w:num>
   <w:num w:numId="39" w16cid:durableId="1984575164">
-    <w:abstractNumId w:val="44"/>
+    <w:abstractNumId w:val="48"/>
   </w:num>
   <w:num w:numId="40" w16cid:durableId="1002581635">
     <w:abstractNumId w:val="0"/>
   </w:num>
   <w:num w:numId="41" w16cid:durableId="601062722">
-    <w:abstractNumId w:val="14"/>
+    <w:abstractNumId w:val="17"/>
   </w:num>
   <w:num w:numId="42" w16cid:durableId="1506898910">
-    <w:abstractNumId w:val="18"/>
+    <w:abstractNumId w:val="21"/>
   </w:num>
   <w:num w:numId="43" w16cid:durableId="873807742">
-    <w:abstractNumId w:val="41"/>
+    <w:abstractNumId w:val="45"/>
   </w:num>
   <w:num w:numId="44" w16cid:durableId="623586886">
     <w:abstractNumId w:val="3"/>
   </w:num>
   <w:num w:numId="45" w16cid:durableId="1217472777">
-    <w:abstractNumId w:val="21"/>
+    <w:abstractNumId w:val="24"/>
   </w:num>
   <w:num w:numId="46" w16cid:durableId="982781338">
-    <w:abstractNumId w:val="20"/>
+    <w:abstractNumId w:val="23"/>
   </w:num>
   <w:num w:numId="47" w16cid:durableId="496653411">
     <w:abstractNumId w:val="2"/>
   </w:num>
   <w:num w:numId="48" w16cid:durableId="1671054693">
     <w:abstractNumId w:val="10"/>
+  </w:num>
+  <w:num w:numId="49" w16cid:durableId="693532584">
+    <w:abstractNumId w:val="11"/>
+  </w:num>
+  <w:num w:numId="50" w16cid:durableId="219484027">
+    <w:abstractNumId w:val="15"/>
+  </w:num>
+  <w:num w:numId="51" w16cid:durableId="583296032">
+    <w:abstractNumId w:val="13"/>
+  </w:num>
+  <w:num w:numId="52" w16cid:durableId="1692075053">
+    <w:abstractNumId w:val="42"/>
   </w:num>
 </w:numbering>
 </file>
@@ -48427,6 +51185,7 @@
   <w:style w:type="character" w:default="1" w:styleId="a0">
     <w:name w:val="Default Paragraph Font"/>
     <w:uiPriority w:val="1"/>
+    <w:semiHidden/>
     <w:unhideWhenUsed/>
   </w:style>
   <w:style w:type="table" w:default="1" w:styleId="a1">
@@ -48606,6 +51365,69 @@
     <w:uiPriority w:val="99"/>
     <w:semiHidden/>
     <w:rsid w:val="00220695"/>
+  </w:style>
+  <w:style w:type="paragraph" w:styleId="aa">
+    <w:name w:val="header"/>
+    <w:basedOn w:val="a"/>
+    <w:link w:val="ab"/>
+    <w:uiPriority w:val="99"/>
+    <w:unhideWhenUsed/>
+    <w:rsid w:val="0067593C"/>
+    <w:pPr>
+      <w:tabs>
+        <w:tab w:val="center" w:pos="4153"/>
+        <w:tab w:val="right" w:pos="8306"/>
+      </w:tabs>
+      <w:snapToGrid w:val="0"/>
+      <w:spacing w:line="240" w:lineRule="auto"/>
+      <w:jc w:val="center"/>
+    </w:pPr>
+    <w:rPr>
+      <w:sz w:val="18"/>
+      <w:szCs w:val="18"/>
+    </w:rPr>
+  </w:style>
+  <w:style w:type="character" w:customStyle="1" w:styleId="ab">
+    <w:name w:val="页眉 字符"/>
+    <w:basedOn w:val="a0"/>
+    <w:link w:val="aa"/>
+    <w:uiPriority w:val="99"/>
+    <w:rsid w:val="0067593C"/>
+    <w:rPr>
+      <w:sz w:val="18"/>
+      <w:szCs w:val="18"/>
+    </w:rPr>
+  </w:style>
+  <w:style w:type="paragraph" w:styleId="ac">
+    <w:name w:val="footer"/>
+    <w:basedOn w:val="a"/>
+    <w:link w:val="ad"/>
+    <w:uiPriority w:val="99"/>
+    <w:unhideWhenUsed/>
+    <w:rsid w:val="0067593C"/>
+    <w:pPr>
+      <w:tabs>
+        <w:tab w:val="center" w:pos="4153"/>
+        <w:tab w:val="right" w:pos="8306"/>
+      </w:tabs>
+      <w:snapToGrid w:val="0"/>
+      <w:spacing w:line="240" w:lineRule="auto"/>
+    </w:pPr>
+    <w:rPr>
+      <w:sz w:val="18"/>
+      <w:szCs w:val="18"/>
+    </w:rPr>
+  </w:style>
+  <w:style w:type="character" w:customStyle="1" w:styleId="ad">
+    <w:name w:val="页脚 字符"/>
+    <w:basedOn w:val="a0"/>
+    <w:link w:val="ac"/>
+    <w:uiPriority w:val="99"/>
+    <w:rsid w:val="0067593C"/>
+    <w:rPr>
+      <w:sz w:val="18"/>
+      <w:szCs w:val="18"/>
+    </w:rPr>
   </w:style>
 </w:styles>
 </file>
